--- a/כתב הגנה - עמידר נ' טדילה וונדימאג'ן - נוסח מאופק.docx
+++ b/כתב הגנה - עמידר נ' טדילה וונדימאג'ן - נוסח מאופק.docx
@@ -351,7 +351,7 @@
           <w:rtl w:val="1"/>
           <w:lang w:bidi="he-IL"/>
         </w:rPr>
-        <w:t>הנתבעת מתכבדת להגיש כתב הגנה מטעמה. כל הטענות הנטענות בכתב התביעה מוכחשות, למעט אם צוין במפורש אחרת. בכתב הגנה זה: הדירה ברח' צה"ל 72/6, פתח תקווה – "הדירה"; מר מנבר וונדימאג'ן ז"ל, אביה של הנתבעת ובעל החוזה – "המנוח"; הטפסים שבנספח 2 – "טופסי הביקור"; והמסמך שבנספח 4 – "הפרוטוקול".</w:t>
+        <w:t>הנתבעת מתכבדת להגיש כתב הגנה מטעמה. כל הטענות הנטענות בכתב התביעה מוכחשות, למעט אם צוין במפורש אחרת. בכתב הגנה זה: "הדירה" היא הדירה ברח' צה"ל 72/6, פתח תקווה; "המנוח" הוא מר מנבר וונדימאג'ן ז"ל, אביה של הנתבעת ובעל החוזה; "טופסי הביקור" הם הטפסים שבנספח 2; ו"הפרוטוקול" הוא המסמך שבנספח 4.</w:t>
       </w:r>
     </w:p>
     <w:p>
@@ -373,7 +373,7 @@
           <w:rtl w:val="1"/>
           <w:lang w:bidi="he-IL"/>
         </w:rPr>
-        <w:t>חלק שני – עיקר הטענות</w:t>
+        <w:t>חלק שני: עיקר הטענות</w:t>
       </w:r>
     </w:p>
     <w:p>
@@ -418,7 +418,7 @@
           <w:rtl w:val="1"/>
           <w:lang w:bidi="he-IL"/>
         </w:rPr>
-        <w:t>הנתבעת מתגוררת בדירה מאז ילדותה. אביה, בעל החוזה, הלך לעולמו ביום 16.2.2024, והתובעת עותרת לסלקה מן הדירה בטענה כי "פלשה" אליה. טענה זו אינה מתיישבת עם מסמכי התובעת עצמה. הסעד המבוקש נשען כל כולו על החלטה מנהלית אחת – החלטת ועדת הלגליזציה מיום 2.9.2024 – הלוקה בשלושה פגמים, שכל אחד מהם עומד בפני עצמו.</w:t>
+        <w:t>הנתבעת מתגוררת בדירה מאז ילדותה. אביה, בעל החוזה, הלך לעולמו ביום 16.2.2024, והתובעת עותרת לסלקה מן הדירה בטענה כי "פלשה" אליה. טענה זו אינה מתיישבת עם מסמכי התובעת עצמה. הסעד המבוקש נשען כל כולו על החלטה מנהלית אחת, היא החלטת ועדת הלגליזציה מיום 2.9.2024, הלוקה בשלושה פגמים שכל אחד מהם עומד בפני עצמו.</w:t>
       </w:r>
     </w:p>
     <w:p>
@@ -466,7 +466,7 @@
           <w:rtl w:val="1"/>
           <w:lang w:bidi="he-IL"/>
         </w:rPr>
-        <w:t>". סעיף 1 לחוק זכויות הדייר בדיור הציבורי, התשנ"ח-1998, נוקב בשלוש שנים בסמוך למועד הפטירה. רשות המחילה על אדם מבחן מחמיר מזה שקבע המחוקק – החלטתה אינה יכולה לעמוד.</w:t>
+        <w:t>". סעיף 1 לחוק זכויות הדייר בדיור הציבורי, התשנ"ח-1998, נוקב בשלוש שנים בסמוך למועד הפטירה. רשות המחילה על אדם מבחן מחמיר מזה שקבע המחוקק, החלטתה אינה יכולה לעמוד.</w:t>
       </w:r>
     </w:p>
     <w:p>
@@ -489,7 +489,7 @@
           <w:rtl w:val="1"/>
           <w:lang w:bidi="he-IL"/>
         </w:rPr>
-        <w:t xml:space="preserve">שנית, תבחיני הזכאות לא נבדקו כלל. בפרוטוקול קבועה טבלה שבה נדרש סגן מנהל מרכז השירות לציין את ממצאיו בסעיפי "חסר דירה", "מומש סיוע בשכ"ד", "כתובות" ו"גבולות". הטבלה נותרה, בכל שורותיה, ללא כל סימון; שם סגן המנהל וחתימתו נותרו ריקים אף הם. משכך, הקביעה שבסעיף 19 לכתב התביעה, ולפיה לא עמדה הנתבעת בנטל התבחינים המצטברים, אינה קביעה – </w:t>
+        <w:t xml:space="preserve">שנית, תבחיני הזכאות לא נבדקו כלל. בפרוטוקול קבועה טבלה שבה נדרש סגן מנהל מרכז השירות לציין את ממצאיו בסעיפי "חסר דירה", "מומש סיוע בשכ"ד", "כתובות" ו"גבולות". הטבלה נותרה, בכל שורותיה, ללא כל סימון; שם סגן המנהל וחתימתו נותרו ריקים אף הם. משכך, הקביעה שבסעיף 19 לכתב התביעה, ולפיה לא עמדה הנתבעת בנטל התבחינים המצטברים, אינה קביעה. </w:t>
       </w:r>
       <w:r>
         <w:rPr>
@@ -537,7 +537,7 @@
           <w:rtl w:val="1"/>
           <w:lang w:bidi="he-IL"/>
         </w:rPr>
-        <w:t>שלישית, לא נערך שימוע, לא מולא שדה הנימוקים ולא בוצעה המצאה. אין בפרוטוקול זכר לכך שהנתבעת זומנה, נשמעה או יוצגה. השדה "נימוקים והמלצות" נותר ריק כליל, וכל שנרשם תחת "החלטת הוועדה המחוזית" הן שתי שורות בכתב יד, שאינן מתייחסות לאיזה מן התבחינים. לא הוצגה כל ראיה כי ההחלטה הומצאה לנתבעת או כי הועמדה על זכותה להשיג עליה, ומי שערך את התשתית העובדתית ומי שהכריע על פיה באים מאותו מרכז שירות. החלטה מנהלית הפוגעת בזכות לקורת גג, שהתקבלה כך, בטלה – ובית המשפט הנכבד מתבקש לקבוע כן בדרך של תקיפה עקיפה.</w:t>
+        <w:t>שלישית, לא נערך שימוע, לא מולא שדה הנימוקים ולא בוצעה המצאה. אין בפרוטוקול זכר לכך שהנתבעת זומנה, נשמעה או יוצגה. השדה "נימוקים והמלצות" נותר ריק כליל, וכל שנרשם תחת "החלטת הוועדה המחוזית" הן שתי שורות בכתב יד, שאינן מתייחסות לאיזה מן התבחינים. לא הוצגה כל ראיה כי ההחלטה הומצאה לנתבעת או כי הועמדה על זכותה להשיג עליה. מי שערך את התשתית העובדתית ומי שהכריע על פיה באים מאותו מרכז שירות. החלטה מנהלית הפוגעת בזכות לקורת גג, שהתקבלה כך, בטלה, ובית המשפט הנכבד מתבקש לקבוע כן בדרך של תקיפה עקיפה.</w:t>
       </w:r>
     </w:p>
     <w:p>
@@ -559,7 +559,7 @@
           <w:rtl w:val="1"/>
           <w:lang w:bidi="he-IL"/>
         </w:rPr>
-        <w:t>היעדר עילה – הנתבעת אינה "פולשת"</w:t>
+        <w:t>היעדר עילה: הנתבעת אינה "פולשת"</w:t>
       </w:r>
     </w:p>
     <w:p>
@@ -582,7 +582,7 @@
           <w:rtl w:val="1"/>
           <w:lang w:bidi="he-IL"/>
         </w:rPr>
-        <w:t>מי שהתגוררה בדירה מכוח רשות, ונותרה בה לאחר פטירת בעל החוזה, אינה "פולשת"; לכל היותר עסקינן בבת-רשות שרישיונה פקע, על כל המשתמע מכך לעניין הסעד ולעניין שיקולי הצדק. יצוין כי בטופסי "בדיקת אכלוס וגבייה" מצויה משבצת שכותרתה "חשש לנטישה/נטישה/פלישה", ובאף אחד מהם לא הוקף סימון; וכי התובעת הוסיפה לנהל את חשבון הדירה כחשבון פעיל ולזקוף הנחת מדרוג שתוקפה עד ליום 30.9.2024 – חודשים לאחר הפטירה.</w:t>
+        <w:t>מי שהתגוררה בדירה מכוח רשות, ונותרה בה לאחר פטירת בעל החוזה, אינה "פולשת"; לכל היותר עסקינן בבת-רשות שרישיונה פקע, על כל המשתמע מכך לעניין הסעד ולעניין שיקולי הצדק. יצוין כי בטופסי "בדיקת אכלוס וגבייה" מצויה משבצת שכותרתה "חשש לנטישה/נטישה/פלישה", ובאף אחד מהם לא הוקף סימון; וכי התובעת הוסיפה לנהל את חשבון הדירה כחשבון פעיל ולזקוף הנחת מדרוג שתוקפה עד ליום 30.9.2024, חודשים לאחר הפטירה.</w:t>
       </w:r>
     </w:p>
     <w:p>
@@ -650,7 +650,7 @@
           <w:rtl w:val="1"/>
           <w:lang w:bidi="he-IL"/>
         </w:rPr>
-        <w:t>שנית, ובניגוד לנטען בסעיף 16, אין בטופסי הביקור ובהצהרות המנוח כדי לבסס את התביעה: הטפסים סותרים זה את זה, וההצהרות הן טפסים אחידים שנוסחו בידי התובעת ונחתמו בידי המנוח – לא בידי הנתבעת. הפירוט בחלק השלישי להלן. שלישית, המחלקה לשירותים חברתיים בעיריית פתח תקווה ביקשה בכתב להימנע מהוצאת הנתבעת מן הדירה; ואף אם ייקבע כי אין היא באה בגדר "דייר ממשיך" – ואין זה המצב – מחייבות נסיבותיה בחינה בפני הוועדה המוסמכת לבחינת מקרים חריגים בטרם יינתן סעד של פינוי.</w:t>
+        <w:t>שנית, ובניגוד לנטען בסעיף 16, אין בטופסי הביקור ובהצהרות המנוח כדי לבסס את התביעה: הטפסים סותרים זה את זה, וההצהרות הן טפסים אחידים שנוסחו בידי התובעת ונחתמו בידי המנוח, לא בידי הנתבעת. הפירוט בחלק השלישי להלן. שלישית, המחלקה לשירותים חברתיים בעיריית פתח תקווה ביקשה בכתב להימנע מהוצאת הנתבעת מן הדירה; ואף אם ייקבע כי אין היא באה בגדר "דייר ממשיך" (ואין זה המצב), מחייבות נסיבותיה בחינה בפני הוועדה המוסמכת לבחינת מקרים חריגים בטרם יינתן סעד של פינוי.</w:t>
       </w:r>
     </w:p>
     <w:p>
@@ -718,7 +718,7 @@
           <w:rtl w:val="1"/>
           <w:lang w:bidi="he-IL"/>
         </w:rPr>
-        <w:t>לחלופין, מתבקש בית המשפט הנכבד להורות כי לא יינתן צו פינוי בטרם יובא עניינה של הנתבעת בפני הוועדה המוסמכת לבחינת מקרים חריגים, ובטרם תוסדר לה חלופת דיור הולמת. פינוי אישה נכה בשיעור 100% מביתה היחיד אינו עולה בקנה אחד עם חוק-יסוד: כבוד האדם וחירותו ועם תכליתו של חוק זכויות הדייר בדיור הציבורי. ולחלופי חלופין – לעכב את ביצוע הפינוי לתקופה משמעותית. אשר לעתירה להוצאות מוגברות – דינה להידחות.</w:t>
+        <w:t>לחלופין, מתבקש בית המשפט הנכבד להורות כי לא יינתן צו פינוי בטרם יובא עניינה של הנתבעת בפני הוועדה המוסמכת לבחינת מקרים חריגים, ובטרם תוסדר לה חלופת דיור הולמת. פינוי אישה נכה בשיעור 100% מביתה היחיד אינו עולה בקנה אחד עם חוק-יסוד: כבוד האדם וחירותו ועם תכליתו של חוק זכויות הדייר בדיור הציבורי. ולחלופי חלופין, לעכב את ביצוע הפינוי לתקופה משמעותית. אשר לעתירה להוצאות מוגברות, דינה להידחות.</w:t>
       </w:r>
     </w:p>
     <w:p>
@@ -740,7 +740,7 @@
           <w:rtl w:val="1"/>
           <w:lang w:bidi="he-IL"/>
         </w:rPr>
-        <w:t>חלק שלישי – טיעון עובדתי</w:t>
+        <w:t>חלק שלישי: טיעון עובדתי</w:t>
       </w:r>
     </w:p>
     <w:p>
@@ -785,7 +785,7 @@
           <w:rtl w:val="1"/>
           <w:lang w:bidi="he-IL"/>
         </w:rPr>
-        <w:t>בשנת 1996 נחתם בין התובעת לבין המנוח חוזה שכירות ביחס לדירה, ויום 8.8.1996 נקוב בו כתאריך מסירת החזקה המשוער – הוא גם התאריך המודפס בשדה "תאריך אכלוס" בכל אחד מטופסי הביקור. המנוח, יליד 1943, עלה לישראל מאתיופיה בשנת 1991. הוא הלך לעולמו ביום 16.2.2024, ותעודת הפטירה שצורפה כנספח 3 נשלחה, לפי הרשום על גביה, אל הנתבעת בכתובת הדירה. הנתבעת התגוררה בדירה עם אביה שנים ארוכות עובר לפטירתו, ובכללן שלוש השנים שקדמו לה, ומוסיפה להתגורר בה.</w:t>
+        <w:t>בשנת 1996 נחתם בין התובעת לבין המנוח חוזה שכירות ביחס לדירה, ויום 8.8.1996 נקוב בו כתאריך מסירת החזקה המשוער, והוא גם התאריך המודפס בשדה "תאריך אכלוס" בכל אחד מטופסי הביקור. המנוח, יליד 1943, עלה לישראל מאתיופיה בשנת 1991. הוא הלך לעולמו ביום 16.2.2024, ותעודת הפטירה שצורפה כנספח 3 נשלחה, לפי הרשום על גביה, אל הנתבעת בכתובת הדירה. הנתבעת התגוררה בדירה עם אביה שנים ארוכות עובר לפטירתו, ובכללן שלוש השנים שקדמו לה, ומוסיפה להתגורר בה.</w:t>
       </w:r>
     </w:p>
     <w:p>
@@ -830,7 +830,7 @@
           <w:rtl w:val="1"/>
           <w:lang w:bidi="he-IL"/>
         </w:rPr>
-        <w:t>התובעת סומכת את תביעתה על טופסי הביקור. אלו טפסים שמילאו נציגיה לצרכיה, והם סותרים זה את זה. בטופס מיום 3.8.2020 נרשם בשדה "גר/ה בגפו/ה" – "לא"; רישום של התובעת עצמה, בזמן אמת, ולפיו המנוח לא התגורר בדירה לבדו. בטופס מיום 21.10.2021 נותרו המשבצות שליד אותה שאלה ריקות; ובטופס מיום 18.12.2023 – האחרון בחיי המנוח – נרשם: "נקבע מספר פעמים ביקור בית, הדייר אומר אני אהיה בבית, לא נמצא"; ביקור שבו לא נמצא הדייר אינו יכול ללמד על זהות המתגוררים בדירה, וחרף זאת הוטבעה עליו חותמת "מסרב לחתום".</w:t>
+        <w:t>התובעת סומכת את תביעתה על טופסי הביקור. אלו טפסים שמילאו נציגיה לצרכיה, והם סותרים זה את זה. בטופס מיום 3.8.2020 נרשם בשדה "גר/ה בגפו/ה": "לא". זהו רישום של התובעת עצמה, בזמן אמת, ולפיו המנוח לא התגורר בדירה לבדו. בטופס מיום 21.10.2021 נותרו המשבצות שליד אותה שאלה ריקות; ובטופס מיום 18.12.2023, האחרון בחיי המנוח, נרשם: "נקבע מספר פעמים ביקור בית, הדייר אומר אני אהיה בבית, לא נמצא"; ביקור שבו לא נמצא הדייר אינו יכול ללמד על זהות המתגוררים בדירה, וחרף זאת הוטבעה עליו חותמת "מסרב לחתום".</w:t>
       </w:r>
     </w:p>
     <w:p>
@@ -853,7 +853,7 @@
           <w:rtl w:val="1"/>
           <w:lang w:bidi="he-IL"/>
         </w:rPr>
-        <w:t>בטופס מיום 3.7.2024 – הביקור היחיד שנערך לאחר הפטירה – נרשם בשדה ההערות: "דייר חוזי נפטר , ביקור עם הבת עדן טדלה" [כך במקור]. בהתאם לכך סומן בטבלה שבפרוטוקול, בשורת אותו ביקור, כי דייר ממשיך מתגורר בדירה; ובאותה שורה עצמה סומן כי גם הדייר החוזי מתגורר בה – אדם שנפטר ארבעה חודשים וחצי קודם לכן. הנתבעת תטען כי תהא זהות הבת אשר תהא, רישום זה נטול ערך ראייתי בשני מובניו.</w:t>
+        <w:t>בטופס מיום 3.7.2024, הביקור היחיד שנערך לאחר הפטירה, נרשם בשדה ההערות: "דייר חוזי נפטר , ביקור עם הבת עדן טדלה" [כך במקור]. בהתאם לכך סומן בטבלה שבפרוטוקול, בשורת אותו ביקור, כי דייר ממשיך מתגורר בדירה; ובאותה שורה עצמה סומן כי גם הדייר החוזי מתגורר בה, אדם שנפטר ארבעה חודשים וחצי קודם לכן. הנתבעת תטען כי תהא זהות הבת אשר תהא, רישום זה נטול ערך ראייתי בשני מובניו.</w:t>
       </w:r>
     </w:p>
     <w:p>
@@ -898,7 +898,7 @@
           <w:rtl w:val="1"/>
           <w:lang w:bidi="he-IL"/>
         </w:rPr>
-        <w:t>הנתבעת אינה מכחישה את קיומן של ההצהרות, אך תטען כי משקלן אפסי. אלו טפסים אחידים, שבחלקם נוסח ההצהרה הוא "אני/ו גר/ה/ים לבדי/נו בדירה" – כאשר החלופות מעולם לא נמחקו. הן נגבו אגב ביקורי הגבייה, באותם מעמדים שבהם נקבעו הנחת המדרוג ומועד סיומה שבהם היה המנוח תלוי; ובטופס משנת 2010 נרשם כי הביקור נערך באמהרית, בעוד ששדה "נכח מתורגם" נותר ריק.</w:t>
+        <w:t>הנתבעת אינה מכחישה את קיומן של ההצהרות, אך תטען כי משקלן אפסי. אלו טפסים אחידים, שבחלקם נוסח ההצהרה הוא "אני/ו גר/ה/ים לבדי/נו בדירה", והחלופות מעולם לא נמחקו. הן נגבו אגב ביקורי הגבייה, באותם מעמדים שבהם נקבעו הנחת המדרוג ומועד סיומה שבהם היה המנוח תלוי; ובטופס משנת 2010 נרשם כי הביקור נערך באמהרית, בעוד ששדה "נכח מתורגם" נותר ריק.</w:t>
       </w:r>
     </w:p>
     <w:p>
@@ -921,7 +921,7 @@
           <w:rtl w:val="1"/>
           <w:lang w:bidi="he-IL"/>
         </w:rPr>
-        <w:t>אשר לתניה שלפיה ההצהרה "לא תאפשר לקרובי לטעון כי גרו איתי בדירה... כדי להיחשב 'דיירים ממשיכים'" – תניה שנוסחה בידי רשות ציבורית על גבי טופס אחיד, שתכליתה לשלול מראש זכות סטטוטורית מצד שלישי שאינו חתום עליה, אינה יכולה לעמוד, ולו מטעמי תקנת הציבור שבסעיף 30 לחוק החוזים (חלק כללי), התשל"ג-1973. זכות הדייר הממשיך אינה קניינו של המנוח כדי שיוותר עליה בשם בתו.</w:t>
+        <w:t>אשר לתניה שלפיה ההצהרה "לא תאפשר לקרובי לטעון כי גרו איתי בדירה... כדי להיחשב 'דיירים ממשיכים'": תניה שנוסחה בידי רשות ציבורית על גבי טופס אחיד, שתכליתה לשלול מראש זכות סטטוטורית מצד שלישי שאינו חתום עליה, אינה יכולה לעמוד, ולו מטעמי תקנת הציבור שבסעיף 30 לחוק החוזים (חלק כללי), התשל"ג-1973. זכות הדייר הממשיך אינה קניינו של המנוח כדי שיוותר עליה בשם בתו.</w:t>
       </w:r>
     </w:p>
     <w:p>
@@ -1036,7 +1036,7 @@
           <w:rtl w:val="1"/>
           <w:lang w:bidi="he-IL"/>
         </w:rPr>
-        <w:t>הנטען בסעיפים 1, 5, 6, 7, 13 ו-17 אינו מוכחש. הנטען בסעיפים 8 ו-14 אינו מוכחש, למעט המילה "בעבר", ובכפוף לסעיף 2(ז) לחוזה, המתנה את סיום השכירות בהודעה בכתב שישים יום מראש – הודעה שלא צורפה ולא נטענה.</w:t>
+        <w:t>הנטען בסעיפים 1, 5, 6, 7, 13 ו-17 אינו מוכחש. הנטען בסעיפים 8 ו-14 אינו מוכחש, למעט המילה "בעבר", ובכפוף לסעיף 2(ז) לחוזה, המתנה את סיום השכירות בהודעה בכתב שישים יום מראש. הודעה כאמור לא צורפה ולא נטענה.</w:t>
       </w:r>
     </w:p>
     <w:p>
@@ -1082,7 +1082,7 @@
           <w:rtl w:val="1"/>
           <w:lang w:bidi="he-IL"/>
         </w:rPr>
-        <w:t>הנטען בסעיף 10 מוכחש: הגוף שדן בעניינה של הנתבעת הוא ועדה פנימית של התובעת, שלא שמעה אותה ולא בחנה את התבחינים. ביחס לסעיף 18 – אין הכחשה לעצם קיומו של המסמך שבנספח 4, שתוכנו מדבר בעד עצמו, ומוכחש כי המדובר בהחלטה שנתקבלה כדין. הנטען בסעיפים 16 ו-19 מוכחש: אין הכחשה לקיומם של הטפסים וההצהרות, אך תוכנם, משקלם והמסקנה המבוקשת מהם מוכחשים כמפורט לעיל. הנטען בסעיף 11 מוכחש; לא צורפה ולו דרישת פינוי אחת. סעיפים 12 ו-20 אינם טענות שבעובדה ואינם טעונים הכחשה. הנטען בסעיפים 21 ו-22 מוכחש.</w:t>
+        <w:t>הנטען בסעיף 10 מוכחש: הגוף שדן בעניינה של הנתבעת הוא ועדה פנימית של התובעת, שלא שמעה אותה ולא בחנה את התבחינים. ביחס לסעיף 18: אין הכחשה לעצם קיומו של המסמך שבנספח 4, שתוכנו מדבר בעד עצמו, ומוכחש כי המדובר בהחלטה שנתקבלה כדין. הנטען בסעיפים 16 ו-19 מוכחש: אין הכחשה לקיומם של הטפסים וההצהרות, אך תוכנם, משקלם והמסקנה המבוקשת מהם מוכחשים כמפורט לעיל. הנטען בסעיף 11 מוכחש; לא צורפה ולו דרישת פינוי אחת. סעיפים 12 ו-20 אינם טענות שבעובדה ואינם טעונים הכחשה. הנטען בסעיפים 21 ו-22 מוכחש.</w:t>
       </w:r>
     </w:p>
     <w:p>
@@ -1127,7 +1127,7 @@
           <w:rtl w:val="1"/>
           <w:lang w:bidi="he-IL"/>
         </w:rPr>
-        <w:t>אשר על כן מתבקש בית המשפט הנכבד לדחות את התביעה; ולחלופין – להורות כי לא יינתן צו פינוי בטרם יובא עניינה של הנתבעת בפני הוועדה המוסמכת לבחינת מקרים חריגים ובטרם תוסדר לה חלופת דיור הולמת; ולחלופי חלופין – לעכב את ביצוע הפינוי לתקופה משמעותית; ולחייב את התובעת בהוצאות ובשכ"ט עו"ד.</w:t>
+        <w:t>אשר על כן מתבקש בית המשפט הנכבד לדחות את התביעה; ולחלופין, להורות כי לא יינתן צו פינוי בטרם יובא עניינה של הנתבעת בפני הוועדה המוסמכת לבחינת מקרים חריגים ובטרם תוסדר לה חלופת דיור הולמת; ולחלופי חלופין, לעכב את ביצוע הפינוי לתקופה משמעותית; ולחייב את התובעת בהוצאות ובשכ"ט עו"ד.</w:t>
       </w:r>
     </w:p>
     <w:p>
@@ -1171,7 +1171,7 @@
           <w:rtl w:val="1"/>
           <w:lang w:bidi="he-IL"/>
         </w:rPr>
-        <w:t>נספח א' – מכתב המחלקה לשירותים חברתיים, עיריית פתח תקווה, יולי 2026.</w:t>
+        <w:t>נספח א': מכתב המחלקה לשירותים חברתיים, עיריית פתח תקווה, יולי 2026.</w:t>
       </w:r>
     </w:p>
     <w:p>
@@ -1193,7 +1193,7 @@
           <w:rtl w:val="1"/>
           <w:lang w:bidi="he-IL"/>
         </w:rPr>
-        <w:t>נספח ב' – אישור ביטוח לאומי בדבר נכות הנתבעת. [להשלמה]</w:t>
+        <w:t>נספח ב': אישור ביטוח לאומי בדבר נכות הנתבעת. [להשלמה]</w:t>
       </w:r>
     </w:p>
     <w:p>
@@ -1215,7 +1215,7 @@
           <w:rtl w:val="1"/>
           <w:lang w:bidi="he-IL"/>
         </w:rPr>
-        <w:t>נספח ג' – ייפוי כוח מטעם הנתבעת, לפי תקנה 9(ה).</w:t>
+        <w:t>נספח ג': ייפוי כוח מטעם הנתבעת, לפי תקנה 9(ה).</w:t>
       </w:r>
     </w:p>
     <w:p>

--- a/כתב הגנה - עמידר נ' טדילה וונדימאג'ן - נוסח מאופק.docx
+++ b/כתב הגנה - עמידר נ' טדילה וונדימאג'ן - נוסח מאופק.docx
@@ -405,7 +405,7 @@
           <w:numId w:val="77"/>
         </w:numPr>
         <w:bidi w:val="1"/>
-        <w:spacing w:lineRule="auto" w:line="360" w:after="120" w:before="0"/>
+        <w:spacing w:lineRule="auto" w:line="360" w:after="100" w:before="0"/>
         <w:jc w:val="both"/>
       </w:pPr>
       <w:r>
@@ -428,7 +428,7 @@
           <w:numId w:val="77"/>
         </w:numPr>
         <w:bidi w:val="1"/>
-        <w:spacing w:lineRule="auto" w:line="360" w:after="120" w:before="0"/>
+        <w:spacing w:lineRule="auto" w:line="360" w:after="100" w:before="0"/>
         <w:jc w:val="both"/>
       </w:pPr>
       <w:r>
@@ -476,7 +476,7 @@
           <w:numId w:val="77"/>
         </w:numPr>
         <w:bidi w:val="1"/>
-        <w:spacing w:lineRule="auto" w:line="360" w:after="120" w:before="0"/>
+        <w:spacing w:lineRule="auto" w:line="360" w:after="100" w:before="0"/>
         <w:jc w:val="both"/>
       </w:pPr>
       <w:r>
@@ -524,7 +524,7 @@
           <w:numId w:val="77"/>
         </w:numPr>
         <w:bidi w:val="1"/>
-        <w:spacing w:lineRule="auto" w:line="360" w:after="120" w:before="0"/>
+        <w:spacing w:lineRule="auto" w:line="360" w:after="100" w:before="0"/>
         <w:jc w:val="both"/>
       </w:pPr>
       <w:r>
@@ -537,7 +537,7 @@
           <w:rtl w:val="1"/>
           <w:lang w:bidi="he-IL"/>
         </w:rPr>
-        <w:t>שלישית, לא נערך שימוע, לא מולא שדה הנימוקים ולא בוצעה המצאה. אין בפרוטוקול זכר לכך שהנתבעת זומנה, נשמעה או יוצגה. השדה "נימוקים והמלצות" נותר ריק כליל, וכל שנרשם תחת "החלטת הוועדה המחוזית" הן שתי שורות בכתב יד, שאינן מתייחסות לאיזה מן התבחינים. לא הוצגה כל ראיה כי ההחלטה הומצאה לנתבעת או כי הועמדה על זכותה להשיג עליה. מי שערך את התשתית העובדתית ומי שהכריע על פיה באים מאותו מרכז שירות. החלטה מנהלית הפוגעת בזכות לקורת גג, שהתקבלה כך, בטלה, ובית המשפט הנכבד מתבקש לקבוע כן בדרך של תקיפה עקיפה.</w:t>
+        <w:t>שלישית, לא נערך שימוע, לא מולא שדה הנימוקים ולא בוצעה המצאה. אין בפרוטוקול זכר לכך שהנתבעת זומנה, נשמעה או יוצגה. השדה "נימוקים והמלצות" נותר ריק כליל, וכל שנרשם תחת "החלטת הוועדה המחוזית" הן שתי שורות בכתב יד, שאינן מתייחסות לאיזה מן התבחינים. לא הוצגה כל ראיה כי ההחלטה הומצאה לנתבעת או כי הועמדה על זכותה להשיג עליה. החלטה מנהלית הפוגעת בזכות לקורת גג, שהתקבלה כך, בטלה, ובית המשפט הנכבד מתבקש לקבוע כן בדרך של תקיפה עקיפה.</w:t>
       </w:r>
     </w:p>
     <w:p>
@@ -569,7 +569,7 @@
           <w:numId w:val="77"/>
         </w:numPr>
         <w:bidi w:val="1"/>
-        <w:spacing w:lineRule="auto" w:line="360" w:after="120" w:before="0"/>
+        <w:spacing w:lineRule="auto" w:line="360" w:after="100" w:before="0"/>
         <w:jc w:val="both"/>
       </w:pPr>
       <w:r>
@@ -614,7 +614,7 @@
           <w:numId w:val="77"/>
         </w:numPr>
         <w:bidi w:val="1"/>
-        <w:spacing w:lineRule="auto" w:line="360" w:after="120" w:before="0"/>
+        <w:spacing w:lineRule="auto" w:line="360" w:after="100" w:before="0"/>
         <w:jc w:val="both"/>
       </w:pPr>
       <w:r>
@@ -637,7 +637,7 @@
           <w:numId w:val="77"/>
         </w:numPr>
         <w:bidi w:val="1"/>
-        <w:spacing w:lineRule="auto" w:line="360" w:after="120" w:before="0"/>
+        <w:spacing w:lineRule="auto" w:line="360" w:after="100" w:before="0"/>
         <w:jc w:val="both"/>
       </w:pPr>
       <w:r>
@@ -682,7 +682,7 @@
           <w:numId w:val="77"/>
         </w:numPr>
         <w:bidi w:val="1"/>
-        <w:spacing w:lineRule="auto" w:line="360" w:after="120" w:before="0"/>
+        <w:spacing w:lineRule="auto" w:line="360" w:after="100" w:before="0"/>
         <w:jc w:val="both"/>
       </w:pPr>
       <w:r>
@@ -705,7 +705,7 @@
           <w:numId w:val="77"/>
         </w:numPr>
         <w:bidi w:val="1"/>
-        <w:spacing w:lineRule="auto" w:line="360" w:after="120" w:before="0"/>
+        <w:spacing w:lineRule="auto" w:line="360" w:after="100" w:before="0"/>
         <w:jc w:val="both"/>
       </w:pPr>
       <w:r>
@@ -772,7 +772,7 @@
           <w:numId w:val="77"/>
         </w:numPr>
         <w:bidi w:val="1"/>
-        <w:spacing w:lineRule="auto" w:line="360" w:after="120" w:before="0"/>
+        <w:spacing w:lineRule="auto" w:line="360" w:after="100" w:before="0"/>
         <w:jc w:val="both"/>
       </w:pPr>
       <w:r>
@@ -786,6 +786,29 @@
           <w:lang w:bidi="he-IL"/>
         </w:rPr>
         <w:t>בשנת 1996 נחתם בין התובעת לבין המנוח חוזה שכירות ביחס לדירה, ויום 8.8.1996 נקוב בו כתאריך מסירת החזקה המשוער, והוא גם התאריך המודפס בשדה "תאריך אכלוס" בכל אחד מטופסי הביקור. המנוח, יליד 1943, עלה לישראל מאתיופיה בשנת 1991. הוא הלך לעולמו ביום 16.2.2024, ותעודת הפטירה שצורפה כנספח 3 נשלחה, לפי הרשום על גביה, אל הנתבעת בכתובת הדירה. הנתבעת התגוררה בדירה עם אביה שנים ארוכות עובר לפטירתו, ובכללן שלוש השנים שקדמו לה, ומוסיפה להתגורר בה.</w:t>
+      </w:r>
+    </w:p>
+    <w:p>
+      <w:pPr>
+        <w:numPr>
+          <w:ilvl w:val="0"/>
+          <w:numId w:val="77"/>
+        </w:numPr>
+        <w:bidi w:val="1"/>
+        <w:spacing w:lineRule="auto" w:line="360" w:after="100" w:before="0"/>
+        <w:jc w:val="both"/>
+      </w:pPr>
+      <w:r>
+        <w:rPr>
+          <w:rFonts w:ascii="David" w:hAnsi="David" w:cs="David" w:eastAsia="David" w:hint="cs"/>
+          <w:b w:val="0"/>
+          <w:sz w:val="24"/>
+          <w:szCs w:val="24"/>
+          <w:u w:val="none"/>
+          <w:rtl w:val="1"/>
+          <w:lang w:bidi="he-IL"/>
+        </w:rPr>
+        <w:t>לביסוס מגוריה בדירה תסתמך הנתבעת, בין היתר, על עדויות שכנים המתגוררים באותו בניין ומכירים אותה ואת המנוח מזה שנים רבות: פוזנטל עודד, ת.⁠ז.⁠ 057588110, ויואב אנניה, ת.⁠ז.⁠ 303256789. אלה יעידו כי הנתבעת התגוררה בדירה עם אביה ברציפות, לרבות בשלוש השנים שקדמו לפטירתו.</w:t>
       </w:r>
     </w:p>
     <w:p>
@@ -817,7 +840,7 @@
           <w:numId w:val="77"/>
         </w:numPr>
         <w:bidi w:val="1"/>
-        <w:spacing w:lineRule="auto" w:line="360" w:after="120" w:before="0"/>
+        <w:spacing w:lineRule="auto" w:line="360" w:after="100" w:before="0"/>
         <w:jc w:val="both"/>
       </w:pPr>
       <w:r>
@@ -830,7 +853,7 @@
           <w:rtl w:val="1"/>
           <w:lang w:bidi="he-IL"/>
         </w:rPr>
-        <w:t>התובעת סומכת את תביעתה על טופסי הביקור. אלו טפסים שמילאו נציגיה לצרכיה, והם סותרים זה את זה. בטופס מיום 3.8.2020 נרשם בשדה "גר/ה בגפו/ה": "לא". זהו רישום של התובעת עצמה, בזמן אמת, ולפיו המנוח לא התגורר בדירה לבדו. בטופס מיום 21.10.2021 נותרו המשבצות שליד אותה שאלה ריקות; ובטופס מיום 18.12.2023, האחרון בחיי המנוח, נרשם: "נקבע מספר פעמים ביקור בית, הדייר אומר אני אהיה בבית, לא נמצא"; ביקור שבו לא נמצא הדייר אינו יכול ללמד על זהות המתגוררים בדירה, וחרף זאת הוטבעה עליו חותמת "מסרב לחתום".</w:t>
+        <w:t>התובעת סומכת את תביעתה על טופסי הביקור. אלו טפסים שמילאו נציגיה לצרכיה, והם סותרים זה את זה. בטופס מיום 3.8.2020 נרשם בשדה "גר/ה בגפו/ה": "לא". זהו רישום של התובעת עצמה, בזמן אמת, ולפיו המנוח לא התגורר בדירה לבדו. ובטופס מיום 18.12.2023, האחרון בחיי המנוח, נרשם: "נקבע מספר פעמים ביקור בית, הדייר אומר אני אהיה בבית, לא נמצא"; ביקור שבו לא נמצא הדייר אינו יכול ללמד על זהות המתגוררים בדירה, וחרף זאת הוטבעה עליו חותמת "מסרב לחתום".</w:t>
       </w:r>
     </w:p>
     <w:p>
@@ -840,7 +863,7 @@
           <w:numId w:val="77"/>
         </w:numPr>
         <w:bidi w:val="1"/>
-        <w:spacing w:lineRule="auto" w:line="360" w:after="120" w:before="0"/>
+        <w:spacing w:lineRule="auto" w:line="360" w:after="100" w:before="0"/>
         <w:jc w:val="both"/>
       </w:pPr>
       <w:r>
@@ -885,7 +908,7 @@
           <w:numId w:val="77"/>
         </w:numPr>
         <w:bidi w:val="1"/>
-        <w:spacing w:lineRule="auto" w:line="360" w:after="120" w:before="0"/>
+        <w:spacing w:lineRule="auto" w:line="360" w:after="100" w:before="0"/>
         <w:jc w:val="both"/>
       </w:pPr>
       <w:r>
@@ -898,7 +921,7 @@
           <w:rtl w:val="1"/>
           <w:lang w:bidi="he-IL"/>
         </w:rPr>
-        <w:t>הנתבעת אינה מכחישה את קיומן של ההצהרות, אך תטען כי משקלן אפסי. אלו טפסים אחידים, שבחלקם נוסח ההצהרה הוא "אני/ו גר/ה/ים לבדי/נו בדירה", והחלופות מעולם לא נמחקו. הן נגבו אגב ביקורי הגבייה, באותם מעמדים שבהם נקבעו הנחת המדרוג ומועד סיומה שבהם היה המנוח תלוי; ובטופס משנת 2010 נרשם כי הביקור נערך באמהרית, בעוד ששדה "נכח מתורגם" נותר ריק.</w:t>
+        <w:t>הנתבעת אינה מכחישה את קיומן של ההצהרות, אך תטען כי משקלן אפסי. אלו טפסים אחידים, שבחלקם נוסח ההצהרה הוא "אני/ו גר/ה/ים לבדי/נו בדירה", והחלופות מעולם לא נמחקו. הן נגבו אגב ביקורי הגבייה, שבהם נקבעה גם הנחת המדרוג שבה היה המנוח תלוי; ובטופס משנת 2010 נרשם כי הביקור נערך באמהרית, ושדה "נכח מתורגם" נותר ריק.</w:t>
       </w:r>
     </w:p>
     <w:p>
@@ -908,7 +931,7 @@
           <w:numId w:val="77"/>
         </w:numPr>
         <w:bidi w:val="1"/>
-        <w:spacing w:lineRule="auto" w:line="360" w:after="120" w:before="0"/>
+        <w:spacing w:lineRule="auto" w:line="360" w:after="100" w:before="0"/>
         <w:jc w:val="both"/>
       </w:pPr>
       <w:r>
@@ -953,7 +976,7 @@
           <w:numId w:val="77"/>
         </w:numPr>
         <w:bidi w:val="1"/>
-        <w:spacing w:lineRule="auto" w:line="360" w:after="120" w:before="0"/>
+        <w:spacing w:lineRule="auto" w:line="360" w:after="100" w:before="0"/>
         <w:jc w:val="both"/>
       </w:pPr>
       <w:r>
@@ -1023,7 +1046,7 @@
           <w:numId w:val="77"/>
         </w:numPr>
         <w:bidi w:val="1"/>
-        <w:spacing w:lineRule="auto" w:line="360" w:after="120" w:before="0"/>
+        <w:spacing w:lineRule="auto" w:line="360" w:after="100" w:before="0"/>
         <w:jc w:val="both"/>
       </w:pPr>
       <w:r>
@@ -1046,7 +1069,7 @@
           <w:numId w:val="77"/>
         </w:numPr>
         <w:bidi w:val="1"/>
-        <w:spacing w:lineRule="auto" w:line="360" w:after="120" w:before="0"/>
+        <w:spacing w:lineRule="auto" w:line="360" w:after="100" w:before="0"/>
         <w:jc w:val="both"/>
       </w:pPr>
       <w:r>
@@ -1069,7 +1092,7 @@
           <w:numId w:val="77"/>
         </w:numPr>
         <w:bidi w:val="1"/>
-        <w:spacing w:lineRule="auto" w:line="360" w:after="120" w:before="0"/>
+        <w:spacing w:lineRule="auto" w:line="360" w:after="100" w:before="0"/>
         <w:jc w:val="both"/>
       </w:pPr>
       <w:r>
@@ -1114,7 +1137,7 @@
           <w:numId w:val="77"/>
         </w:numPr>
         <w:bidi w:val="1"/>
-        <w:spacing w:lineRule="auto" w:line="360" w:after="120" w:before="0"/>
+        <w:spacing w:lineRule="auto" w:line="360" w:after="100" w:before="0"/>
         <w:jc w:val="both"/>
       </w:pPr>
       <w:r>

--- a/כתב הגנה - עמידר נ' טדילה וונדימאג'ן - נוסח מאופק.docx
+++ b/כתב הגנה - עמידר נ' טדילה וונדימאג'ן - נוסח מאופק.docx
@@ -312,7 +312,7 @@
           <w:rtl w:val="1"/>
           <w:lang w:bidi="he-IL"/>
         </w:rPr>
-        <w:t>מועד המצאת כתב התביעה לנתבעת: יום __________. המועד האחרון להגשת כתב ההגנה לפי תקנה 30: יום __________.</w:t>
+        <w:t>מועד המצאת כתב התביעה לנתבעת: יום __________. המועד האחרון להגשת כתב ההגנה, בהתאם להחלטה בדבר הארכת מועד: יום 4.9.2026.</w:t>
       </w:r>
     </w:p>
     <w:p>
@@ -381,7 +381,7 @@
         <w:keepNext w:val="1"/>
         <w:keepLines w:val="1"/>
         <w:bidi w:val="1"/>
-        <w:spacing w:lineRule="auto" w:line="360" w:after="80" w:before="160"/>
+        <w:spacing w:lineRule="auto" w:line="360" w:after="60" w:before="120"/>
         <w:jc w:val="left"/>
       </w:pPr>
       <w:r>
@@ -489,7 +489,7 @@
           <w:rtl w:val="1"/>
           <w:lang w:bidi="he-IL"/>
         </w:rPr>
-        <w:t xml:space="preserve">שנית, תבחיני הזכאות לא נבדקו כלל. בפרוטוקול קבועה טבלה שבה נדרש סגן מנהל מרכז השירות לציין את ממצאיו בסעיפי "חסר דירה", "מומש סיוע בשכ"ד", "כתובות" ו"גבולות". הטבלה נותרה, בכל שורותיה, ללא כל סימון; שם סגן המנהל וחתימתו נותרו ריקים אף הם. משכך, הקביעה שבסעיף 19 לכתב התביעה, ולפיה לא עמדה הנתבעת בנטל התבחינים המצטברים, אינה קביעה. </w:t>
+        <w:t xml:space="preserve">שנית, תבחיני הזכאות לא נבדקו כלל. בפרוטוקול קבועה טבלה שבה נדרש סגן מנהל מרכז השירות לציין את ממצאיו בסעיפי "חסר דירה", "מומש סיוע בשכ"ד", "כתובות" ו"גבולות". הטבלה נותרה, בכל שורותיה, ללא כל סימון; שם סגן המנהל וחתימתו נותרו ריקים אף הם. ולו נבדקו התבחינים, היה מתברר כי הנתבעת חסרת דירה. משכך, הקביעה שבסעיף 19 לכתב התביעה, ולפיה לא עמדה הנתבעת בנטל התבחינים המצטברים, אינה קביעה. </w:t>
       </w:r>
       <w:r>
         <w:rPr>
@@ -545,7 +545,7 @@
         <w:keepNext w:val="1"/>
         <w:keepLines w:val="1"/>
         <w:bidi w:val="1"/>
-        <w:spacing w:lineRule="auto" w:line="360" w:after="80" w:before="120"/>
+        <w:spacing w:lineRule="auto" w:line="360" w:after="60" w:before="100"/>
         <w:jc w:val="left"/>
       </w:pPr>
       <w:r>
@@ -590,7 +590,7 @@
         <w:keepNext w:val="1"/>
         <w:keepLines w:val="1"/>
         <w:bidi w:val="1"/>
-        <w:spacing w:lineRule="auto" w:line="360" w:after="80" w:before="160"/>
+        <w:spacing w:lineRule="auto" w:line="360" w:after="60" w:before="120"/>
         <w:jc w:val="left"/>
       </w:pPr>
       <w:r>
@@ -627,7 +627,7 @@
           <w:rtl w:val="1"/>
           <w:lang w:bidi="he-IL"/>
         </w:rPr>
-        <w:t>ראשית, ובניגוד לנטען בסעיפים 9 ו-15 לכתב התביעה, הנתבעת לא פלשה לדירה ולא תפסה בה חזקה עם פטירת המנוח. היא התגוררה בה עמו שנים ארוכות עובר לפטירתו, ובכללן שלוש השנים שקדמו לה, ומוסיפה להתגורר בה. הדירה היא ביתה היחיד ואין לה דירה אחרת. משכך, ובניגוד לנטען בסעיפים 10, 18 ו-19, היא בתו של הזכאי ובאה בגדר "דייר ממשיך" כהגדרתו בסעיף 1 לחוק.</w:t>
+        <w:t>ראשית, ובניגוד לנטען בסעיפים 9 ו-15 לכתב התביעה, הנתבעת לא פלשה לדירה ולא תפסה בה חזקה עם פטירת המנוח. היא התגוררה בה עמו שנים ארוכות עובר לפטירתו, ובכללן שלוש השנים שקדמו לה, ומוסיפה להתגורר בה. הדירה היא ביתה היחיד; אין לה דירה אחרת ומעולם לא היתה לה. משכך, ובניגוד לנטען בסעיפים 10, 18 ו-19, היא בתו של הזכאי ובאה בגדר "דייר ממשיך" כהגדרתו בסעיף 1 לחוק.</w:t>
       </w:r>
     </w:p>
     <w:p>
@@ -658,7 +658,7 @@
         <w:keepNext w:val="1"/>
         <w:keepLines w:val="1"/>
         <w:bidi w:val="1"/>
-        <w:spacing w:lineRule="auto" w:line="360" w:after="80" w:before="160"/>
+        <w:spacing w:lineRule="auto" w:line="360" w:after="60" w:before="120"/>
         <w:jc w:val="left"/>
       </w:pPr>
       <w:r>
@@ -718,7 +718,7 @@
           <w:rtl w:val="1"/>
           <w:lang w:bidi="he-IL"/>
         </w:rPr>
-        <w:t>לחלופין, מתבקש בית המשפט הנכבד להורות כי לא יינתן צו פינוי בטרם יובא עניינה של הנתבעת בפני הוועדה המוסמכת לבחינת מקרים חריגים, ובטרם תוסדר לה חלופת דיור הולמת. פינוי אישה נכה בשיעור 100% מביתה היחיד אינו עולה בקנה אחד עם חוק-יסוד: כבוד האדם וחירותו ועם תכליתו של חוק זכויות הדייר בדיור הציבורי. ולחלופי חלופין, לעכב את ביצוע הפינוי לתקופה משמעותית. אשר לעתירה להוצאות מוגברות, דינה להידחות.</w:t>
+        <w:t>לחלופין, מתבקש בית המשפט הנכבד להורות כי לא יינתן צו פינוי בטרם יובא עניינה של הנתבעת בפני הוועדה המוסמכת לבחינת מקרים חריגים, ובטרם תוסדר לה חלופת דיור הולמת. פינוי אישה נכה בשיעור 100%, כעולה מנספח ב', מביתה היחיד אינו עולה בקנה אחד עם חוק-יסוד: כבוד האדם וחירותו ועם תכליתו של חוק זכויות הדייר בדיור הציבורי. ולחלופי חלופין, לעכב את ביצוע הפינוי לתקופה משמעותית. אשר לעתירה להוצאות מוגברות, דינה להידחות.</w:t>
       </w:r>
     </w:p>
     <w:p>
@@ -748,7 +748,7 @@
         <w:keepNext w:val="1"/>
         <w:keepLines w:val="1"/>
         <w:bidi w:val="1"/>
-        <w:spacing w:lineRule="auto" w:line="360" w:after="80" w:before="160"/>
+        <w:spacing w:lineRule="auto" w:line="360" w:after="60" w:before="120"/>
         <w:jc w:val="left"/>
       </w:pPr>
       <w:r>
@@ -785,7 +785,7 @@
           <w:rtl w:val="1"/>
           <w:lang w:bidi="he-IL"/>
         </w:rPr>
-        <w:t>בשנת 1996 נחתם בין התובעת לבין המנוח חוזה שכירות ביחס לדירה, ויום 8.8.1996 נקוב בו כתאריך מסירת החזקה המשוער, והוא גם התאריך המודפס בשדה "תאריך אכלוס" בכל אחד מטופסי הביקור. המנוח, יליד 1943, עלה לישראל מאתיופיה בשנת 1991. הוא הלך לעולמו ביום 16.2.2024, ותעודת הפטירה שצורפה כנספח 3 נשלחה, לפי הרשום על גביה, אל הנתבעת בכתובת הדירה. הנתבעת התגוררה בדירה עם אביה שנים ארוכות עובר לפטירתו, ובכללן שלוש השנים שקדמו לה, ומוסיפה להתגורר בה.</w:t>
+        <w:t>בשנת 1996 נחתם בין התובעת לבין המנוח חוזה שכירות ביחס לדירה, ויום 8.8.1996 נקוב בו כתאריך מסירת החזקה המשוער, והוא גם התאריך שבשדה "תאריך אכלוס" בכל טופסי הביקור. המנוח, יליד 1943, עלה לישראל מאתיופיה בשנת 1991. הוא הלך לעולמו ביום 16.2.2024, ותעודת הפטירה שצורפה כנספח 3 נשלחה, לפי הרשום על גביה, אל הנתבעת בכתובת הדירה. הנתבעת התגוררה בדירה עם אביה שנים ארוכות עובר לפטירתו, ובכללן שלוש השנים שקדמו לה, ומוסיפה להתגורר בה.</w:t>
       </w:r>
     </w:p>
     <w:p>
@@ -808,7 +808,7 @@
           <w:rtl w:val="1"/>
           <w:lang w:bidi="he-IL"/>
         </w:rPr>
-        <w:t>לביסוס מגוריה בדירה תסתמך הנתבעת, בין היתר, על עדויות שכנים המתגוררים באותו בניין ומכירים אותה ואת המנוח מזה שנים רבות: פוזנטל עודד, ת.⁠ז.⁠ 057588110, ויואב אנניה, ת.⁠ז.⁠ 303256789. אלה יעידו כי הנתבעת התגוררה בדירה עם אביה ברציפות, לרבות בשלוש השנים שקדמו לפטירתו.</w:t>
+        <w:t>לביסוס מגוריה תסתמך הנתבעת, בין היתר, על עדויות שכנים באותו בניין, המכירים אותה ואת המנוח מזה שנים רבות: פוזנטל עודד, ת.⁠ז.⁠ __________, ויואב אנניה, ת.⁠ז.⁠ __________. אלה יעידו כי הנתבעת התגוררה בדירה עם אביה ברציפות, לרבות בשלוש השנים שקדמו לפטירתו.</w:t>
       </w:r>
     </w:p>
     <w:p>
@@ -816,7 +816,7 @@
         <w:keepNext w:val="1"/>
         <w:keepLines w:val="1"/>
         <w:bidi w:val="1"/>
-        <w:spacing w:lineRule="auto" w:line="360" w:after="80" w:before="160"/>
+        <w:spacing w:lineRule="auto" w:line="360" w:after="60" w:before="120"/>
         <w:jc w:val="left"/>
       </w:pPr>
       <w:r>
@@ -876,7 +876,32 @@
           <w:rtl w:val="1"/>
           <w:lang w:bidi="he-IL"/>
         </w:rPr>
-        <w:t>בטופס מיום 3.7.2024, הביקור היחיד שנערך לאחר הפטירה, נרשם בשדה ההערות: "דייר חוזי נפטר , ביקור עם הבת עדן טדלה" [כך במקור]. בהתאם לכך סומן בטבלה שבפרוטוקול, בשורת אותו ביקור, כי דייר ממשיך מתגורר בדירה; ובאותה שורה עצמה סומן כי גם הדייר החוזי מתגורר בה, אדם שנפטר ארבעה חודשים וחצי קודם לכן. הנתבעת תטען כי תהא זהות הבת אשר תהא, רישום זה נטול ערך ראייתי בשני מובניו.</w:t>
+        <w:t xml:space="preserve">בטופס מיום 3.7.2024, הביקור היחיד שנערך לאחר הפטירה, נרשם בשדה ההערות: "דייר חוזי נפטר , ביקור עם הבת עדן טדלה" [כך במקור]. הבת הנזכרת שם היא הנתבעת, והביקור נערך עמה בדירה. בהתאם לכך סומן בטבלה שבפרוטוקול, בשורת אותו ביקור, כי </w:t>
+      </w:r>
+      <w:r>
+        <w:rPr>
+          <w:rFonts w:ascii="David" w:hAnsi="David" w:cs="David" w:eastAsia="David" w:hint="cs"/>
+          <w:b/>
+          <w:bCs w:val="1"/>
+          <w:sz w:val="24"/>
+          <w:szCs w:val="24"/>
+          <w:u w:val="single"/>
+          <w:rtl w:val="1"/>
+          <w:lang w:bidi="he-IL"/>
+        </w:rPr>
+        <w:t>דייר ממשיך מתגורר בדירה</w:t>
+      </w:r>
+      <w:r>
+        <w:rPr>
+          <w:rFonts w:ascii="David" w:hAnsi="David" w:cs="David" w:eastAsia="David" w:hint="cs"/>
+          <w:b w:val="0"/>
+          <w:sz w:val="24"/>
+          <w:szCs w:val="24"/>
+          <w:u w:val="none"/>
+          <w:rtl w:val="1"/>
+          <w:lang w:bidi="he-IL"/>
+        </w:rPr>
+        <w:t>. נציגת התובעת עצמה, אפוא, מצאה את הנתבעת מתגוררת בדירה ורשמה זאת. ובאותה שורה עצמה סומן כי גם הדייר החוזי מתגורר בה, אדם שנפטר ארבעה חודשים וחצי קודם לכן.</w:t>
       </w:r>
     </w:p>
     <w:p>
@@ -884,7 +909,7 @@
         <w:keepNext w:val="1"/>
         <w:keepLines w:val="1"/>
         <w:bidi w:val="1"/>
-        <w:spacing w:lineRule="auto" w:line="360" w:after="80" w:before="160"/>
+        <w:spacing w:lineRule="auto" w:line="360" w:after="60" w:before="120"/>
         <w:jc w:val="left"/>
       </w:pPr>
       <w:r>
@@ -952,7 +977,7 @@
         <w:keepNext w:val="1"/>
         <w:keepLines w:val="1"/>
         <w:bidi w:val="1"/>
-        <w:spacing w:lineRule="auto" w:line="360" w:after="80" w:before="160"/>
+        <w:spacing w:lineRule="auto" w:line="360" w:after="60" w:before="120"/>
         <w:jc w:val="left"/>
       </w:pPr>
       <w:r>
@@ -989,7 +1014,7 @@
           <w:rtl w:val="1"/>
           <w:lang w:bidi="he-IL"/>
         </w:rPr>
-        <w:t xml:space="preserve">בחודש יולי 2026 פנתה המחלקה לשירותים חברתיים "ירקון" שבעיריית פתח תקווה במכתב שעניינו הנתבעת, המצ"ב ומסומן כנספח א'. במכתב נמסר כי הנתבעת "היתה מוכרת ברווחה לאורך שנים", וכי היא "בת 42 רווקה ללא ילדים מתמודדת עם נכות נפשית ופיברומיאלגיה, אינה עובדת ומקבלת קיצבה 100% נכות מביטוח לאומי". בסיפתו נאמר: "לאור זאת, נודה על כל התחשבות במצבה </w:t>
+        <w:t xml:space="preserve">בחודש יולי 2026 פנתה המחלקה לשירותים חברתיים "ירקון" שבעיריית פתח תקווה במכתב שעניינו הנתבעת, המצ"ב ומסומן כנספח א'. הנתבעת אף מוכרת באותה מחלקה כנתמכת (נספח ג'). במכתב נמסר כי הנתבעת "היתה מוכרת ברווחה לאורך שנים", וכי היא "בת 42 רווקה ללא ילדים מתמודדת עם נכות נפשית ופיברומיאלגיה, אינה עובדת ומקבלת קיצבה 100% נכות מביטוח לאומי". בסיפתו נאמר: "לאור זאת, נודה על כל התחשבות במצבה </w:t>
       </w:r>
       <w:r>
         <w:rPr>
@@ -1022,7 +1047,7 @@
         <w:keepNext w:val="1"/>
         <w:keepLines w:val="1"/>
         <w:bidi w:val="1"/>
-        <w:spacing w:lineRule="auto" w:line="360" w:after="80" w:before="160"/>
+        <w:spacing w:lineRule="auto" w:line="360" w:after="60" w:before="120"/>
         <w:jc w:val="left"/>
       </w:pPr>
       <w:r>
@@ -1113,7 +1138,7 @@
         <w:keepNext w:val="1"/>
         <w:keepLines w:val="1"/>
         <w:bidi w:val="1"/>
-        <w:spacing w:lineRule="auto" w:line="360" w:after="80" w:before="160"/>
+        <w:spacing w:lineRule="auto" w:line="360" w:after="60" w:before="120"/>
         <w:jc w:val="left"/>
       </w:pPr>
       <w:r>
@@ -1158,7 +1183,7 @@
         <w:keepNext w:val="1"/>
         <w:keepLines w:val="1"/>
         <w:bidi w:val="1"/>
-        <w:spacing w:lineRule="auto" w:line="360" w:after="80" w:before="160"/>
+        <w:spacing w:lineRule="auto" w:line="360" w:after="60" w:before="120"/>
         <w:jc w:val="left"/>
       </w:pPr>
       <w:r>
@@ -1216,7 +1241,7 @@
           <w:rtl w:val="1"/>
           <w:lang w:bidi="he-IL"/>
         </w:rPr>
-        <w:t>נספח ב': אישור ביטוח לאומי בדבר נכות הנתבעת. [להשלמה]</w:t>
+        <w:t>נספח ב': אישור המוסד לביטוח לאומי בדבר נכות בשיעור 100%.</w:t>
       </w:r>
     </w:p>
     <w:p>
@@ -1238,7 +1263,29 @@
           <w:rtl w:val="1"/>
           <w:lang w:bidi="he-IL"/>
         </w:rPr>
-        <w:t>נספח ג': ייפוי כוח מטעם הנתבעת, לפי תקנה 9(ה).</w:t>
+        <w:t>נספח ג': אישור המחלקה לשירותים חברתיים בדבר הכרה בנתבעת כנתמכת.</w:t>
+      </w:r>
+    </w:p>
+    <w:p>
+      <w:pPr>
+        <w:keepNext w:val="1"/>
+        <w:keepLines w:val="1"/>
+        <w:bidi w:val="1"/>
+        <w:spacing w:lineRule="auto" w:line="240" w:after="80" w:before="0"/>
+        <w:ind w:left="510" w:hanging="510"/>
+        <w:jc w:val="both"/>
+      </w:pPr>
+      <w:r>
+        <w:rPr>
+          <w:rFonts w:ascii="David" w:hAnsi="David" w:cs="David" w:eastAsia="David" w:hint="cs"/>
+          <w:b w:val="0"/>
+          <w:sz w:val="24"/>
+          <w:szCs w:val="24"/>
+          <w:u w:val="none"/>
+          <w:rtl w:val="1"/>
+          <w:lang w:bidi="he-IL"/>
+        </w:rPr>
+        <w:t>נספח ד': ייפוי כוח מטעם הנתבעת, לפי תקנה 9(ה).</w:t>
       </w:r>
     </w:p>
     <w:p>
@@ -1318,6 +1365,26 @@
           <w:lang w:bidi="he-IL"/>
         </w:rPr>
         <w:t>ב"כ הנתבעת</w:t>
+      </w:r>
+    </w:p>
+    <w:p>
+      <w:pPr>
+        <w:bidi w:val="1"/>
+        <w:spacing w:lineRule="auto" w:line="240" w:after="0" w:before="0"/>
+        <w:jc w:val="right"/>
+      </w:pPr>
+      <w:r>
+        <w:rPr>
+          <w:rFonts w:ascii="David" w:hAnsi="David" w:cs="David" w:eastAsia="David" w:hint="cs"/>
+          <w:b/>
+          <w:bCs w:val="1"/>
+          <w:sz w:val="24"/>
+          <w:szCs w:val="24"/>
+          <w:u w:val="none"/>
+          <w:rtl w:val="1"/>
+          <w:lang w:bidi="he-IL"/>
+        </w:rPr>
+        <w:t>[שם משרד עורכי הדין]</w:t>
       </w:r>
     </w:p>
     <w:sectPr>

--- a/כתב הגנה - עמידר נ' טדילה וונדימאג'ן - נוסח מאופק.docx
+++ b/כתב הגנה - עמידר נ' טדילה וונדימאג'ן - נוסח מאופק.docx
@@ -876,7 +876,7 @@
           <w:rtl w:val="1"/>
           <w:lang w:bidi="he-IL"/>
         </w:rPr>
-        <w:t xml:space="preserve">בטופס מיום 3.7.2024, הביקור היחיד שנערך לאחר הפטירה, נרשם בשדה ההערות: "דייר חוזי נפטר , ביקור עם הבת עדן טדלה" [כך במקור]. הבת הנזכרת שם היא הנתבעת, והביקור נערך עמה בדירה. בהתאם לכך סומן בטבלה שבפרוטוקול, בשורת אותו ביקור, כי </w:t>
+        <w:t xml:space="preserve">בטופס מיום 3.7.2024, הביקור היחיד שנערך לאחר הפטירה, נרשם בשדה ההערות: "דייר חוזי נפטר , ביקור עם הבת עדן טדלה" [כך במקור]. "עדן" הוא שמה העברי של הנתבעת, והביקור נערך עמה בדירה. בהתאם לכך סומן בטבלה שבפרוטוקול, בשורת אותו ביקור, כי </w:t>
       </w:r>
       <w:r>
         <w:rPr>

--- a/כתב הגנה - עמידר נ' טדילה וונדימאג'ן - נוסח מאופק.docx
+++ b/כתב הגנה - עמידר נ' טדילה וונדימאג'ן - נוסח מאופק.docx
@@ -582,7 +582,7 @@
           <w:rtl w:val="1"/>
           <w:lang w:bidi="he-IL"/>
         </w:rPr>
-        <w:t>מי שהתגוררה בדירה מכוח רשות, ונותרה בה לאחר פטירת בעל החוזה, אינה "פולשת"; לכל היותר עסקינן בבת-רשות שרישיונה פקע, על כל המשתמע מכך לעניין הסעד ולעניין שיקולי הצדק. יצוין כי בטופסי "בדיקת אכלוס וגבייה" מצויה משבצת שכותרתה "חשש לנטישה/נטישה/פלישה", ובאף אחד מהם לא הוקף סימון; וכי התובעת הוסיפה לנהל את חשבון הדירה כחשבון פעיל ולזקוף הנחת מדרוג שתוקפה עד ליום 30.9.2024, חודשים לאחר הפטירה.</w:t>
+        <w:t>מי שהתגוררה בדירה מכוח רשות, ונותרה בה לאחר פטירת בעל החוזה, אינה "פולשת"; לכל היותר עסקינן בבת-רשות שרישיונה פקע, על כל המשתמע מכך לעניין הסעד ולשיקולי הצדק. יצוין כי בטופסי "בדיקת אכלוס וגבייה" מצויה משבצת שכותרתה "חשש לנטישה/נטישה/פלישה", ובאף אחד מהם לא הוקף סימון; וכי התובעת הוסיפה לנהל את חשבון הדירה כחשבון פעיל ולזקוף הנחת מדרוג שתוקפה עד ליום 30.9.2024, חודשים לאחר הפטירה.</w:t>
       </w:r>
     </w:p>
     <w:p>
@@ -808,7 +808,7 @@
           <w:rtl w:val="1"/>
           <w:lang w:bidi="he-IL"/>
         </w:rPr>
-        <w:t>לביסוס מגוריה תסתמך הנתבעת, בין היתר, על עדויות שכנים באותו בניין, המכירים אותה ואת המנוח מזה שנים רבות: פוזנטל עודד, ת.⁠ז.⁠ __________, ויואב אנניה, ת.⁠ז.⁠ __________. אלה יעידו כי הנתבעת התגוררה בדירה עם אביה ברציפות, לרבות בשלוש השנים שקדמו לפטירתו.</w:t>
+        <w:t>לביסוס מגוריה תסתמך הנתבעת, בין היתר, על עדויות שכנים מאותו בניין המכירים אותה ואת המנוח עשרות שנים. כמו כן, תסתמך הנתבעת על מסמכים רשמיים, לרבות רישומי רשויות, רשומות רפואיות, דואר רשמי ומסמכים מוסדיים נוספים, אשר יוגשו במועד ובאופן שייקבעו על ידי בית המשפט הנכבד, המעידים כאלף עדים כי דירה זו הייתה ונותרה כתובתה ומקום מגוריה היחיד ברציפות.</w:t>
       </w:r>
     </w:p>
     <w:p>
@@ -853,7 +853,7 @@
           <w:rtl w:val="1"/>
           <w:lang w:bidi="he-IL"/>
         </w:rPr>
-        <w:t>התובעת סומכת את תביעתה על טופסי הביקור. אלו טפסים שמילאו נציגיה לצרכיה, והם סותרים זה את זה. בטופס מיום 3.8.2020 נרשם בשדה "גר/ה בגפו/ה": "לא". זהו רישום של התובעת עצמה, בזמן אמת, ולפיו המנוח לא התגורר בדירה לבדו. ובטופס מיום 18.12.2023, האחרון בחיי המנוח, נרשם: "נקבע מספר פעמים ביקור בית, הדייר אומר אני אהיה בבית, לא נמצא"; ביקור שבו לא נמצא הדייר אינו יכול ללמד על זהות המתגוררים בדירה, וחרף זאת הוטבעה עליו חותמת "מסרב לחתום".</w:t>
+        <w:t>התובעת סומכת את תביעתה על טופסי הביקור, שמילאו נציגיה לצרכיה, והם סותרים זה את זה. בטופס מיום 3.8.2020 נרשם בשדה "גר/ה בגפו/ה": "לא". זהו רישום של התובעת עצמה, בזמן אמת, ולפיו המנוח לא התגורר בדירה לבדו. ובטופס מיום 18.12.2023, האחרון בחיי המנוח, נרשם: "נקבע מספר פעמים ביקור בית, הדייר אומר אני אהיה בבית, לא נמצא"; ביקור שבו לא נמצא הדייר אינו יכול ללמד על זהות המתגוררים בדירה, וחרף זאת הוטבעה עליו חותמת "מסרב לחתום".</w:t>
       </w:r>
     </w:p>
     <w:p>
@@ -946,7 +946,7 @@
           <w:rtl w:val="1"/>
           <w:lang w:bidi="he-IL"/>
         </w:rPr>
-        <w:t>הנתבעת אינה מכחישה את קיומן של ההצהרות, אך תטען כי משקלן אפסי. אלו טפסים אחידים, שבחלקם נוסח ההצהרה הוא "אני/ו גר/ה/ים לבדי/נו בדירה", והחלופות מעולם לא נמחקו. הן נגבו אגב ביקורי הגבייה, שבהם נקבעה גם הנחת המדרוג שבה היה המנוח תלוי; ובטופס משנת 2010 נרשם כי הביקור נערך באמהרית, ושדה "נכח מתורגם" נותר ריק.</w:t>
+        <w:t>הנתבעת אינה מכחישה את קיומן של ההצהרות, אך תטען כי משקלן אפסי. אלו טפסים אחידים, שבחלקם נוסח ההצהרה הוא "אני/ו גר/ה/ים לבדי/נו בדירה", והחלופות מעולם לא נמחקו. ובטופס משנת 2010 נרשם כי הביקור נערך באמהרית, ושדה "נכח מתורגם" נותר ריק.</w:t>
       </w:r>
     </w:p>
     <w:p>
@@ -1014,7 +1014,7 @@
           <w:rtl w:val="1"/>
           <w:lang w:bidi="he-IL"/>
         </w:rPr>
-        <w:t xml:space="preserve">בחודש יולי 2026 פנתה המחלקה לשירותים חברתיים "ירקון" שבעיריית פתח תקווה במכתב שעניינו הנתבעת, המצ"ב ומסומן כנספח א'. הנתבעת אף מוכרת באותה מחלקה כנתמכת (נספח ג'). במכתב נמסר כי הנתבעת "היתה מוכרת ברווחה לאורך שנים", וכי היא "בת 42 רווקה ללא ילדים מתמודדת עם נכות נפשית ופיברומיאלגיה, אינה עובדת ומקבלת קיצבה 100% נכות מביטוח לאומי". בסיפתו נאמר: "לאור זאת, נודה על כל התחשבות במצבה </w:t>
+        <w:t xml:space="preserve">בחודש יולי 2026 פנתה המחלקה לשירותים חברתיים "ירקון" שבעיריית פתח תקווה במכתב שעניינו הנתבעת (נספח א'). הנתבעת אף מוכרת באותה מחלקה כנתמכת (נספח ג'). במכתב נמסר כי הנתבעת "היתה מוכרת ברווחה לאורך שנים", וכי היא "בת 42 רווקה ללא ילדים מתמודדת עם נכות נפשית ופיברומיאלגיה, אינה עובדת ומקבלת קיצבה 100% נכות מביטוח לאומי". בסיפתו נאמר: "לאור זאת, נודה על כל התחשבות במצבה </w:t>
       </w:r>
       <w:r>
         <w:rPr>

--- a/כתב הגנה - עמידר נ' טדילה וונדימאג'ן - נוסח מאופק.docx
+++ b/כתב הגנה - עמידר נ' טדילה וונדימאג'ן - נוסח מאופק.docx
@@ -351,7 +351,7 @@
           <w:rtl w:val="1"/>
           <w:lang w:bidi="he-IL"/>
         </w:rPr>
-        <w:t>הנתבעת מתכבדת להגיש כתב הגנה מטעמה. כל הטענות הנטענות בכתב התביעה מוכחשות, למעט אם צוין במפורש אחרת. בכתב הגנה זה: "הדירה" היא הדירה ברח' צה"ל 72/6, פתח תקווה; "המנוח" הוא מר מנבר וונדימאג'ן ז"ל, אביה של הנתבעת ובעל החוזה; "טופסי הביקור" הם הטפסים שבנספח 2; ו"הפרוטוקול" הוא המסמך שבנספח 4.</w:t>
+        <w:t>הנתבעת מתכבדת להגיש כתב הגנה מטעמה. כל הטענות הנטענות בכתב התביעה מוכחשות, למעט אם צוין במפורש אחרת. בכתב הגנה זה: "הדירה" היא הדירה שבכותרת; "המנוח" הוא מר מנבר וונדימאג'ן ז"ל, אביה של הנתבעת ובעל החוזה; "טופסי הביקור" הם הטפסים שבנספח 2; ו"הפרוטוקול" הוא המסמך שבנספח 4.</w:t>
       </w:r>
     </w:p>
     <w:p>
@@ -441,7 +441,7 @@
           <w:rtl w:val="1"/>
           <w:lang w:bidi="he-IL"/>
         </w:rPr>
-        <w:t xml:space="preserve">ראשית, הוחל מבחן מחמיר מזה שקבע המחוקק. על גבי הפרוטוקול מודפסת הדרישה לביקורי מעגל לדייר הממשיך "מתאריך 1.8.09 ועד מועד הבקשה </w:t>
+        <w:t xml:space="preserve">ראשית, לא הובהר מכוח מה הוחל המבחן שהוחל. על גבי הפרוטוקול מודפסת הדרישה לביקורי מעגל לדייר הממשיך "מתאריך 1.8.09 ועד מועד הבקשה </w:t>
       </w:r>
       <w:r>
         <w:rPr>
@@ -466,7 +466,7 @@
           <w:rtl w:val="1"/>
           <w:lang w:bidi="he-IL"/>
         </w:rPr>
-        <w:t>". סעיף 1 לחוק זכויות הדייר בדיור הציבורי, התשנ"ח-1998, נוקב בשלוש שנים בסמוך למועד הפטירה. רשות המחילה על אדם מבחן מחמיר מזה שקבע המחוקק, החלטתה אינה יכולה לעמוד.</w:t>
+        <w:t>", בעוד שהגדרת "דייר ממשיך" שבסעיף 1 לחוק זכויות הדייר בדיור הציבורי, התשנ"ח-1998, נוקבת בשלוש שנים בסמוך למועד הפטירה. התובעת לא ציינה את מקורה הנורמטיבי של דרישה זו ולא הבהירה כיצד היא מתיישבת עם החוק. הנטל להראות מהו המבחן שעל פיו נדחתה הבקשה, ומכוח מה הוא חל, מוטל על התובעת, ולא הורם.</w:t>
       </w:r>
     </w:p>
     <w:p>
@@ -582,7 +582,7 @@
           <w:rtl w:val="1"/>
           <w:lang w:bidi="he-IL"/>
         </w:rPr>
-        <w:t>מי שהתגוררה בדירה מכוח רשות, ונותרה בה לאחר פטירת בעל החוזה, אינה "פולשת"; לכל היותר עסקינן בבת-רשות שרישיונה פקע, על כל המשתמע מכך לעניין הסעד ולשיקולי הצדק. יצוין כי בטופסי "בדיקת אכלוס וגבייה" מצויה משבצת שכותרתה "חשש לנטישה/נטישה/פלישה", ובאף אחד מהם לא הוקף סימון; וכי התובעת הוסיפה לנהל את חשבון הדירה כחשבון פעיל ולזקוף הנחת מדרוג שתוקפה עד ליום 30.9.2024, חודשים לאחר הפטירה.</w:t>
+        <w:t>מי שהתגוררה בדירה מכוח רשות, ונותרה בה לאחר פטירת בעל החוזה, אינה "פולשת"; לכל היותר עסקינן בבת-רשות שרישיונה פקע, על כל המשתמע מכך לעניין הסעד ולשיקולי הצדק. יצוין כי במשבצת "חשש לנטישה/נטישה/פלישה" שבטופסי הביקור לא הוקף סימון מעולם; וכי התובעת הוסיפה לנהל את חשבון הדירה כחשבון פעיל ולזקוף בו הנחת מדרוג שתוקפה עד ליום 30.9.2024, חודשים לאחר הפטירה.</w:t>
       </w:r>
     </w:p>
     <w:p>
@@ -695,7 +695,7 @@
           <w:rtl w:val="1"/>
           <w:lang w:bidi="he-IL"/>
         </w:rPr>
-        <w:t>דין התביעה להידחות. סילוק יד הוא סעד שבשיקול דעת, ואין להיעתר לו שעה שהתובעת היא רשות ציבורית שראיותיה סותרות את טענותיה, שהחילה מבחן מחמיר מזה שבדין, שלא בדקה את התבחינים ולא קיימה שימוע.</w:t>
+        <w:t>דין התביעה להידחות. סילוק יד הוא סעד שבשיקול דעת, ואין להיעתר לו שעה שהתובעת היא רשות ציבורית שראיותיה סותרות את טענותיה, שלא הבהירה מכוח מה הוחל המבחן שהחילה, שלא בדקה את התבחינים ולא קיימה שימוע.</w:t>
       </w:r>
     </w:p>
     <w:p>
@@ -718,7 +718,7 @@
           <w:rtl w:val="1"/>
           <w:lang w:bidi="he-IL"/>
         </w:rPr>
-        <w:t>לחלופין, מתבקש בית המשפט הנכבד להורות כי לא יינתן צו פינוי בטרם יובא עניינה של הנתבעת בפני הוועדה המוסמכת לבחינת מקרים חריגים, ובטרם תוסדר לה חלופת דיור הולמת. פינוי אישה נכה בשיעור 100%, כעולה מנספח ב', מביתה היחיד אינו עולה בקנה אחד עם חוק-יסוד: כבוד האדם וחירותו ועם תכליתו של חוק זכויות הדייר בדיור הציבורי. ולחלופי חלופין, לעכב את ביצוע הפינוי לתקופה משמעותית. אשר לעתירה להוצאות מוגברות, דינה להידחות.</w:t>
+        <w:t>לחלופין בלבד, ומבלי לגרוע מן הטענה כי ההחלטה בטלה, מתבקש בית המשפט הנכבד להורות כי לא יינתן צו פינוי בטרם יובא עניינה של הנתבעת בפני הוועדה המוסמכת לבחינת מקרים חריגים, ובטרם תוסדר לה חלופת דיור הולמת; ולעכב את בירור התביעה עד למיצוי אותו הליך. פינוי אישה נכה בשיעור 100%, כעולה מנספח ב', מביתה היחיד אינו עולה בקנה אחד עם חוק-יסוד: כבוד האדם וחירותו ועם תכליתו של חוק זכויות הדייר בדיור הציבורי. ולחלופי חלופין, לעכב את ביצוע הפינוי לתקופה משמעותית.</w:t>
       </w:r>
     </w:p>
     <w:p>
@@ -785,7 +785,7 @@
           <w:rtl w:val="1"/>
           <w:lang w:bidi="he-IL"/>
         </w:rPr>
-        <w:t>בשנת 1996 נחתם בין התובעת לבין המנוח חוזה שכירות ביחס לדירה, ויום 8.8.1996 נקוב בו כתאריך מסירת החזקה המשוער, והוא גם התאריך שבשדה "תאריך אכלוס" בכל טופסי הביקור. המנוח, יליד 1943, עלה לישראל מאתיופיה בשנת 1991. הוא הלך לעולמו ביום 16.2.2024, ותעודת הפטירה שצורפה כנספח 3 נשלחה, לפי הרשום על גביה, אל הנתבעת בכתובת הדירה. הנתבעת התגוררה בדירה עם אביה שנים ארוכות עובר לפטירתו, ובכללן שלוש השנים שקדמו לה, ומוסיפה להתגורר בה.</w:t>
+        <w:t>בשנת 1996 נחתם בין התובעת לבין המנוח חוזה שכירות ביחס לדירה, ויום 8.8.1996 נקוב בו כתאריך מסירת החזקה המשוער, והוא גם התאריך שבשדה "תאריך אכלוס" בכל טופסי הביקור. המנוח, יליד 1943, עלה לישראל מאתיופיה בשנת 1991. הוא הלך לעולמו ביום 16.2.2024, ותעודת הפטירה שצורפה כנספח 3 נשלחה, לפי הרשום על גביה, אל הנתבעת בכתובת הדירה. הנתבעת התגוררה בדירה עמו שנים ארוכות עובר לפטירתו, ובכללן שלוש השנים שקדמו לה, ומוסיפה להתגורר בה.</w:t>
       </w:r>
     </w:p>
     <w:p>
@@ -1014,7 +1014,7 @@
           <w:rtl w:val="1"/>
           <w:lang w:bidi="he-IL"/>
         </w:rPr>
-        <w:t xml:space="preserve">בחודש יולי 2026 פנתה המחלקה לשירותים חברתיים "ירקון" שבעיריית פתח תקווה במכתב שעניינו הנתבעת (נספח א'). הנתבעת אף מוכרת באותה מחלקה כנתמכת (נספח ג'). במכתב נמסר כי הנתבעת "היתה מוכרת ברווחה לאורך שנים", וכי היא "בת 42 רווקה ללא ילדים מתמודדת עם נכות נפשית ופיברומיאלגיה, אינה עובדת ומקבלת קיצבה 100% נכות מביטוח לאומי". בסיפתו נאמר: "לאור זאת, נודה על כל התחשבות במצבה </w:t>
+        <w:t xml:space="preserve">בחודש יולי 2026 פנתה המחלקה לשירותים חברתיים "ירקון" שבעיריית פתח תקווה במכתב שעניינו הנתבעת (נספח א'), המוכרת באותה מחלקה כנתמכת (נספח ג'). במכתב נמסר כי הנתבעת "היתה מוכרת ברווחה לאורך שנים", וכי היא "בת 42 רווקה ללא ילדים מתמודדת עם נכות נפשית ופיברומיאלגיה, אינה עובדת ומקבלת קיצבה 100% נכות מביטוח לאומי". בסיפתו נאמר: "לאור זאת, נודה על כל התחשבות במצבה </w:t>
       </w:r>
       <w:r>
         <w:rPr>
@@ -1130,7 +1130,7 @@
           <w:rtl w:val="1"/>
           <w:lang w:bidi="he-IL"/>
         </w:rPr>
-        <w:t>הנטען בסעיף 10 מוכחש: הגוף שדן בעניינה של הנתבעת הוא ועדה פנימית של התובעת, שלא שמעה אותה ולא בחנה את התבחינים. ביחס לסעיף 18: אין הכחשה לעצם קיומו של המסמך שבנספח 4, שתוכנו מדבר בעד עצמו, ומוכחש כי המדובר בהחלטה שנתקבלה כדין. הנטען בסעיפים 16 ו-19 מוכחש: אין הכחשה לקיומם של הטפסים וההצהרות, אך תוכנם, משקלם והמסקנה המבוקשת מהם מוכחשים כמפורט לעיל. הנטען בסעיף 11 מוכחש; לא צורפה ולו דרישת פינוי אחת. סעיפים 12 ו-20 אינם טענות שבעובדה ואינם טעונים הכחשה. הנטען בסעיפים 21 ו-22 מוכחש.</w:t>
+        <w:t>הנטען בסעיף 10 מוכחש: הגוף שדן בעניינה של הנתבעת הוא ועדה פנימית של התובעת, שלא שמעה אותה ולא בחנה את התבחינים. ביחס לסעיף 18: אין הכחשה לעצם קיומו של המסמך שבנספח 4, ומוכחש כי המדובר בהחלטה שנתקבלה כדין. הנטען בסעיפים 16 ו-19 מוכחש: אין הכחשה לקיומם של הטפסים וההצהרות, אך תוכנם, משקלם והמסקנה המבוקשת מהם מוכחשים כמפורט לעיל. הנטען בסעיף 11 מוכחש; לא צורפה ולו דרישת פינוי אחת. סעיפים 12 ו-20 אינם טענות שבעובדה ואינם טעונים הכחשה. הנטען בסעיפים 21 ו-22 מוכחש.</w:t>
       </w:r>
     </w:p>
     <w:p>
@@ -1292,7 +1292,7 @@
       <w:pPr>
         <w:bidi w:val="1"/>
         <w:spacing w:lineRule="auto" w:line="240" w:after="0" w:before="0"/>
-        <w:jc w:val="right"/>
+        <w:jc w:val="left"/>
       </w:pPr>
       <w:r>
         <w:rPr>
@@ -1365,26 +1365,6 @@
           <w:lang w:bidi="he-IL"/>
         </w:rPr>
         <w:t>ב"כ הנתבעת</w:t>
-      </w:r>
-    </w:p>
-    <w:p>
-      <w:pPr>
-        <w:bidi w:val="1"/>
-        <w:spacing w:lineRule="auto" w:line="240" w:after="0" w:before="0"/>
-        <w:jc w:val="right"/>
-      </w:pPr>
-      <w:r>
-        <w:rPr>
-          <w:rFonts w:ascii="David" w:hAnsi="David" w:cs="David" w:eastAsia="David" w:hint="cs"/>
-          <w:b/>
-          <w:bCs w:val="1"/>
-          <w:sz w:val="24"/>
-          <w:szCs w:val="24"/>
-          <w:u w:val="none"/>
-          <w:rtl w:val="1"/>
-          <w:lang w:bidi="he-IL"/>
-        </w:rPr>
-        <w:t>[שם משרד עורכי הדין]</w:t>
       </w:r>
     </w:p>
     <w:sectPr>

--- a/כתב הגנה - עמידר נ' טדילה וונדימאג'ן - נוסח מאופק.docx
+++ b/כתב הגנה - עמידר נ' טדילה וונדימאג'ן - נוסח מאופק.docx
@@ -418,7 +418,7 @@
           <w:rtl w:val="1"/>
           <w:lang w:bidi="he-IL"/>
         </w:rPr>
-        <w:t>הנתבעת מתגוררת בדירה מאז ילדותה. אביה, בעל החוזה, הלך לעולמו ביום 16.2.2024, והתובעת עותרת לסלקה מן הדירה בטענה כי "פלשה" אליה. טענה זו אינה מתיישבת עם מסמכי התובעת עצמה. הסעד המבוקש נשען כל כולו על החלטה מנהלית אחת, היא החלטת ועדת הלגליזציה מיום 2.9.2024, הלוקה בשלושה פגמים שכל אחד מהם עומד בפני עצמו.</w:t>
+        <w:t>אביה של הנתבעת, בעל החוזה, הלך לעולמו ביום 16.2.2024. הנתבעת סעדה אותו עד יומו האחרון, מתגוררת בדירה מאז, והתובעת עותרת לסלקה ממנה בטענה כי "פלשה" אליה. הסעד המבוקש נשען כל כולו על החלטה מנהלית אחת, היא החלטת ועדת הלגליזציה מיום 2.9.2024, הלוקה בשלושה פגמים שכל אחד מהם עומד בפני עצמו.</w:t>
       </w:r>
     </w:p>
     <w:p>
@@ -441,7 +441,7 @@
           <w:rtl w:val="1"/>
           <w:lang w:bidi="he-IL"/>
         </w:rPr>
-        <w:t xml:space="preserve">ראשית, לא הובהר מכוח מה הוחל המבחן שהוחל. על גבי הפרוטוקול מודפסת הדרישה לביקורי מעגל לדייר הממשיך "מתאריך 1.8.09 ועד מועד הבקשה </w:t>
+        <w:t xml:space="preserve">ראשית, ולב העניין: </w:t>
       </w:r>
       <w:r>
         <w:rPr>
@@ -454,7 +454,7 @@
           <w:rtl w:val="1"/>
           <w:lang w:bidi="he-IL"/>
         </w:rPr>
-        <w:t>ולא פחות מ-4 שנות מגורים רצופות</w:t>
+        <w:t>תבחיני הזכאות לא נבדקו כלל</w:t>
       </w:r>
       <w:r>
         <w:rPr>
@@ -466,7 +466,7 @@
           <w:rtl w:val="1"/>
           <w:lang w:bidi="he-IL"/>
         </w:rPr>
-        <w:t>", בעוד שהגדרת "דייר ממשיך" שבסעיף 1 לחוק זכויות הדייר בדיור הציבורי, התשנ"ח-1998, נוקבת בשלוש שנים בסמוך למועד הפטירה. התובעת לא ציינה את מקורה הנורמטיבי של דרישה זו ולא הבהירה כיצד היא מתיישבת עם החוק. הנטל להראות מהו המבחן שעל פיו נדחתה הבקשה, ומכוח מה הוא חל, מוטל על התובעת, ולא הורם.</w:t>
+        <w:t>. בפרוטוקול קבועה טבלה שבה נדרש סגן מנהל מרכז השירות לציין את ממצאיו בסעיפי "חסר דירה", "מומש סיוע בשכ"ד", "כתובות" ו"גבולות". הטבלה נותרה, בכל שורותיה, ללא כל סימון; שם סגן המנהל וחתימתו נותרו ריקים אף הם. משכך, הקביעה שבסעיף 19 לכתב התביעה, ולפיה לא עמדה הנתבעת בנטל התבחינים המצטברים, אינה קביעה אלא הנחה; הנטל מוטל על התובעת, ולא הורם משום שמעולם לא נבדק.</w:t>
       </w:r>
     </w:p>
     <w:p>
@@ -489,32 +489,7 @@
           <w:rtl w:val="1"/>
           <w:lang w:bidi="he-IL"/>
         </w:rPr>
-        <w:t xml:space="preserve">שנית, תבחיני הזכאות לא נבדקו כלל. בפרוטוקול קבועה טבלה שבה נדרש סגן מנהל מרכז השירות לציין את ממצאיו בסעיפי "חסר דירה", "מומש סיוע בשכ"ד", "כתובות" ו"גבולות". הטבלה נותרה, בכל שורותיה, ללא כל סימון; שם סגן המנהל וחתימתו נותרו ריקים אף הם. ולו נבדקו התבחינים, היה מתברר כי הנתבעת חסרת דירה. משכך, הקביעה שבסעיף 19 לכתב התביעה, ולפיה לא עמדה הנתבעת בנטל התבחינים המצטברים, אינה קביעה. </w:t>
-      </w:r>
-      <w:r>
-        <w:rPr>
-          <w:rFonts w:ascii="David" w:hAnsi="David" w:cs="David" w:eastAsia="David" w:hint="cs"/>
-          <w:b/>
-          <w:bCs w:val="1"/>
-          <w:sz w:val="24"/>
-          <w:szCs w:val="24"/>
-          <w:u w:val="single"/>
-          <w:rtl w:val="1"/>
-          <w:lang w:bidi="he-IL"/>
-        </w:rPr>
-        <w:t>התובעת מעולם לא בדקה את התבחינים שעל יסודם היא דוחה את הבקשה</w:t>
-      </w:r>
-      <w:r>
-        <w:rPr>
-          <w:rFonts w:ascii="David" w:hAnsi="David" w:cs="David" w:eastAsia="David" w:hint="cs"/>
-          <w:b w:val="0"/>
-          <w:sz w:val="24"/>
-          <w:szCs w:val="24"/>
-          <w:u w:val="none"/>
-          <w:rtl w:val="1"/>
-          <w:lang w:bidi="he-IL"/>
-        </w:rPr>
-        <w:t>.</w:t>
+        <w:t>שנית, לא נערך שימוע, לא מולא שדה הנימוקים ולא בוצעה המצאה. אין בפרוטוקול זכר לכך שהנתבעת זומנה, נשמעה או יוצגה. השדה "נימוקים והמלצות" נותר ריק כליל, וכל שנרשם תחת "החלטת הוועדה המחוזית" הן שתי שורות בכתב יד, שאינן מתייחסות לאיזה מן התבחינים. לא הוצגה כל ראיה כי ההחלטה הומצאה לנתבעת או כי הועמדה על זכותה להשיג עליה.</w:t>
       </w:r>
     </w:p>
     <w:p>
@@ -537,7 +512,7 @@
           <w:rtl w:val="1"/>
           <w:lang w:bidi="he-IL"/>
         </w:rPr>
-        <w:t>שלישית, לא נערך שימוע, לא מולא שדה הנימוקים ולא בוצעה המצאה. אין בפרוטוקול זכר לכך שהנתבעת זומנה, נשמעה או יוצגה. השדה "נימוקים והמלצות" נותר ריק כליל, וכל שנרשם תחת "החלטת הוועדה המחוזית" הן שתי שורות בכתב יד, שאינן מתייחסות לאיזה מן התבחינים. לא הוצגה כל ראיה כי ההחלטה הומצאה לנתבעת או כי הועמדה על זכותה להשיג עליה. החלטה מנהלית הפוגעת בזכות לקורת גג, שהתקבלה כך, בטלה, ובית המשפט הנכבד מתבקש לקבוע כן בדרך של תקיפה עקיפה.</w:t>
+        <w:t>שלישית, לא הובהר מכוח מה הוחל המבחן שהוחל. על גבי הפרוטוקול מודפסת הדרישה לביקורי מעגל לדייר הממשיך "מתאריך 1.8.09 ועד מועד הבקשה ולא פחות מ-4 שנות מגורים רצופות", בעוד שהגדרת "דייר ממשיך" שבסעיף 1 לחוק זכויות הדייר בדיור הציבורי, התשנ"ח-1998, נוקבת בשלוש שנים. התובעת לא ציינה את מקורה הנורמטיבי של דרישה זו ולא הבהירה כיצד היא מתיישבת עם החוק. החלטה מנהלית הפוגעת בזכות לקורת גג, שהתקבלה בלא בדיקה, בלא שימוע, בלא הנמקה ובלא המצאה, בטלה; ובית המשפט הנכבד מתבקש לקבוע כן בדרך של תקיפה עקיפה.</w:t>
       </w:r>
     </w:p>
     <w:p>
@@ -582,7 +557,7 @@
           <w:rtl w:val="1"/>
           <w:lang w:bidi="he-IL"/>
         </w:rPr>
-        <w:t>מי שהתגוררה בדירה מכוח רשות, ונותרה בה לאחר פטירת בעל החוזה, אינה "פולשת"; לכל היותר עסקינן בבת-רשות שרישיונה פקע, על כל המשתמע מכך לעניין הסעד ולשיקולי הצדק. יצוין כי במשבצת "חשש לנטישה/נטישה/פלישה" שבטופסי הביקור לא הוקף סימון מעולם; וכי התובעת הוסיפה לנהל את חשבון הדירה כחשבון פעיל ולזקוף בו הנחת מדרוג שתוקפה עד ליום 30.9.2024, חודשים לאחר הפטירה.</w:t>
+        <w:t>הנתבעת גדלה בדירה, נכנסה אליה ברשות אביה, שבה להתגורר בה כדי לסעוד אותו בחודשים שקדמו לפטירתו, ונותרה בה לאחר מכן. מי שאלה נסיבות כניסתה אינה "פולשת"; לכל היותר עסקינן בבת-רשות שרישיונה פקע, על כל המשתמע מכך לעניין הסעד ולשיקולי הצדק. יצוין כי במשבצת "חשש לנטישה/נטישה/פלישה" שבטופסי הביקור לא הוקף סימון מעולם; וכי התובעת הוסיפה לנהל את חשבון הדירה כחשבון פעיל ולזקוף בו הנחת מדרוג שתוקפה עד ליום 30.9.2024, חודשים לאחר הפטירה.</w:t>
       </w:r>
     </w:p>
     <w:p>
@@ -627,7 +602,7 @@
           <w:rtl w:val="1"/>
           <w:lang w:bidi="he-IL"/>
         </w:rPr>
-        <w:t>ראשית, ובניגוד לנטען בסעיפים 9 ו-15 לכתב התביעה, הנתבעת לא פלשה לדירה ולא תפסה בה חזקה עם פטירת המנוח. היא התגוררה בה עמו שנים ארוכות עובר לפטירתו, ובכללן שלוש השנים שקדמו לה, ומוסיפה להתגורר בה. הדירה היא ביתה היחיד; אין לה דירה אחרת ומעולם לא היתה לה. משכך, ובניגוד לנטען בסעיפים 10, 18 ו-19, היא בתו של הזכאי ובאה בגדר "דייר ממשיך" כהגדרתו בסעיף 1 לחוק.</w:t>
+        <w:t>ראשית, ובניגוד לנטען בסעיפים 9 ו-15 לכתב התביעה, הנתבעת לא פלשה לדירה ולא תפסה בה חזקה שלא כדין. הדירה היא ביתה היחיד; אין לה דירה אחרת ומעולם לא היתה לה. נסיבות מגוריה מפורטות בחלק השלישי להלן, במלואן ובלא כחל ושרק, ולמען הזהירות תטען הנתבעת לחלופין כי הן מקימות לה מעמד של דיירת ממשיכה כמשמעותו בסעיף 1 לחוק.</w:t>
       </w:r>
     </w:p>
     <w:p>
@@ -650,7 +625,55 @@
           <w:rtl w:val="1"/>
           <w:lang w:bidi="he-IL"/>
         </w:rPr>
-        <w:t>שנית, ובניגוד לנטען בסעיף 16, אין בטופסי הביקור ובהצהרות המנוח כדי לבסס את התביעה: הטפסים סותרים זה את זה, וההצהרות הן טפסים אחידים שנוסחו בידי התובעת ונחתמו בידי המנוח, לא בידי הנתבעת. הפירוט בחלק השלישי להלן. שלישית, המחלקה לשירותים חברתיים בעיריית פתח תקווה ביקשה בכתב להימנע מהוצאת הנתבעת מן הדירה; ואף אם ייקבע כי אין היא באה בגדר "דייר ממשיך" (ואין זה המצב), מחייבות נסיבותיה בחינה בפני הוועדה המוסמכת לבחינת מקרים חריגים בטרם יינתן סעד של פינוי.</w:t>
+        <w:t xml:space="preserve">שנית, ובניגוד לנטען בסעיפים 10, 18 ו-19, </w:t>
+      </w:r>
+      <w:r>
+        <w:rPr>
+          <w:rFonts w:ascii="David" w:hAnsi="David" w:cs="David" w:eastAsia="David" w:hint="cs"/>
+          <w:b/>
+          <w:bCs w:val="1"/>
+          <w:sz w:val="24"/>
+          <w:szCs w:val="24"/>
+          <w:u w:val="single"/>
+          <w:rtl w:val="1"/>
+          <w:lang w:bidi="he-IL"/>
+        </w:rPr>
+        <w:t>התובעת לא בחנה את עניינה של הנתבעת כלל</w:t>
+      </w:r>
+      <w:r>
+        <w:rPr>
+          <w:rFonts w:ascii="David" w:hAnsi="David" w:cs="David" w:eastAsia="David" w:hint="cs"/>
+          <w:b w:val="0"/>
+          <w:sz w:val="24"/>
+          <w:szCs w:val="24"/>
+          <w:u w:val="none"/>
+          <w:rtl w:val="1"/>
+          <w:lang w:bidi="he-IL"/>
+        </w:rPr>
+        <w:t>. היא לא בדקה היכן התגוררה ומתי, לא זימנה אותה, לא שמעה אותה ולא סימנה ולו תבחין אחד. אין בהחלטה שכך נתקבלה כדי לקבוע דבר, ומשבטלה, שומה על התובעת לשוב ולבחון את העניין מן היסוד.</w:t>
+      </w:r>
+    </w:p>
+    <w:p>
+      <w:pPr>
+        <w:numPr>
+          <w:ilvl w:val="0"/>
+          <w:numId w:val="77"/>
+        </w:numPr>
+        <w:bidi w:val="1"/>
+        <w:spacing w:lineRule="auto" w:line="360" w:after="100" w:before="0"/>
+        <w:jc w:val="both"/>
+      </w:pPr>
+      <w:r>
+        <w:rPr>
+          <w:rFonts w:ascii="David" w:hAnsi="David" w:cs="David" w:eastAsia="David" w:hint="cs"/>
+          <w:b w:val="0"/>
+          <w:sz w:val="24"/>
+          <w:szCs w:val="24"/>
+          <w:u w:val="none"/>
+          <w:rtl w:val="1"/>
+          <w:lang w:bidi="he-IL"/>
+        </w:rPr>
+        <w:t>שלישית, המחלקה לשירותים חברתיים בעיריית פתח תקווה ביקשה בכתב להימנע מהוצאת הנתבעת מן הדירה. אישה נכה בשיעור 100%, המוכרת ברווחה, שסעדה את אביה עד מותו ואין לה קורת גג אחרת, מקיימת על פניה עילה לבחינה בפני הוועדה המוסמכת לבחינת מקרים חריגים; בחינה שמעולם לא נערכה.</w:t>
       </w:r>
     </w:p>
     <w:p>
@@ -695,7 +718,7 @@
           <w:rtl w:val="1"/>
           <w:lang w:bidi="he-IL"/>
         </w:rPr>
-        <w:t>דין התביעה להידחות. סילוק יד הוא סעד שבשיקול דעת, ואין להיעתר לו שעה שהתובעת היא רשות ציבורית שראיותיה סותרות את טענותיה, שלא הבהירה מכוח מה הוחל המבחן שהחילה, שלא בדקה את התבחינים ולא קיימה שימוע.</w:t>
+        <w:t>דין התביעה להידחות. סילוק יד הוא סעד שבשיקול דעת, ואין להיעתר לו שעה שהתובעת היא רשות ציבורית המבקשת להוציא אדם מביתו על יסוד החלטה שהתקבלה בלא שנבדק דבר.</w:t>
       </w:r>
     </w:p>
     <w:p>
@@ -718,7 +741,7 @@
           <w:rtl w:val="1"/>
           <w:lang w:bidi="he-IL"/>
         </w:rPr>
-        <w:t>לחלופין בלבד, ומבלי לגרוע מן הטענה כי ההחלטה בטלה, מתבקש בית המשפט הנכבד להורות כי לא יינתן צו פינוי בטרם יובא עניינה של הנתבעת בפני הוועדה המוסמכת לבחינת מקרים חריגים, ובטרם תוסדר לה חלופת דיור הולמת; ולעכב את בירור התביעה עד למיצוי אותו הליך. פינוי אישה נכה בשיעור 100%, כעולה מנספח ב', מביתה היחיד אינו עולה בקנה אחד עם חוק-יסוד: כבוד האדם וחירותו ועם תכליתו של חוק זכויות הדייר בדיור הציבורי. ולחלופי חלופין, לעכב את ביצוע הפינוי לתקופה משמעותית.</w:t>
+        <w:t>לחלופין בלבד, ומבלי לגרוע מן הטענה כי ההחלטה בטלה, מתבקש בית המשפט הנכבד להורות כי לא יינתן צו פינוי בטרם יובא עניינה של הנתבעת בפני הוועדה המוסמכת לבחינת מקרים חריגים, ובטרם תוסדר לה חלופת דיור הולמת; ולעכב את בירור התביעה עד למיצוי אותו הליך. פינוי אישה נכה בשיעור 100%, כעולה מנספח ב', מביתה היחיד אינו עולה בקנה אחד עם חוק-יסוד: כבוד האדם וחירותו. ולחלופי חלופין, לעכב את ביצוע הפינוי לתקופה משמעותית.</w:t>
       </w:r>
     </w:p>
     <w:p>
@@ -785,7 +808,29 @@
           <w:rtl w:val="1"/>
           <w:lang w:bidi="he-IL"/>
         </w:rPr>
-        <w:t>בשנת 1996 נחתם בין התובעת לבין המנוח חוזה שכירות ביחס לדירה, ויום 8.8.1996 נקוב בו כתאריך מסירת החזקה המשוער, והוא גם התאריך שבשדה "תאריך אכלוס" בכל טופסי הביקור. המנוח, יליד 1943, עלה לישראל מאתיופיה בשנת 1991. הוא הלך לעולמו ביום 16.2.2024, ותעודת הפטירה שצורפה כנספח 3 נשלחה, לפי הרשום על גביה, אל הנתבעת בכתובת הדירה. הנתבעת התגוררה בדירה עמו שנים ארוכות עובר לפטירתו, ובכללן שלוש השנים שקדמו לה, ומוסיפה להתגורר בה.</w:t>
+        <w:t>בשנת 1996 נחתם בין התובעת לבין המנוח חוזה שכירות ביחס לדירה, ויום 8.8.1996 נקוב בו כתאריך מסירת החזקה המשוער, והוא גם התאריך שבשדה "תאריך אכלוס" בכל טופסי הביקור. המנוח, יליד 1943, עלה לישראל מאתיופיה בשנת 1991. הוא הלך לעולמו ביום 16.2.2024, ותעודת הפטירה שצורפה כנספח 3 נשלחה, לפי הרשום על גביה, אל הנתבעת בכתובת הדירה.</w:t>
+      </w:r>
+    </w:p>
+    <w:p>
+      <w:pPr>
+        <w:keepNext w:val="1"/>
+        <w:keepLines w:val="1"/>
+        <w:bidi w:val="1"/>
+        <w:spacing w:lineRule="auto" w:line="360" w:after="60" w:before="120"/>
+        <w:jc w:val="left"/>
+      </w:pPr>
+      <w:r>
+        <w:rPr>
+          <w:rFonts w:ascii="David" w:hAnsi="David" w:cs="David" w:eastAsia="David" w:hint="cs"/>
+          <w:b/>
+          <w:bCs w:val="1"/>
+          <w:sz w:val="24"/>
+          <w:szCs w:val="24"/>
+          <w:u w:val="single"/>
+          <w:rtl w:val="1"/>
+          <w:lang w:bidi="he-IL"/>
+        </w:rPr>
+        <w:t>נסיבות מגוריה של הנתבעת</w:t>
       </w:r>
     </w:p>
     <w:p>
@@ -808,7 +853,30 @@
           <w:rtl w:val="1"/>
           <w:lang w:bidi="he-IL"/>
         </w:rPr>
-        <w:t>לביסוס מגוריה תסתמך הנתבעת, בין היתר, על עדויות שכנים מאותו בניין המכירים אותה ואת המנוח עשרות שנים. כמו כן, תסתמך הנתבעת על מסמכים רשמיים, לרבות רישומי רשויות, רשומות רפואיות, דואר רשמי ומסמכים מוסדיים נוספים, אשר יוגשו במועד ובאופן שייקבעו על ידי בית המשפט הנכבד, המעידים כאלף עדים כי דירה זו הייתה ונותרה כתובתה ומקום מגוריה היחיד ברציפות.</w:t>
+        <w:t>הנתבעת גדלה בדירה והתגוררה בה מילדותה. בשנים מאוחרות יותר, על רקע מתח וקשיים ששררו בינה לבין אביה, מצבה האישי והיותו אדם נוקשה, התקשתה להתגורר עמו ברציפות, והחזיקה דירה שכורה בסמוך כדי שיהיה בידה מקום לינה נפרד. הנתבעת לא נטשה את אביה ולא חדלה מלבקרו: היא הגיעה אליו בתדירות גבוהה, סייעה לו, הכינה עבורו אוכל ודאגה לצרכיו. הנתבעת הייתה קשורה בחוזה שכירות עד לחודש יולי 2024, אולם עזבה את הדירה השכורה כשבעה חודשים קודם לכן, בסמוך לחודש דצמבר 2023, ועברה לשהות לצד אביה ולסעוד אותו בתקופה שקדמה לפטירתו. מאז הפטירה מתגוררת הנתבעת בדירה ברציפות, והיא ביתה היחיד. חוזה השכירות אינו מצוי בידי הנתבעת. אין לה דירה אחרת ומעולם לא היתה לה.</w:t>
+      </w:r>
+    </w:p>
+    <w:p>
+      <w:pPr>
+        <w:numPr>
+          <w:ilvl w:val="0"/>
+          <w:numId w:val="77"/>
+        </w:numPr>
+        <w:bidi w:val="1"/>
+        <w:spacing w:lineRule="auto" w:line="360" w:after="100" w:before="0"/>
+        <w:jc w:val="both"/>
+      </w:pPr>
+      <w:r>
+        <w:rPr>
+          <w:rFonts w:ascii="David" w:hAnsi="David" w:cs="David" w:eastAsia="David" w:hint="cs"/>
+          <w:b w:val="0"/>
+          <w:sz w:val="24"/>
+          <w:szCs w:val="24"/>
+          <w:u w:val="none"/>
+          <w:rtl w:val="1"/>
+          <w:lang w:bidi="he-IL"/>
+        </w:rPr>
+        <w:t>לביסוס מגוריה תסתמך הנתבעת, בין היתר, על עדויות שכנים מאותו בניין המכירים אותה ואת המנוח עשרות שנים. כמו כן, תסתמך הנתבעת על מסמכים רשמיים, לרבות רישומי רשויות, רשומות רפואיות, דואר רשמי ומסמכים מוסדיים נוספים, אשר יוגשו במועד ובאופן שייקבעו על ידי בית המשפט הנכבד. דבר מכל אלה לא נבדק בידי התובעת מעולם.</w:t>
       </w:r>
     </w:p>
     <w:p>
@@ -853,30 +921,7 @@
           <w:rtl w:val="1"/>
           <w:lang w:bidi="he-IL"/>
         </w:rPr>
-        <w:t>התובעת סומכת את תביעתה על טופסי הביקור, שמילאו נציגיה לצרכיה, והם סותרים זה את זה. בטופס מיום 3.8.2020 נרשם בשדה "גר/ה בגפו/ה": "לא". זהו רישום של התובעת עצמה, בזמן אמת, ולפיו המנוח לא התגורר בדירה לבדו. ובטופס מיום 18.12.2023, האחרון בחיי המנוח, נרשם: "נקבע מספר פעמים ביקור בית, הדייר אומר אני אהיה בבית, לא נמצא"; ביקור שבו לא נמצא הדייר אינו יכול ללמד על זהות המתגוררים בדירה, וחרף זאת הוטבעה עליו חותמת "מסרב לחתום".</w:t>
-      </w:r>
-    </w:p>
-    <w:p>
-      <w:pPr>
-        <w:numPr>
-          <w:ilvl w:val="0"/>
-          <w:numId w:val="77"/>
-        </w:numPr>
-        <w:bidi w:val="1"/>
-        <w:spacing w:lineRule="auto" w:line="360" w:after="100" w:before="0"/>
-        <w:jc w:val="both"/>
-      </w:pPr>
-      <w:r>
-        <w:rPr>
-          <w:rFonts w:ascii="David" w:hAnsi="David" w:cs="David" w:eastAsia="David" w:hint="cs"/>
-          <w:b w:val="0"/>
-          <w:sz w:val="24"/>
-          <w:szCs w:val="24"/>
-          <w:u w:val="none"/>
-          <w:rtl w:val="1"/>
-          <w:lang w:bidi="he-IL"/>
-        </w:rPr>
-        <w:t xml:space="preserve">בטופס מיום 3.7.2024, הביקור היחיד שנערך לאחר הפטירה, נרשם בשדה ההערות: "דייר חוזי נפטר , ביקור עם הבת עדן טדלה" [כך במקור]. "עדן" הוא שמה העברי של הנתבעת, והביקור נערך עמה בדירה. בהתאם לכך סומן בטבלה שבפרוטוקול, בשורת אותו ביקור, כי </w:t>
+        <w:t xml:space="preserve">התובעת סומכת את תביעתה על טופסי הביקור, שמילאו נציגיה לצרכיה, ואלה סותרים זה את זה ואינם יכולים לשאת את המסקנה. בטופס מיום 18.12.2023, האחרון בחיי המנוח, נרשם: "נקבע מספר פעמים ביקור בית, הדייר אומר אני אהיה בבית, לא נמצא"; ביקור שבו לא נמצא הדייר אינו יכול ללמד על זהות המתגוררים בדירה, וחרף זאת הוטבעה עליו חותמת "מסרב לחתום". ובטופס מיום 3.7.2024, הביקור היחיד שנערך לאחר הפטירה, נרשם בשדה ההערות: "דייר חוזי נפטר , ביקור עם הבת עדן טדלה" [כך במקור]. "עדן" הוא שמה העברי של הנתבעת, והביקור נערך עמה בדירה. בהתאם לכך סומן בטבלה שבפרוטוקול, בשורת אותו ביקור, כי </w:t>
       </w:r>
       <w:r>
         <w:rPr>
@@ -946,30 +991,7 @@
           <w:rtl w:val="1"/>
           <w:lang w:bidi="he-IL"/>
         </w:rPr>
-        <w:t>הנתבעת אינה מכחישה את קיומן של ההצהרות, אך תטען כי משקלן אפסי. אלו טפסים אחידים, שבחלקם נוסח ההצהרה הוא "אני/ו גר/ה/ים לבדי/נו בדירה", והחלופות מעולם לא נמחקו. ובטופס משנת 2010 נרשם כי הביקור נערך באמהרית, ושדה "נכח מתורגם" נותר ריק.</w:t>
-      </w:r>
-    </w:p>
-    <w:p>
-      <w:pPr>
-        <w:numPr>
-          <w:ilvl w:val="0"/>
-          <w:numId w:val="77"/>
-        </w:numPr>
-        <w:bidi w:val="1"/>
-        <w:spacing w:lineRule="auto" w:line="360" w:after="100" w:before="0"/>
-        <w:jc w:val="both"/>
-      </w:pPr>
-      <w:r>
-        <w:rPr>
-          <w:rFonts w:ascii="David" w:hAnsi="David" w:cs="David" w:eastAsia="David" w:hint="cs"/>
-          <w:b w:val="0"/>
-          <w:sz w:val="24"/>
-          <w:szCs w:val="24"/>
-          <w:u w:val="none"/>
-          <w:rtl w:val="1"/>
-          <w:lang w:bidi="he-IL"/>
-        </w:rPr>
-        <w:t>אשר לתניה שלפיה ההצהרה "לא תאפשר לקרובי לטעון כי גרו איתי בדירה... כדי להיחשב 'דיירים ממשיכים'": תניה שנוסחה בידי רשות ציבורית על גבי טופס אחיד, שתכליתה לשלול מראש זכות סטטוטורית מצד שלישי שאינו חתום עליה, אינה יכולה לעמוד, ולו מטעמי תקנת הציבור שבסעיף 30 לחוק החוזים (חלק כללי), התשל"ג-1973. זכות הדייר הממשיך אינה קניינו של המנוח כדי שיוותר עליה בשם בתו.</w:t>
+        <w:t>הנתבעת אינה מכחישה את קיומן של ההצהרות. אלו טפסים אחידים שנוסחו בידי התובעת ונחתמו בידי המנוח, לא בידי הנתבעת, והם מתייחסים למועדים שבהם נחתמו ואינם מלמדים על התקופה שקדמה לפטירה. ותניה שבהצהרה, שתכליתה לשלול מראש מקרובי המנוח את מעמד הדייר הממשיך, אינה יכולה לעמוד: זכות סטטוטורית של מי שאינו חתום על הטופס אינה ניתנת לוויתור בידי החותם, ולו מטעמי תקנת הציבור שבסעיף 30 לחוק החוזים (חלק כללי), התשל"ג-1973.</w:t>
       </w:r>
     </w:p>
     <w:p>
@@ -1014,7 +1036,7 @@
           <w:rtl w:val="1"/>
           <w:lang w:bidi="he-IL"/>
         </w:rPr>
-        <w:t xml:space="preserve">בחודש יולי 2026 פנתה המחלקה לשירותים חברתיים "ירקון" שבעיריית פתח תקווה במכתב שעניינו הנתבעת (נספח א'), המוכרת באותה מחלקה כנתמכת (נספח ג'). במכתב נמסר כי הנתבעת "היתה מוכרת ברווחה לאורך שנים", וכי היא "בת 42 רווקה ללא ילדים מתמודדת עם נכות נפשית ופיברומיאלגיה, אינה עובדת ומקבלת קיצבה 100% נכות מביטוח לאומי". בסיפתו נאמר: "לאור זאת, נודה על כל התחשבות במצבה </w:t>
+        <w:t xml:space="preserve">בחודש יולי 2026 פנתה המחלקה לשירותים חברתיים "ירקון" שבעיריית פתח תקווה במכתב שעניינו הנתבעת (נספח א'), המוכרת באותה מחלקה כנתמכת (נספח ג'). במכתב נמסר כי הנתבעת "היתה מוכרת ברווחה לאורך שנים" וכי היא "בת 42 רווקה ללא ילדים מתמודדת עם נכות נפשית ופיברומיאלגיה, אינה עובדת ומקבלת קיצבה 100% נכות מביטוח לאומי". בסיפתו נאמר: "לאור זאת, נודה על כל התחשבות במצבה </w:t>
       </w:r>
       <w:r>
         <w:rPr>
@@ -1027,7 +1049,7 @@
           <w:rtl w:val="1"/>
           <w:lang w:bidi="he-IL"/>
         </w:rPr>
-        <w:t>והימנעות מהוצאתה מהדירה בה מתגוררת מזה 30 שנה</w:t>
+        <w:t>והימנעות מהוצאתה מהדירה</w:t>
       </w:r>
       <w:r>
         <w:rPr>
@@ -1039,7 +1061,7 @@
           <w:rtl w:val="1"/>
           <w:lang w:bidi="he-IL"/>
         </w:rPr>
-        <w:t>" [ההדגשה של הח"מ]. התובעת קיבלה את החלטתה מבלי שפנתה לגורמי הרווחה; ומשנשלח המכתב לאחר מתן ההחלטה, קמה חובה לשוב ולבחון את העניין לאורו.</w:t>
+        <w:t xml:space="preserve"> בה מתגוררת מזה 30 שנה" [ההדגשה של הח"מ]. התובעת קיבלה את החלטתה מבלי שפנתה לגורמי הרווחה; ומשנשלח המכתב לאחר מתן ההחלטה, קמה חובה לשוב ולבחון את העניין לאורו.</w:t>
       </w:r>
     </w:p>
     <w:p>
@@ -1130,7 +1152,7 @@
           <w:rtl w:val="1"/>
           <w:lang w:bidi="he-IL"/>
         </w:rPr>
-        <w:t>הנטען בסעיף 10 מוכחש: הגוף שדן בעניינה של הנתבעת הוא ועדה פנימית של התובעת, שלא שמעה אותה ולא בחנה את התבחינים. ביחס לסעיף 18: אין הכחשה לעצם קיומו של המסמך שבנספח 4, ומוכחש כי המדובר בהחלטה שנתקבלה כדין. הנטען בסעיפים 16 ו-19 מוכחש: אין הכחשה לקיומם של הטפסים וההצהרות, אך תוכנם, משקלם והמסקנה המבוקשת מהם מוכחשים כמפורט לעיל. הנטען בסעיף 11 מוכחש; לא צורפה ולו דרישת פינוי אחת. סעיפים 12 ו-20 אינם טענות שבעובדה ואינם טעונים הכחשה. הנטען בסעיפים 21 ו-22 מוכחש.</w:t>
+        <w:t>הנטען בסעיף 10 מוכחש: הגוף שדן בעניינה של הנתבעת הוא ועדה פנימית של התובעת, שלא שמעה אותה ולא בחנה את התבחינים. ביחס לסעיף 18: אין הכחשה לעצם קיומו של המסמך שבנספח 4, ומוכחש כי המדובר בהחלטה שנתקבלה כדין. הנטען בסעיפים 16 ו-19 מוכחש: אין הכחשה לקיומם של הטפסים וההצהרות, אך המסקנה המבוקשת מהם מוכחשת כמפורט לעיל. הנטען בסעיף 11 מוכחש; לא צורפה ולו דרישת פינוי אחת. סעיפים 12 ו-20 אינם טענות שבעובדה ואינם טעונים הכחשה. הנטען בסעיפים 21 ו-22 מוכחש.</w:t>
       </w:r>
     </w:p>
     <w:p>
@@ -1175,7 +1197,7 @@
           <w:rtl w:val="1"/>
           <w:lang w:bidi="he-IL"/>
         </w:rPr>
-        <w:t>אשר על כן מתבקש בית המשפט הנכבד לדחות את התביעה; ולחלופין, להורות כי לא יינתן צו פינוי בטרם יובא עניינה של הנתבעת בפני הוועדה המוסמכת לבחינת מקרים חריגים ובטרם תוסדר לה חלופת דיור הולמת; ולחלופי חלופין, לעכב את ביצוע הפינוי לתקופה משמעותית; ולחייב את התובעת בהוצאות ובשכ"ט עו"ד.</w:t>
+        <w:t>אשר על כן מתבקש בית המשפט הנכבד לדחות את התביעה ולחייב את התובעת בהוצאות ובשכ"ט עו"ד; ולחלופין, ליתן את הסעדים המפורטים בחלק השני לעיל.</w:t>
       </w:r>
     </w:p>
     <w:p>

--- a/כתב הגנה - עמידר נ' טדילה וונדימאג'ן - נוסח מאופק.docx
+++ b/כתב הגנה - עמידר נ' טדילה וונדימאג'ן - נוסח מאופק.docx
@@ -602,7 +602,7 @@
           <w:rtl w:val="1"/>
           <w:lang w:bidi="he-IL"/>
         </w:rPr>
-        <w:t>ראשית, ובניגוד לנטען בסעיפים 9 ו-15 לכתב התביעה, הנתבעת לא פלשה לדירה ולא תפסה בה חזקה שלא כדין. הדירה היא ביתה היחיד; אין לה דירה אחרת ומעולם לא היתה לה. נסיבות מגוריה מפורטות בחלק השלישי להלן, במלואן ובלא כחל ושרק, ולמען הזהירות תטען הנתבעת לחלופין כי הן מקימות לה מעמד של דיירת ממשיכה כמשמעותו בסעיף 1 לחוק.</w:t>
+        <w:t>ראשית, ובניגוד לנטען בסעיפים 9 ו-15 לכתב התביעה, הנתבעת לא פלשה לדירה ולא תפסה בה חזקה שלא כדין. הדירה היא ביתה היחיד; אין לה דירה בבעלותה ומעולם לא היתה לה. נסיבות מגוריה מפורטות בחלק השלישי להלן, במלואן ובלא כחל ושרק, ולמען הזהירות תטען הנתבעת לחלופין כי הן מקימות לה מעמד של דיירת ממשיכה כמשמעותו בסעיף 1 לחוק.</w:t>
       </w:r>
     </w:p>
     <w:p>
@@ -853,7 +853,7 @@
           <w:rtl w:val="1"/>
           <w:lang w:bidi="he-IL"/>
         </w:rPr>
-        <w:t>הנתבעת גדלה בדירה והתגוררה בה מילדותה. בשנים מאוחרות יותר, על רקע מתח וקשיים ששררו בינה לבין אביה, מצבה האישי והיותו אדם נוקשה, התקשתה להתגורר עמו ברציפות, והחזיקה דירה שכורה בסמוך כדי שיהיה בידה מקום לינה נפרד. הנתבעת לא נטשה את אביה ולא חדלה מלבקרו: היא הגיעה אליו בתדירות גבוהה, סייעה לו, הכינה עבורו אוכל ודאגה לצרכיו. הנתבעת הייתה קשורה בחוזה שכירות עד לחודש יולי 2024, אולם עזבה את הדירה השכורה כשבעה חודשים קודם לכן, בסמוך לחודש דצמבר 2023, ועברה לשהות לצד אביה ולסעוד אותו בתקופה שקדמה לפטירתו. מאז הפטירה מתגוררת הנתבעת בדירה ברציפות, והיא ביתה היחיד. חוזה השכירות אינו מצוי בידי הנתבעת. אין לה דירה אחרת ומעולם לא היתה לה.</w:t>
+        <w:t>הנתבעת גדלה בדירה והתגוררה בה מילדותה. בשנים מאוחרות יותר, על רקע מתח וקשיים ששררו בינה לבין אביה, מצבה האישי והיותו אדם נוקשה, התקשתה להתגורר עמו ברציפות, והחזיקה דירה שכורה בסמוך כדי שיהיה בידה מקום לינה נפרד. הנתבעת לא נטשה את אביה ולא חדלה מלבקרו: היא הגיעה אליו בתדירות גבוהה, סייעה לו, הכינה עבורו אוכל ודאגה לצרכיו. הנתבעת הייתה קשורה בחוזה שכירות עד לחודש יולי 2024, אולם עזבה את הדירה השכורה כשבעה חודשים קודם לכן, בסמוך לחודש דצמבר 2023, ועברה לשהות לצד אביה ולסעוד אותו בתקופה שקדמה לפטירתו. מאז הפטירה מתגוררת הנתבעת בדירה ברציפות, והיא ביתה היחיד. חוזה השכירות אינו מצוי בידי הנתבעת. אין לה דירה בבעלותה ומעולם לא היתה לה.</w:t>
       </w:r>
     </w:p>
     <w:p>

--- a/כתב הגנה - עמידר נ' טדילה וונדימאג'ן - נוסח מאופק.docx
+++ b/כתב הגנה - עמידר נ' טדילה וונדימאג'ן - נוסח מאופק.docx
@@ -512,7 +512,7 @@
           <w:rtl w:val="1"/>
           <w:lang w:bidi="he-IL"/>
         </w:rPr>
-        <w:t>שלישית, לא הובהר מכוח מה הוחל המבחן שהוחל. על גבי הפרוטוקול מודפסת הדרישה לביקורי מעגל לדייר הממשיך "מתאריך 1.8.09 ועד מועד הבקשה ולא פחות מ-4 שנות מגורים רצופות", בעוד שהגדרת "דייר ממשיך" שבסעיף 1 לחוק זכויות הדייר בדיור הציבורי, התשנ"ח-1998, נוקבת בשלוש שנים. התובעת לא ציינה את מקורה הנורמטיבי של דרישה זו ולא הבהירה כיצד היא מתיישבת עם החוק. החלטה מנהלית הפוגעת בזכות לקורת גג, שהתקבלה בלא בדיקה, בלא שימוע, בלא הנמקה ובלא המצאה, בטלה; ובית המשפט הנכבד מתבקש לקבוע כן בדרך של תקיפה עקיפה.</w:t>
+        <w:t>שלישית, המבחן שהוחל הוחל באורח בלתי סביר. על גבי הפרוטוקול מודפסת הדרישה לביקורי מעגל לדייר הממשיך "מתאריך 1.8.09 ועד מועד הבקשה ולא פחות מ-4 שנות מגורים רצופות", בעוד שהגדרת "דייר ממשיך" שבסעיף 1 לחוק זכויות הדייר בדיור הציבורי, התשנ"ח-1998, נוקבת בשלוש שנים. אף אם לדרישה זו מקור בהוראת מעבר, החלתה כמות שהיא, בלא שנבחנו נסיבותיה של הנתבעת ובלא שהוסבר מדוע נדרשת ממנה תקופה ארוכה מזו שקבע המחוקק, חורגת ממתחם הסבירות. החלטה מנהלית הפוגעת בזכות לקורת גג, שהתקבלה בלא בדיקה, בלא שימוע, בלא הנמקה ובלא המצאה, בטלה; ובית המשפט הנכבד מתבקש לקבוע כן בדרך של תקיפה עקיפה.</w:t>
       </w:r>
     </w:p>
     <w:p>

--- a/כתב הגנה - עמידר נ' טדילה וונדימאג'ן - נוסח מאופק.docx
+++ b/כתב הגנה - עמידר נ' טדילה וונדימאג'ן - נוסח מאופק.docx
@@ -512,7 +512,7 @@
           <w:rtl w:val="1"/>
           <w:lang w:bidi="he-IL"/>
         </w:rPr>
-        <w:t>שלישית, המבחן שהוחל הוחל באורח בלתי סביר. על גבי הפרוטוקול מודפסת הדרישה לביקורי מעגל לדייר הממשיך "מתאריך 1.8.09 ועד מועד הבקשה ולא פחות מ-4 שנות מגורים רצופות", בעוד שהגדרת "דייר ממשיך" שבסעיף 1 לחוק זכויות הדייר בדיור הציבורי, התשנ"ח-1998, נוקבת בשלוש שנים. אף אם לדרישה זו מקור בהוראת מעבר, החלתה כמות שהיא, בלא שנבחנו נסיבותיה של הנתבעת ובלא שהוסבר מדוע נדרשת ממנה תקופה ארוכה מזו שקבע המחוקק, חורגת ממתחם הסבירות. החלטה מנהלית הפוגעת בזכות לקורת גג, שהתקבלה בלא בדיקה, בלא שימוע, בלא הנמקה ובלא המצאה, בטלה; ובית המשפט הנכבד מתבקש לקבוע כן בדרך של תקיפה עקיפה.</w:t>
+        <w:t>שלישית, הוראת המעבר הוחלה באורח בלתי סביר. על גבי הפרוטוקול מודפסת הדרישה לביקורי מעגל לדייר הממשיך "מתאריך 1.8.09 ועד מועד הבקשה ולא פחות מ-4 שנות מגורים רצופות", שמקורה בסעיף 70(א) לחוק ההתייעלות הכלכלית (תיקוני חקיקה ליישום התכנית הכלכלית לשנים 2009 ו-2010), התשס"ט-2009. המחלוקת הפרשנית סביב הוראה זו הוכרעה רק ביום 1.7.2026, ברע"א 1705/24 פרזות נ' אוחיון, ולפיה נדרשים זיקה משפחתית, מגורים בדירה ביום הקובע, וארבע שנות מגורים רצופות המסתיימות במועד הפטירה, מבלי שהתקופות חייבות להיות רצופות זו לזו. ההחלטה נשוא התביעה נתקבלה ביום 2.9.2024, בטרם הוכרעה הפרשנות, ובלא שנבדקה ולו אחת מן העובדות שההוראה מחייבת לבדוק. החלה כזו, אוטומטית ובלא בירור, חורגת ממתחם הסבירות. החלטה מנהלית הפוגעת בזכות לקורת גג, שהתקבלה בלא בדיקה, בלא שימוע, בלא הנמקה ובלא המצאה, בטלה; ובית המשפט הנכבד מתבקש לקבוע כן בדרך של תקיפה עקיפה.</w:t>
       </w:r>
     </w:p>
     <w:p>
@@ -602,7 +602,7 @@
           <w:rtl w:val="1"/>
           <w:lang w:bidi="he-IL"/>
         </w:rPr>
-        <w:t>ראשית, ובניגוד לנטען בסעיפים 9 ו-15 לכתב התביעה, הנתבעת לא פלשה לדירה ולא תפסה בה חזקה שלא כדין. הדירה היא ביתה היחיד; אין לה דירה בבעלותה ומעולם לא היתה לה. נסיבות מגוריה מפורטות בחלק השלישי להלן, במלואן ובלא כחל ושרק, ולמען הזהירות תטען הנתבעת לחלופין כי הן מקימות לה מעמד של דיירת ממשיכה כמשמעותו בסעיף 1 לחוק.</w:t>
+        <w:t>ראשית, ובניגוד לנטען בסעיפים 9 ו-15 לכתב התביעה, הנתבעת לא פלשה לדירה ולא תפסה בה חזקה שלא כדין. הדירה היא ביתה היחיד; אין לה דירה בבעלותה ומעולם לא היתה לה. נסיבות מגוריה מפורטות בחלק השלישי להלן, במלואן ובלא כחל ושרק, ולמען הזהירות תטען הנתבעת לחלופין כי מתקיימים בה תנאי הוראת המעבר, ולמצער כי השאלה לא נבדקה מעולם ומקומה להתברר בראיות.</w:t>
       </w:r>
     </w:p>
     <w:p>
@@ -946,7 +946,7 @@
           <w:rtl w:val="1"/>
           <w:lang w:bidi="he-IL"/>
         </w:rPr>
-        <w:t>. נציגת התובעת עצמה, אפוא, מצאה את הנתבעת מתגוררת בדירה ורשמה זאת. ובאותה שורה עצמה סומן כי גם הדייר החוזי מתגורר בה, אדם שנפטר ארבעה חודשים וחצי קודם לכן.</w:t>
+        <w:t>. נציגת התובעת עצמה, אפוא, מצאה את הנתבעת מתגוררת בדירה ורשמה זאת בזמן אמת, ברישום מנהלי מטעם התובעת. ובאותה שורה עצמה סומן כי גם הדייר החוזי מתגורר בה, אדם שנפטר ארבעה חודשים וחצי קודם לכן.</w:t>
       </w:r>
     </w:p>
     <w:p>

--- a/כתב הגנה - עמידר נ' טדילה וונדימאג'ן - נוסח מאופק.docx
+++ b/כתב הגנה - עמידר נ' טדילה וונדימאג'ן - נוסח מאופק.docx
@@ -512,7 +512,7 @@
           <w:rtl w:val="1"/>
           <w:lang w:bidi="he-IL"/>
         </w:rPr>
-        <w:t>שלישית, הוראת המעבר הוחלה באורח בלתי סביר. על גבי הפרוטוקול מודפסת הדרישה לביקורי מעגל לדייר הממשיך "מתאריך 1.8.09 ועד מועד הבקשה ולא פחות מ-4 שנות מגורים רצופות", שמקורה בסעיף 70(א) לחוק ההתייעלות הכלכלית (תיקוני חקיקה ליישום התכנית הכלכלית לשנים 2009 ו-2010), התשס"ט-2009. המחלוקת הפרשנית סביב הוראה זו הוכרעה רק ביום 1.7.2026, ברע"א 1705/24 פרזות נ' אוחיון, ולפיה נדרשים זיקה משפחתית, מגורים בדירה ביום הקובע, וארבע שנות מגורים רצופות המסתיימות במועד הפטירה, מבלי שהתקופות חייבות להיות רצופות זו לזו. ההחלטה נשוא התביעה נתקבלה ביום 2.9.2024, בטרם הוכרעה הפרשנות, ובלא שנבדקה ולו אחת מן העובדות שההוראה מחייבת לבדוק. החלה כזו, אוטומטית ובלא בירור, חורגת ממתחם הסבירות. החלטה מנהלית הפוגעת בזכות לקורת גג, שהתקבלה בלא בדיקה, בלא שימוע, בלא הנמקה ובלא המצאה, בטלה; ובית המשפט הנכבד מתבקש לקבוע כן בדרך של תקיפה עקיפה.</w:t>
+        <w:t>שלישית, הוראת המעבר יושמה בלא בירור. על גבי הפרוטוקול מודפסת הדרישה לביקורי מעגל לדייר הממשיך "מתאריך 1.8.09 ועד מועד הבקשה ולא פחות מ-4 שנות מגורים רצופות", שמקורה בסעיף 70(א) לחוק ההתייעלות הכלכלית (תיקוני חקיקה ליישום התכנית הכלכלית לשנים 2009 ו-2010), התשס"ט-2009, הוראה המוציאה מתחולת התיקון את מי שהתגורר עם הזכאי כאמור בה. המחלוקת הפרשנית סביב הוראה זו הוכרעה רק ביום 1.7.2026, ברע"א 1705/24 פרזות נ' אוחיון, שם נקבע כי נדרשים זיקה משפחתית, מגורים בדירה ביום הקובע, וארבע שנות מגורים רצופות המסתיימות במועד הפטירה, מבלי שהתקופות חייבות להיות רצופות זו לזו; ושם אף הוחזר התיק לערכאה הדיונית כדי שתישמענה ראיות בשאלת המגורים. ההחלטה נשוא התביעה קבעה כי הנתבעת אינה באה בגדר ההוראה, בטרם הוכרעה פרשנותה, ובלא שנשמעה ראיה אחת ובלא שנבדקה עובדה אחת. קביעה כזו, אוטומטית ובלא בירור, חורגת ממתחם הסבירות. החלטה מנהלית הפוגעת בזכות לקורת גג, שהתקבלה בלא בדיקה, בלא שימוע, בלא הנמקה ובלא המצאה, בטלה; ובית המשפט הנכבד מתבקש לקבוע כן בדרך של תקיפה עקיפה.</w:t>
       </w:r>
     </w:p>
     <w:p>

--- a/כתב הגנה - עמידר נ' טדילה וונדימאג'ן - נוסח מאופק.docx
+++ b/כתב הגנה - עמידר נ' טדילה וונדימאג'ן - נוסח מאופק.docx
@@ -512,7 +512,7 @@
           <w:rtl w:val="1"/>
           <w:lang w:bidi="he-IL"/>
         </w:rPr>
-        <w:t>שלישית, הוראת המעבר יושמה בלא בירור. על גבי הפרוטוקול מודפסת הדרישה לביקורי מעגל לדייר הממשיך "מתאריך 1.8.09 ועד מועד הבקשה ולא פחות מ-4 שנות מגורים רצופות", שמקורה בסעיף 70(א) לחוק ההתייעלות הכלכלית (תיקוני חקיקה ליישום התכנית הכלכלית לשנים 2009 ו-2010), התשס"ט-2009, הוראה המוציאה מתחולת התיקון את מי שהתגורר עם הזכאי כאמור בה. המחלוקת הפרשנית סביב הוראה זו הוכרעה רק ביום 1.7.2026, ברע"א 1705/24 פרזות נ' אוחיון, שם נקבע כי נדרשים זיקה משפחתית, מגורים בדירה ביום הקובע, וארבע שנות מגורים רצופות המסתיימות במועד הפטירה, מבלי שהתקופות חייבות להיות רצופות זו לזו; ושם אף הוחזר התיק לערכאה הדיונית כדי שתישמענה ראיות בשאלת המגורים. ההחלטה נשוא התביעה קבעה כי הנתבעת אינה באה בגדר ההוראה, בטרם הוכרעה פרשנותה, ובלא שנשמעה ראיה אחת ובלא שנבדקה עובדה אחת. קביעה כזו, אוטומטית ובלא בירור, חורגת ממתחם הסבירות. החלטה מנהלית הפוגעת בזכות לקורת גג, שהתקבלה בלא בדיקה, בלא שימוע, בלא הנמקה ובלא המצאה, בטלה; ובית המשפט הנכבד מתבקש לקבוע כן בדרך של תקיפה עקיפה.</w:t>
+        <w:t>שלישית, הדרישה שעל גבי הפרוטוקול יושמה בלא בירור. מודפסת בו הדרישה לביקורי מעגל לדייר הממשיך "מתאריך 1.8.09 ועד מועד הבקשה ולא פחות מ-4 שנות מגורים רצופות". הוועדה קבעה כי הנתבעת אינה עומדת בדרישה זו בלא שנשמעה ראיה אחת ובלא שנבדקה עובדה אחת: לא נבדק היכן התגוררה ומתי, לא נבחנו תקופות מגוריה בפועל ולא הוערך טיבן. קביעה כזו, אוטומטית ובלא בירור, חורגת ממתחם הסבירות. החלטה מנהלית הפוגעת בזכות לקורת גג, שהתקבלה בלא בדיקה, בלא שימוע, בלא הנמקה ובלא המצאה, בטלה; ובית המשפט הנכבד מתבקש לקבוע כן בדרך של תקיפה עקיפה.</w:t>
       </w:r>
     </w:p>
     <w:p>
@@ -602,7 +602,7 @@
           <w:rtl w:val="1"/>
           <w:lang w:bidi="he-IL"/>
         </w:rPr>
-        <w:t>ראשית, ובניגוד לנטען בסעיפים 9 ו-15 לכתב התביעה, הנתבעת לא פלשה לדירה ולא תפסה בה חזקה שלא כדין. הדירה היא ביתה היחיד; אין לה דירה בבעלותה ומעולם לא היתה לה. נסיבות מגוריה מפורטות בחלק השלישי להלן, במלואן ובלא כחל ושרק, ולמען הזהירות תטען הנתבעת לחלופין כי מתקיימים בה תנאי הוראת המעבר, ולמצער כי השאלה לא נבדקה מעולם ומקומה להתברר בראיות.</w:t>
+        <w:t>ראשית, ובניגוד לנטען בסעיפים 9 ו-15 לכתב התביעה, הנתבעת לא פלשה לדירה ולא תפסה בה חזקה שלא כדין. הדירה היא ביתה היחיד; אין לה דירה בבעלותה ומעולם לא היתה לה. נסיבות מגוריה מפורטות בחלק השלישי להלן, במלואן ובלא כחל ושרק, ולמען הזהירות תטען הנתבעת לחלופין כי היא באה בגדר דייר ממשיך, ולמצער כי השאלה לא נבדקה מעולם ומקומה להתברר בראיות.</w:t>
       </w:r>
     </w:p>
     <w:p>

--- a/כתב הגנה - עמידר נ' טדילה וונדימאג'ן - נוסח מאופק.docx
+++ b/כתב הגנה - עמידר נ' טדילה וונדימאג'ן - נוסח מאופק.docx
@@ -207,26 +207,6 @@
           <w:rtl w:val="1"/>
           <w:lang w:bidi="he-IL"/>
         </w:rPr>
-        <w:t>מרח' צה"ל 72/6, פתח תקווה</w:t>
-      </w:r>
-    </w:p>
-    <w:p>
-      <w:pPr>
-        <w:bidi w:val="1"/>
-        <w:spacing w:lineRule="auto" w:line="240" w:after="0" w:before="0"/>
-        <w:ind w:left="850"/>
-        <w:jc w:val="left"/>
-      </w:pPr>
-      <w:r>
-        <w:rPr>
-          <w:rFonts w:ascii="David" w:hAnsi="David" w:cs="David" w:eastAsia="David" w:hint="cs"/>
-          <w:b w:val="0"/>
-          <w:sz w:val="24"/>
-          <w:szCs w:val="24"/>
-          <w:u w:val="none"/>
-          <w:rtl w:val="1"/>
-          <w:lang w:bidi="he-IL"/>
-        </w:rPr>
         <w:t>ע"י ב"כ עו"ד ______________, מ.ר. __________</w:t>
       </w:r>
     </w:p>
@@ -247,7 +227,27 @@
           <w:rtl w:val="1"/>
           <w:lang w:bidi="he-IL"/>
         </w:rPr>
-        <w:t>מרח' ______________; טל': __________; דוא"ל: ______________</w:t>
+        <w:t>מען הנתבעת: רח' צה"ל 72/6, פתח תקווה</w:t>
+      </w:r>
+    </w:p>
+    <w:p>
+      <w:pPr>
+        <w:bidi w:val="1"/>
+        <w:spacing w:lineRule="auto" w:line="240" w:after="0" w:before="0"/>
+        <w:ind w:left="850"/>
+        <w:jc w:val="left"/>
+      </w:pPr>
+      <w:r>
+        <w:rPr>
+          <w:rFonts w:ascii="David" w:hAnsi="David" w:cs="David" w:eastAsia="David" w:hint="cs"/>
+          <w:b w:val="0"/>
+          <w:sz w:val="24"/>
+          <w:szCs w:val="24"/>
+          <w:u w:val="none"/>
+          <w:rtl w:val="1"/>
+          <w:lang w:bidi="he-IL"/>
+        </w:rPr>
+        <w:t>מען ב"כ: ______________; טל': __________; דוא"ל: ______________</w:t>
       </w:r>
     </w:p>
     <w:p>
@@ -418,7 +418,7 @@
           <w:rtl w:val="1"/>
           <w:lang w:bidi="he-IL"/>
         </w:rPr>
-        <w:t>אביה של הנתבעת, בעל החוזה, הלך לעולמו ביום 16.2.2024. הנתבעת סעדה אותו עד יומו האחרון, מתגוררת בדירה מאז, והתובעת עותרת לסלקה ממנה בטענה כי "פלשה" אליה. הסעד המבוקש נשען כל כולו על החלטה מנהלית אחת, היא החלטת ועדת הלגליזציה מיום 2.9.2024, הלוקה בשלושה פגמים שכל אחד מהם עומד בפני עצמו.</w:t>
+        <w:t>אביה של הנתבעת, בעל החוזה, הלך לעולמו ביום 16.2.2024. הנתבעת סעדה אותו עד יומו האחרון, מתגוררת בדירה מאז, והתובעת עותרת לסלקה מן הדירה בטענה כי "פלשה" אליה. הסעד המבוקש נשען כל כולו על החלטה מנהלית אחת, היא החלטת ועדת הלגליזציה מיום 2.9.2024, הלוקה בשלושה פגמים שכל אחד מהם עומד בפני עצמו.</w:t>
       </w:r>
     </w:p>
     <w:p>
@@ -466,7 +466,7 @@
           <w:rtl w:val="1"/>
           <w:lang w:bidi="he-IL"/>
         </w:rPr>
-        <w:t>. בפרוטוקול קבועה טבלה שבה נדרש סגן מנהל מרכז השירות לציין את ממצאיו בסעיפי "חסר דירה", "מומש סיוע בשכ"ד", "כתובות" ו"גבולות". הטבלה נותרה, בכל שורותיה, ללא כל סימון; שם סגן המנהל וחתימתו נותרו ריקים אף הם. משכך, הקביעה שבסעיף 19 לכתב התביעה, ולפיה לא עמדה הנתבעת בנטל התבחינים המצטברים, אינה קביעה אלא הנחה; הנטל מוטל על התובעת, ולא הורם משום שמעולם לא נבדק.</w:t>
+        <w:t>. בפרוטוקול קבועה טבלה שבה נדרש סגן מנהל מרכז השירות לציין את ממצאיו בסעיפי "חסר דירה", "מומש סיוע בשכ"ד", "כתובות" ו"גבולות". הטבלה נותרה, בכל שורותיה, ללא כל סימון; שם סגן המנהל וחתימתו נותרו ריקים אף הם. משכך, הקביעה שבסעיף 19 לכתב התביעה, ולפיה לא עמדה הנתבעת בנטל התבחינים המצטברים, אינה קביעה אלא הנחה; הנטל מוטל על התובעת, ולא הורם, שכן התבחינים מעולם לא נבדקו.</w:t>
       </w:r>
     </w:p>
     <w:p>
@@ -557,7 +557,7 @@
           <w:rtl w:val="1"/>
           <w:lang w:bidi="he-IL"/>
         </w:rPr>
-        <w:t>הנתבעת גדלה בדירה, נכנסה אליה ברשות אביה, שבה להתגורר בה כדי לסעוד אותו בחודשים שקדמו לפטירתו, ונותרה בה לאחר מכן. מי שאלה נסיבות כניסתה אינה "פולשת"; לכל היותר עסקינן בבת-רשות שרישיונה פקע, על כל המשתמע מכך לעניין הסעד ולשיקולי הצדק. יצוין כי במשבצת "חשש לנטישה/נטישה/פלישה" שבטופסי הביקור לא הוקף סימון מעולם; וכי התובעת הוסיפה לנהל את חשבון הדירה כחשבון פעיל ולזקוף בו הנחת מדרוג שתוקפה עד ליום 30.9.2024, חודשים לאחר הפטירה.</w:t>
+        <w:t>הנתבעת גדלה בדירה, נכנסה אליה ברשות אביה, שבה להתגורר בה כדי לסעוד אותו בחודשים שקדמו לפטירתו, ונותרה בה לאחר מכן. מי שאלה נסיבות כניסתה אינה "פולשת"; לכל היותר עסקינן בבת-רשות שרישיונה פקע, על כל המשתמע מכך לעניין הסעד ולשיקולי הצדק. יצוין כי המשבצת "חשש לנטישה/נטישה/פלישה" שבטופסי הביקור לא סומנה מעולם; וכי התובעת הוסיפה לנהל את חשבון הדירה כחשבון פעיל ולזקוף בו הנחת מדרוג שתוקפה עד ליום 30.9.2024, חודשים לאחר הפטירה.</w:t>
       </w:r>
     </w:p>
     <w:p>
@@ -673,7 +673,7 @@
           <w:rtl w:val="1"/>
           <w:lang w:bidi="he-IL"/>
         </w:rPr>
-        <w:t>שלישית, המחלקה לשירותים חברתיים בעיריית פתח תקווה ביקשה בכתב להימנע מהוצאת הנתבעת מן הדירה. אישה נכה בשיעור 100%, המוכרת ברווחה, שסעדה את אביה עד מותו ואין לה קורת גג אחרת, מקיימת על פניה עילה לבחינה בפני הוועדה המוסמכת לבחינת מקרים חריגים; בחינה שמעולם לא נערכה.</w:t>
+        <w:t>שלישית, המחלקה לשירותים חברתיים בעיריית פתח תקווה ביקשה בכתב להימנע מהוצאת הנתבעת מן הדירה. אישה נכה בשיעור 100%, המוכרת ברווחה, שסעדה את אביה עד מותו ואין לה קורת גג אחרת, מקיימת לכאורה עילה לבחינה בפני הוועדה המוסמכת לבחינת מקרים חריגים; בחינה שמעולם לא נערכה.</w:t>
       </w:r>
     </w:p>
     <w:p>
@@ -741,7 +741,7 @@
           <w:rtl w:val="1"/>
           <w:lang w:bidi="he-IL"/>
         </w:rPr>
-        <w:t>לחלופין בלבד, ומבלי לגרוע מן הטענה כי ההחלטה בטלה, מתבקש בית המשפט הנכבד להורות כי לא יינתן צו פינוי בטרם יובא עניינה של הנתבעת בפני הוועדה המוסמכת לבחינת מקרים חריגים, ובטרם תוסדר לה חלופת דיור הולמת; ולעכב את בירור התביעה עד למיצוי אותו הליך. פינוי אישה נכה בשיעור 100%, כעולה מנספח ב', מביתה היחיד אינו עולה בקנה אחד עם חוק-יסוד: כבוד האדם וחירותו. ולחלופי חלופין, לעכב את ביצוע הפינוי לתקופה משמעותית.</w:t>
+        <w:t>לחלופין בלבד, ומבלי לגרוע מן הטענה כי ההחלטה בטלה, מתבקש בית המשפט הנכבד להורות כי לא יינתן צו פינוי בטרם יובא עניינה של הנתבעת בפני הוועדה המוסמכת לבחינת מקרים חריגים, ובטרם תוסדר לה חלופת דיור הולמת; ולעכב את בירור התביעה עד למיצוי אותו הליך. פינויה של אישה נכה בשיעור 100%, כעולה מנספח ב', מביתה היחיד אינו עולה בקנה אחד עם חוק-יסוד: כבוד האדם וחירותו. ולחלופי חלופין, לעכב את ביצוע הפינוי לתקופה משמעותית.</w:t>
       </w:r>
     </w:p>
     <w:p>
@@ -853,7 +853,7 @@
           <w:rtl w:val="1"/>
           <w:lang w:bidi="he-IL"/>
         </w:rPr>
-        <w:t>הנתבעת גדלה בדירה והתגוררה בה מילדותה. בשנים מאוחרות יותר, על רקע מתח וקשיים ששררו בינה לבין אביה, מצבה האישי והיותו אדם נוקשה, התקשתה להתגורר עמו ברציפות, והחזיקה דירה שכורה בסמוך כדי שיהיה בידה מקום לינה נפרד. הנתבעת לא נטשה את אביה ולא חדלה מלבקרו: היא הגיעה אליו בתדירות גבוהה, סייעה לו, הכינה עבורו אוכל ודאגה לצרכיו. הנתבעת הייתה קשורה בחוזה שכירות עד לחודש יולי 2024, אולם עזבה את הדירה השכורה כשבעה חודשים קודם לכן, בסמוך לחודש דצמבר 2023, ועברה לשהות לצד אביה ולסעוד אותו בתקופה שקדמה לפטירתו. מאז הפטירה מתגוררת הנתבעת בדירה ברציפות, והיא ביתה היחיד. חוזה השכירות אינו מצוי בידי הנתבעת. אין לה דירה בבעלותה ומעולם לא היתה לה.</w:t>
+        <w:t>הנתבעת גדלה בדירה והתגוררה בה מילדותה. בשנים מאוחרות יותר, על רקע מתח וקשיים ששררו בינה לבין אביה, מצבה האישי והיותו אדם נוקשה, התקשתה להתגורר עמו ברציפות, והחזיקה דירה שכורה בסמוך לדירת אביה, כדי שיהיה בידה מקום לינה נפרד. הנתבעת לא נטשה את אביה ולא חדלה מלבקרו: היא הגיעה אליו בתדירות גבוהה, סייעה לו, הכינה עבורו אוכל ודאגה לצרכיו. הנתבעת הייתה קשורה בחוזה שכירות עד לחודש יולי 2024, אולם עזבה את הדירה השכורה כשבעה חודשים קודם לכן, בסמוך לחודש דצמבר 2023, ועברה לשהות לצד אביה ולסעוד אותו בתקופה שקדמה לפטירתו. מאז הפטירה מתגוררת הנתבעת בדירה ברציפות, והדירה היא ביתה היחיד. חוזה השכירות אינו מצוי בידי הנתבעת, ולמיטב ידיעתה הוא מצוי בידי המשכיר. אין לה דירה בבעלותה ומעולם לא היתה לה.</w:t>
       </w:r>
     </w:p>
     <w:p>
@@ -921,7 +921,7 @@
           <w:rtl w:val="1"/>
           <w:lang w:bidi="he-IL"/>
         </w:rPr>
-        <w:t xml:space="preserve">התובעת סומכת את תביעתה על טופסי הביקור, שמילאו נציגיה לצרכיה, ואלה סותרים זה את זה ואינם יכולים לשאת את המסקנה. בטופס מיום 18.12.2023, האחרון בחיי המנוח, נרשם: "נקבע מספר פעמים ביקור בית, הדייר אומר אני אהיה בבית, לא נמצא"; ביקור שבו לא נמצא הדייר אינו יכול ללמד על זהות המתגוררים בדירה, וחרף זאת הוטבעה עליו חותמת "מסרב לחתום". ובטופס מיום 3.7.2024, הביקור היחיד שנערך לאחר הפטירה, נרשם בשדה ההערות: "דייר חוזי נפטר , ביקור עם הבת עדן טדלה" [כך במקור]. "עדן" הוא שמה העברי של הנתבעת, והביקור נערך עמה בדירה. בהתאם לכך סומן בטבלה שבפרוטוקול, בשורת אותו ביקור, כי </w:t>
+        <w:t xml:space="preserve">התובעת סומכת את תביעתה על טופסי הביקור, שמילאו נציגיה לצרכיה, ואלה אינם יכולים לשאת את המסקנה המבוקשת מהם. בטופס מיום 18.12.2023, האחרון בחיי המנוח, נרשם: "נקבע מספר פעמים ביקור בית, הדייר אומר אני אהיה בבית, לא נמצא"; ביקור שבו לא נמצא הדייר אינו יכול ללמד על זהות המתגוררים בדירה, וחרף זאת הוטבעה עליו חותמת "מסרב לחתום". ובטופס מיום 3.7.2024, הביקור היחיד שנערך לאחר הפטירה, נרשם בשדה ההערות: "דייר חוזי נפטר , ביקור עם הבת עדן טדלה" [כך במקור]. "עדן" הוא שמה העברי של הנתבעת, והביקור נערך עמה בדירה. בהתאם לכך סומן בטבלה שבפרוטוקול, בשורת אותו ביקור, כי </w:t>
       </w:r>
       <w:r>
         <w:rPr>

--- a/כתב הגנה - עמידר נ' טדילה וונדימאג'ן - נוסח מאופק.docx
+++ b/כתב הגנה - עמידר נ' טדילה וונדימאג'ן - נוסח מאופק.docx
@@ -351,7 +351,26 @@
           <w:rtl w:val="1"/>
           <w:lang w:bidi="he-IL"/>
         </w:rPr>
-        <w:t>הנתבעת מתכבדת להגיש כתב הגנה מטעמה. כל הטענות הנטענות בכתב התביעה מוכחשות, למעט אם צוין במפורש אחרת. בכתב הגנה זה: "הדירה" היא הדירה שבכותרת; "המנוח" הוא מר מנבר וונדימאג'ן ז"ל, אביה של הנתבעת ובעל החוזה; "טופסי הביקור" הם הטפסים שבנספח 2; ו"הפרוטוקול" הוא המסמך שבנספח 4.</w:t>
+        <w:t>הנתבעת מתכבדת להגיש כתב הגנה מטעמה. כל הטענות הנטענות בכתב התביעה מוכחשות, למעט אם צוין במפורש אחרת.</w:t>
+      </w:r>
+    </w:p>
+    <w:p>
+      <w:pPr>
+        <w:bidi w:val="1"/>
+        <w:spacing w:lineRule="auto" w:line="360" w:after="120" w:before="0"/>
+        <w:jc w:val="both"/>
+      </w:pPr>
+      <w:r>
+        <w:rPr>
+          <w:rFonts w:ascii="David" w:hAnsi="David" w:cs="David" w:eastAsia="David" w:hint="cs"/>
+          <w:b w:val="0"/>
+          <w:sz w:val="24"/>
+          <w:szCs w:val="24"/>
+          <w:u w:val="none"/>
+          <w:rtl w:val="1"/>
+          <w:lang w:bidi="he-IL"/>
+        </w:rPr>
+        <w:t>בכתב הגנה זה: "הדירה" היא הדירה שבכותרת; "המנוח" הוא מר מנבר וונדימאג'ן ז"ל, אביה של הנתבעת ובעל החוזה; "טופסי הביקור" הם הטפסים שבנספח 2; ו"הפרוטוקול" הוא המסמך שבנספח 4.</w:t>
       </w:r>
     </w:p>
     <w:p>
@@ -405,7 +424,7 @@
           <w:numId w:val="77"/>
         </w:numPr>
         <w:bidi w:val="1"/>
-        <w:spacing w:lineRule="auto" w:line="360" w:after="100" w:before="0"/>
+        <w:spacing w:lineRule="auto" w:line="360" w:after="80" w:before="0"/>
         <w:jc w:val="both"/>
       </w:pPr>
       <w:r>
@@ -418,7 +437,7 @@
           <w:rtl w:val="1"/>
           <w:lang w:bidi="he-IL"/>
         </w:rPr>
-        <w:t>אביה של הנתבעת, בעל החוזה, הלך לעולמו ביום 16.2.2024. הנתבעת סעדה אותו עד יומו האחרון, מתגוררת בדירה מאז, והתובעת עותרת לסלקה מן הדירה בטענה כי "פלשה" אליה. הסעד המבוקש נשען כל כולו על החלטה מנהלית אחת, היא החלטת ועדת הלגליזציה מיום 2.9.2024, הלוקה בשלושה פגמים שכל אחד מהם עומד בפני עצמו.</w:t>
+        <w:t>אביה של הנתבעת, בעל החוזה, הלך לעולמו ביום 16.2.2024. הנתבעת סעדה אותו עד יומו האחרון, מתגוררת בדירה מאז, והתובעת עותרת לסלקה מן הדירה בטענה כי "פלשה" אליה.</w:t>
       </w:r>
     </w:p>
     <w:p>
@@ -428,7 +447,30 @@
           <w:numId w:val="77"/>
         </w:numPr>
         <w:bidi w:val="1"/>
-        <w:spacing w:lineRule="auto" w:line="360" w:after="100" w:before="0"/>
+        <w:spacing w:lineRule="auto" w:line="360" w:after="80" w:before="0"/>
+        <w:jc w:val="both"/>
+      </w:pPr>
+      <w:r>
+        <w:rPr>
+          <w:rFonts w:ascii="David" w:hAnsi="David" w:cs="David" w:eastAsia="David" w:hint="cs"/>
+          <w:b w:val="0"/>
+          <w:sz w:val="24"/>
+          <w:szCs w:val="24"/>
+          <w:u w:val="none"/>
+          <w:rtl w:val="1"/>
+          <w:lang w:bidi="he-IL"/>
+        </w:rPr>
+        <w:t>הסעד המבוקש נשען כל כולו על החלטה מנהלית אחת, היא החלטת ועדת הלגליזציה מיום 2.9.2024, הלוקה בשלושה פגמים שכל אחד מהם עומד בפני עצמו.</w:t>
+      </w:r>
+    </w:p>
+    <w:p>
+      <w:pPr>
+        <w:numPr>
+          <w:ilvl w:val="0"/>
+          <w:numId w:val="77"/>
+        </w:numPr>
+        <w:bidi w:val="1"/>
+        <w:spacing w:lineRule="auto" w:line="360" w:after="80" w:before="0"/>
         <w:jc w:val="both"/>
       </w:pPr>
       <w:r>
@@ -466,7 +508,7 @@
           <w:rtl w:val="1"/>
           <w:lang w:bidi="he-IL"/>
         </w:rPr>
-        <w:t>. בפרוטוקול קבועה טבלה שבה נדרש סגן מנהל מרכז השירות לציין את ממצאיו בסעיפי "חסר דירה", "מומש סיוע בשכ"ד", "כתובות" ו"גבולות". הטבלה נותרה, בכל שורותיה, ללא כל סימון; שם סגן המנהל וחתימתו נותרו ריקים אף הם. משכך, הקביעה שבסעיף 19 לכתב התביעה, ולפיה לא עמדה הנתבעת בנטל התבחינים המצטברים, אינה קביעה אלא הנחה; הנטל מוטל על התובעת, ולא הורם, שכן התבחינים מעולם לא נבדקו.</w:t>
+        <w:t>. בפרוטוקול קבועה טבלה שבה נדרש סגן מנהל מרכז השירות לציין את ממצאיו בסעיפי "חסר דירה", "מומש סיוע בשכ"ד", "כתובות" ו"גבולות".</w:t>
       </w:r>
     </w:p>
     <w:p>
@@ -476,7 +518,7 @@
           <w:numId w:val="77"/>
         </w:numPr>
         <w:bidi w:val="1"/>
-        <w:spacing w:lineRule="auto" w:line="360" w:after="100" w:before="0"/>
+        <w:spacing w:lineRule="auto" w:line="360" w:after="80" w:before="0"/>
         <w:jc w:val="both"/>
       </w:pPr>
       <w:r>
@@ -489,7 +531,7 @@
           <w:rtl w:val="1"/>
           <w:lang w:bidi="he-IL"/>
         </w:rPr>
-        <w:t>שנית, לא נערך שימוע, לא מולא שדה הנימוקים ולא בוצעה המצאה. אין בפרוטוקול זכר לכך שהנתבעת זומנה, נשמעה או יוצגה. השדה "נימוקים והמלצות" נותר ריק כליל, וכל שנרשם תחת "החלטת הוועדה המחוזית" הן שתי שורות בכתב יד, שאינן מתייחסות לאיזה מן התבחינים. לא הוצגה כל ראיה כי ההחלטה הומצאה לנתבעת או כי הועמדה על זכותה להשיג עליה.</w:t>
+        <w:t>הטבלה נותרה, בכל שורותיה, ללא כל סימון; שם סגן המנהל וחתימתו נותרו ריקים אף הם.</w:t>
       </w:r>
     </w:p>
     <w:p>
@@ -499,7 +541,7 @@
           <w:numId w:val="77"/>
         </w:numPr>
         <w:bidi w:val="1"/>
-        <w:spacing w:lineRule="auto" w:line="360" w:after="100" w:before="0"/>
+        <w:spacing w:lineRule="auto" w:line="360" w:after="80" w:before="0"/>
         <w:jc w:val="both"/>
       </w:pPr>
       <w:r>
@@ -512,7 +554,168 @@
           <w:rtl w:val="1"/>
           <w:lang w:bidi="he-IL"/>
         </w:rPr>
-        <w:t>שלישית, הדרישה שעל גבי הפרוטוקול יושמה בלא בירור. מודפסת בו הדרישה לביקורי מעגל לדייר הממשיך "מתאריך 1.8.09 ועד מועד הבקשה ולא פחות מ-4 שנות מגורים רצופות". הוועדה קבעה כי הנתבעת אינה עומדת בדרישה זו בלא שנשמעה ראיה אחת ובלא שנבדקה עובדה אחת: לא נבדק היכן התגוררה ומתי, לא נבחנו תקופות מגוריה בפועל ולא הוערך טיבן. קביעה כזו, אוטומטית ובלא בירור, חורגת ממתחם הסבירות. החלטה מנהלית הפוגעת בזכות לקורת גג, שהתקבלה בלא בדיקה, בלא שימוע, בלא הנמקה ובלא המצאה, בטלה; ובית המשפט הנכבד מתבקש לקבוע כן בדרך של תקיפה עקיפה.</w:t>
+        <w:t>משכך, הקביעה שבסעיף 19 לכתב התביעה, ולפיה לא עמדה הנתבעת בנטל התבחינים המצטברים, אינה קביעה אלא הנחה; הנטל מוטל על התובעת, ולא הורם, שכן התבחינים מעולם לא נבדקו.</w:t>
+      </w:r>
+    </w:p>
+    <w:p>
+      <w:pPr>
+        <w:numPr>
+          <w:ilvl w:val="0"/>
+          <w:numId w:val="77"/>
+        </w:numPr>
+        <w:bidi w:val="1"/>
+        <w:spacing w:lineRule="auto" w:line="360" w:after="80" w:before="0"/>
+        <w:jc w:val="both"/>
+      </w:pPr>
+      <w:r>
+        <w:rPr>
+          <w:rFonts w:ascii="David" w:hAnsi="David" w:cs="David" w:eastAsia="David" w:hint="cs"/>
+          <w:b w:val="0"/>
+          <w:sz w:val="24"/>
+          <w:szCs w:val="24"/>
+          <w:u w:val="none"/>
+          <w:rtl w:val="1"/>
+          <w:lang w:bidi="he-IL"/>
+        </w:rPr>
+        <w:t>שנית, לא נערך שימוע, לא מולא שדה הנימוקים ולא בוצעה המצאה. אין בפרוטוקול זכר לכך שהנתבעת זומנה, נשמעה או יוצגה.</w:t>
+      </w:r>
+    </w:p>
+    <w:p>
+      <w:pPr>
+        <w:numPr>
+          <w:ilvl w:val="0"/>
+          <w:numId w:val="77"/>
+        </w:numPr>
+        <w:bidi w:val="1"/>
+        <w:spacing w:lineRule="auto" w:line="360" w:after="80" w:before="0"/>
+        <w:jc w:val="both"/>
+      </w:pPr>
+      <w:r>
+        <w:rPr>
+          <w:rFonts w:ascii="David" w:hAnsi="David" w:cs="David" w:eastAsia="David" w:hint="cs"/>
+          <w:b w:val="0"/>
+          <w:sz w:val="24"/>
+          <w:szCs w:val="24"/>
+          <w:u w:val="none"/>
+          <w:rtl w:val="1"/>
+          <w:lang w:bidi="he-IL"/>
+        </w:rPr>
+        <w:t>השדה "נימוקים והמלצות" נותר ריק כליל, וכל שנרשם תחת "החלטת הוועדה המחוזית" הן שתי שורות בכתב יד, שאינן מתייחסות לאיזה מן התבחינים.</w:t>
+      </w:r>
+    </w:p>
+    <w:p>
+      <w:pPr>
+        <w:numPr>
+          <w:ilvl w:val="0"/>
+          <w:numId w:val="77"/>
+        </w:numPr>
+        <w:bidi w:val="1"/>
+        <w:spacing w:lineRule="auto" w:line="360" w:after="80" w:before="0"/>
+        <w:jc w:val="both"/>
+      </w:pPr>
+      <w:r>
+        <w:rPr>
+          <w:rFonts w:ascii="David" w:hAnsi="David" w:cs="David" w:eastAsia="David" w:hint="cs"/>
+          <w:b w:val="0"/>
+          <w:sz w:val="24"/>
+          <w:szCs w:val="24"/>
+          <w:u w:val="none"/>
+          <w:rtl w:val="1"/>
+          <w:lang w:bidi="he-IL"/>
+        </w:rPr>
+        <w:t>לא הוצגה כל ראיה כי ההחלטה הומצאה לנתבעת או כי הועמדה על זכותה להשיג עליה.</w:t>
+      </w:r>
+    </w:p>
+    <w:p>
+      <w:pPr>
+        <w:numPr>
+          <w:ilvl w:val="0"/>
+          <w:numId w:val="77"/>
+        </w:numPr>
+        <w:bidi w:val="1"/>
+        <w:spacing w:lineRule="auto" w:line="360" w:after="80" w:before="0"/>
+        <w:jc w:val="both"/>
+      </w:pPr>
+      <w:r>
+        <w:rPr>
+          <w:rFonts w:ascii="David" w:hAnsi="David" w:cs="David" w:eastAsia="David" w:hint="cs"/>
+          <w:b w:val="0"/>
+          <w:sz w:val="24"/>
+          <w:szCs w:val="24"/>
+          <w:u w:val="none"/>
+          <w:rtl w:val="1"/>
+          <w:lang w:bidi="he-IL"/>
+        </w:rPr>
+        <w:t>שלישית, הדרישה שעל גבי הפרוטוקול יושמה בלא בירור. מודפסת בו הדרישה לביקורי מעגל לדייר הממשיך "מתאריך 1.8.09 ועד מועד הבקשה ולא פחות מ-4 שנות מגורים רצופות".</w:t>
+      </w:r>
+    </w:p>
+    <w:p>
+      <w:pPr>
+        <w:numPr>
+          <w:ilvl w:val="0"/>
+          <w:numId w:val="77"/>
+        </w:numPr>
+        <w:bidi w:val="1"/>
+        <w:spacing w:lineRule="auto" w:line="360" w:after="80" w:before="0"/>
+        <w:jc w:val="both"/>
+      </w:pPr>
+      <w:r>
+        <w:rPr>
+          <w:rFonts w:ascii="David" w:hAnsi="David" w:cs="David" w:eastAsia="David" w:hint="cs"/>
+          <w:b w:val="0"/>
+          <w:sz w:val="24"/>
+          <w:szCs w:val="24"/>
+          <w:u w:val="none"/>
+          <w:rtl w:val="1"/>
+          <w:lang w:bidi="he-IL"/>
+        </w:rPr>
+        <w:t>הוועדה קבעה כי הנתבעת אינה עומדת בדרישה זו בלא שנשמעה ראיה אחת ובלא שנבדקה עובדה אחת: לא נבדק היכן התגוררה ומתי, לא נבחנו תקופות מגוריה בפועל ולא הוערך טיבן.</w:t>
+      </w:r>
+    </w:p>
+    <w:p>
+      <w:pPr>
+        <w:numPr>
+          <w:ilvl w:val="0"/>
+          <w:numId w:val="77"/>
+        </w:numPr>
+        <w:bidi w:val="1"/>
+        <w:spacing w:lineRule="auto" w:line="360" w:after="80" w:before="0"/>
+        <w:jc w:val="both"/>
+      </w:pPr>
+      <w:r>
+        <w:rPr>
+          <w:rFonts w:ascii="David" w:hAnsi="David" w:cs="David" w:eastAsia="David" w:hint="cs"/>
+          <w:b w:val="0"/>
+          <w:sz w:val="24"/>
+          <w:szCs w:val="24"/>
+          <w:u w:val="none"/>
+          <w:rtl w:val="1"/>
+          <w:lang w:bidi="he-IL"/>
+        </w:rPr>
+        <w:t>קביעה כזו, אוטומטית ובלא בירור, חורגת ממתחם הסבירות.</w:t>
+      </w:r>
+    </w:p>
+    <w:p>
+      <w:pPr>
+        <w:numPr>
+          <w:ilvl w:val="0"/>
+          <w:numId w:val="77"/>
+        </w:numPr>
+        <w:bidi w:val="1"/>
+        <w:spacing w:lineRule="auto" w:line="360" w:after="80" w:before="0"/>
+        <w:jc w:val="both"/>
+      </w:pPr>
+      <w:r>
+        <w:rPr>
+          <w:rFonts w:ascii="David" w:hAnsi="David" w:cs="David" w:eastAsia="David" w:hint="cs"/>
+          <w:b w:val="0"/>
+          <w:sz w:val="24"/>
+          <w:szCs w:val="24"/>
+          <w:u w:val="none"/>
+          <w:rtl w:val="1"/>
+          <w:lang w:bidi="he-IL"/>
+        </w:rPr>
+        <w:t>החלטה מנהלית הפוגעת בזכות לקורת גג, שהתקבלה בלא בדיקה, בלא שימוע, בלא הנמקה ובלא המצאה, בטלה; ובית המשפט הנכבד מתבקש לקבוע כן בדרך של תקיפה עקיפה.</w:t>
       </w:r>
     </w:p>
     <w:p>
@@ -544,7 +747,7 @@
           <w:numId w:val="77"/>
         </w:numPr>
         <w:bidi w:val="1"/>
-        <w:spacing w:lineRule="auto" w:line="360" w:after="100" w:before="0"/>
+        <w:spacing w:lineRule="auto" w:line="360" w:after="80" w:before="0"/>
         <w:jc w:val="both"/>
       </w:pPr>
       <w:r>
@@ -557,7 +760,53 @@
           <w:rtl w:val="1"/>
           <w:lang w:bidi="he-IL"/>
         </w:rPr>
-        <w:t>הנתבעת גדלה בדירה, נכנסה אליה ברשות אביה, שבה להתגורר בה כדי לסעוד אותו בחודשים שקדמו לפטירתו, ונותרה בה לאחר מכן. מי שאלה נסיבות כניסתה אינה "פולשת"; לכל היותר עסקינן בבת-רשות שרישיונה פקע, על כל המשתמע מכך לעניין הסעד ולשיקולי הצדק. יצוין כי המשבצת "חשש לנטישה/נטישה/פלישה" שבטופסי הביקור לא סומנה מעולם; וכי התובעת הוסיפה לנהל את חשבון הדירה כחשבון פעיל ולזקוף בו הנחת מדרוג שתוקפה עד ליום 30.9.2024, חודשים לאחר הפטירה.</w:t>
+        <w:t>הנתבעת גדלה בדירה, נכנסה אליה ברשות אביה, שבה להתגורר בה כדי לסעוד אותו בחודשים שקדמו לפטירתו, ונותרה בה לאחר מכן.</w:t>
+      </w:r>
+    </w:p>
+    <w:p>
+      <w:pPr>
+        <w:numPr>
+          <w:ilvl w:val="0"/>
+          <w:numId w:val="77"/>
+        </w:numPr>
+        <w:bidi w:val="1"/>
+        <w:spacing w:lineRule="auto" w:line="360" w:after="80" w:before="0"/>
+        <w:jc w:val="both"/>
+      </w:pPr>
+      <w:r>
+        <w:rPr>
+          <w:rFonts w:ascii="David" w:hAnsi="David" w:cs="David" w:eastAsia="David" w:hint="cs"/>
+          <w:b w:val="0"/>
+          <w:sz w:val="24"/>
+          <w:szCs w:val="24"/>
+          <w:u w:val="none"/>
+          <w:rtl w:val="1"/>
+          <w:lang w:bidi="he-IL"/>
+        </w:rPr>
+        <w:t>מי שאלה נסיבות כניסתה אינה "פולשת"; לכל היותר עסקינן בבת-רשות שרישיונה פקע, על כל המשתמע מכך לעניין הסעד ולשיקולי הצדק.</w:t>
+      </w:r>
+    </w:p>
+    <w:p>
+      <w:pPr>
+        <w:numPr>
+          <w:ilvl w:val="0"/>
+          <w:numId w:val="77"/>
+        </w:numPr>
+        <w:bidi w:val="1"/>
+        <w:spacing w:lineRule="auto" w:line="360" w:after="80" w:before="0"/>
+        <w:jc w:val="both"/>
+      </w:pPr>
+      <w:r>
+        <w:rPr>
+          <w:rFonts w:ascii="David" w:hAnsi="David" w:cs="David" w:eastAsia="David" w:hint="cs"/>
+          <w:b w:val="0"/>
+          <w:sz w:val="24"/>
+          <w:szCs w:val="24"/>
+          <w:u w:val="none"/>
+          <w:rtl w:val="1"/>
+          <w:lang w:bidi="he-IL"/>
+        </w:rPr>
+        <w:t>יצוין כי המשבצת "חשש לנטישה/נטישה/פלישה" שבטופסי הביקור לא סומנה מעולם; וכי התובעת הוסיפה לנהל את חשבון הדירה כחשבון פעיל ולזקוף בו הנחת מדרוג שתוקפה עד ליום 30.9.2024, חודשים לאחר הפטירה.</w:t>
       </w:r>
     </w:p>
     <w:p>
@@ -589,7 +838,7 @@
           <w:numId w:val="77"/>
         </w:numPr>
         <w:bidi w:val="1"/>
-        <w:spacing w:lineRule="auto" w:line="360" w:after="100" w:before="0"/>
+        <w:spacing w:lineRule="auto" w:line="360" w:after="80" w:before="0"/>
         <w:jc w:val="both"/>
       </w:pPr>
       <w:r>
@@ -602,7 +851,7 @@
           <w:rtl w:val="1"/>
           <w:lang w:bidi="he-IL"/>
         </w:rPr>
-        <w:t>ראשית, ובניגוד לנטען בסעיפים 9 ו-15 לכתב התביעה, הנתבעת לא פלשה לדירה ולא תפסה בה חזקה שלא כדין. הדירה היא ביתה היחיד; אין לה דירה בבעלותה ומעולם לא היתה לה. נסיבות מגוריה מפורטות בחלק השלישי להלן, במלואן ובלא כחל ושרק, ולמען הזהירות תטען הנתבעת לחלופין כי היא באה בגדר דייר ממשיך, ולמצער כי השאלה לא נבדקה מעולם ומקומה להתברר בראיות.</w:t>
+        <w:t>ראשית, ובניגוד לנטען בסעיפים 9 ו-15 לכתב התביעה, הנתבעת לא פלשה לדירה ולא תפסה בה חזקה שלא כדין. הדירה היא ביתה היחיד; אין לה דירה בבעלותה ומעולם לא היתה לה.</w:t>
       </w:r>
     </w:p>
     <w:p>
@@ -612,7 +861,30 @@
           <w:numId w:val="77"/>
         </w:numPr>
         <w:bidi w:val="1"/>
-        <w:spacing w:lineRule="auto" w:line="360" w:after="100" w:before="0"/>
+        <w:spacing w:lineRule="auto" w:line="360" w:after="80" w:before="0"/>
+        <w:jc w:val="both"/>
+      </w:pPr>
+      <w:r>
+        <w:rPr>
+          <w:rFonts w:ascii="David" w:hAnsi="David" w:cs="David" w:eastAsia="David" w:hint="cs"/>
+          <w:b w:val="0"/>
+          <w:sz w:val="24"/>
+          <w:szCs w:val="24"/>
+          <w:u w:val="none"/>
+          <w:rtl w:val="1"/>
+          <w:lang w:bidi="he-IL"/>
+        </w:rPr>
+        <w:t>נסיבות מגוריה מפורטות בחלק השלישי להלן, במלואן ובלא כחל ושרק; ולמען הזהירות תטען הנתבעת לחלופין כי היא באה בגדר דייר ממשיך, ולמצער כי השאלה לא נבדקה מעולם ומקומה להתברר בראיות.</w:t>
+      </w:r>
+    </w:p>
+    <w:p>
+      <w:pPr>
+        <w:numPr>
+          <w:ilvl w:val="0"/>
+          <w:numId w:val="77"/>
+        </w:numPr>
+        <w:bidi w:val="1"/>
+        <w:spacing w:lineRule="auto" w:line="360" w:after="80" w:before="0"/>
         <w:jc w:val="both"/>
       </w:pPr>
       <w:r>
@@ -650,7 +922,7 @@
           <w:rtl w:val="1"/>
           <w:lang w:bidi="he-IL"/>
         </w:rPr>
-        <w:t>. היא לא בדקה היכן התגוררה ומתי, לא זימנה אותה, לא שמעה אותה ולא סימנה ולו תבחין אחד. אין בהחלטה שכך נתקבלה כדי לקבוע דבר, ומשבטלה, שומה על התובעת לשוב ולבחון את העניין מן היסוד.</w:t>
+        <w:t>. היא לא בדקה היכן התגוררה ומתי, לא זימנה אותה, לא שמעה אותה ולא סימנה ולו תבחין אחד.</w:t>
       </w:r>
     </w:p>
     <w:p>
@@ -660,7 +932,7 @@
           <w:numId w:val="77"/>
         </w:numPr>
         <w:bidi w:val="1"/>
-        <w:spacing w:lineRule="auto" w:line="360" w:after="100" w:before="0"/>
+        <w:spacing w:lineRule="auto" w:line="360" w:after="80" w:before="0"/>
         <w:jc w:val="both"/>
       </w:pPr>
       <w:r>
@@ -673,7 +945,53 @@
           <w:rtl w:val="1"/>
           <w:lang w:bidi="he-IL"/>
         </w:rPr>
-        <w:t>שלישית, המחלקה לשירותים חברתיים בעיריית פתח תקווה ביקשה בכתב להימנע מהוצאת הנתבעת מן הדירה. אישה נכה בשיעור 100%, המוכרת ברווחה, שסעדה את אביה עד מותו ואין לה קורת גג אחרת, מקיימת לכאורה עילה לבחינה בפני הוועדה המוסמכת לבחינת מקרים חריגים; בחינה שמעולם לא נערכה.</w:t>
+        <w:t>אין בהחלטה שכך נתקבלה כדי לקבוע דבר, ומשבטלה, שומה על התובעת לשוב ולבחון את העניין מן היסוד.</w:t>
+      </w:r>
+    </w:p>
+    <w:p>
+      <w:pPr>
+        <w:numPr>
+          <w:ilvl w:val="0"/>
+          <w:numId w:val="77"/>
+        </w:numPr>
+        <w:bidi w:val="1"/>
+        <w:spacing w:lineRule="auto" w:line="360" w:after="80" w:before="0"/>
+        <w:jc w:val="both"/>
+      </w:pPr>
+      <w:r>
+        <w:rPr>
+          <w:rFonts w:ascii="David" w:hAnsi="David" w:cs="David" w:eastAsia="David" w:hint="cs"/>
+          <w:b w:val="0"/>
+          <w:sz w:val="24"/>
+          <w:szCs w:val="24"/>
+          <w:u w:val="none"/>
+          <w:rtl w:val="1"/>
+          <w:lang w:bidi="he-IL"/>
+        </w:rPr>
+        <w:t>שלישית, המחלקה לשירותים חברתיים בעיריית פתח תקווה ביקשה בכתב להימנע מהוצאת הנתבעת מן הדירה.</w:t>
+      </w:r>
+    </w:p>
+    <w:p>
+      <w:pPr>
+        <w:numPr>
+          <w:ilvl w:val="0"/>
+          <w:numId w:val="77"/>
+        </w:numPr>
+        <w:bidi w:val="1"/>
+        <w:spacing w:lineRule="auto" w:line="360" w:after="80" w:before="0"/>
+        <w:jc w:val="both"/>
+      </w:pPr>
+      <w:r>
+        <w:rPr>
+          <w:rFonts w:ascii="David" w:hAnsi="David" w:cs="David" w:eastAsia="David" w:hint="cs"/>
+          <w:b w:val="0"/>
+          <w:sz w:val="24"/>
+          <w:szCs w:val="24"/>
+          <w:u w:val="none"/>
+          <w:rtl w:val="1"/>
+          <w:lang w:bidi="he-IL"/>
+        </w:rPr>
+        <w:t>אישה נכה בשיעור 100%, המוכרת ברווחה, שסעדה את אביה עד מותו ואין לה קורת גג אחרת, מקיימת לכאורה עילה לבחינה בפני הוועדה המוסמכת לבחינת מקרים חריגים; בחינה שמעולם לא נערכה.</w:t>
       </w:r>
     </w:p>
     <w:p>
@@ -705,7 +1023,7 @@
           <w:numId w:val="77"/>
         </w:numPr>
         <w:bidi w:val="1"/>
-        <w:spacing w:lineRule="auto" w:line="360" w:after="100" w:before="0"/>
+        <w:spacing w:lineRule="auto" w:line="360" w:after="80" w:before="0"/>
         <w:jc w:val="both"/>
       </w:pPr>
       <w:r>
@@ -728,7 +1046,7 @@
           <w:numId w:val="77"/>
         </w:numPr>
         <w:bidi w:val="1"/>
-        <w:spacing w:lineRule="auto" w:line="360" w:after="100" w:before="0"/>
+        <w:spacing w:lineRule="auto" w:line="360" w:after="80" w:before="0"/>
         <w:jc w:val="both"/>
       </w:pPr>
       <w:r>
@@ -741,7 +1059,53 @@
           <w:rtl w:val="1"/>
           <w:lang w:bidi="he-IL"/>
         </w:rPr>
-        <w:t>לחלופין בלבד, ומבלי לגרוע מן הטענה כי ההחלטה בטלה, מתבקש בית המשפט הנכבד להורות כי לא יינתן צו פינוי בטרם יובא עניינה של הנתבעת בפני הוועדה המוסמכת לבחינת מקרים חריגים, ובטרם תוסדר לה חלופת דיור הולמת; ולעכב את בירור התביעה עד למיצוי אותו הליך. פינויה של אישה נכה בשיעור 100%, כעולה מנספח ב', מביתה היחיד אינו עולה בקנה אחד עם חוק-יסוד: כבוד האדם וחירותו. ולחלופי חלופין, לעכב את ביצוע הפינוי לתקופה משמעותית.</w:t>
+        <w:t>לחלופין בלבד, ומבלי לגרוע מן הטענה כי ההחלטה בטלה, מתבקש בית המשפט הנכבד להורות כי לא יינתן צו פינוי בטרם יובא עניינה של הנתבעת בפני הוועדה המוסמכת לבחינת מקרים חריגים, ובטרם תוסדר לה חלופת דיור הולמת.</w:t>
+      </w:r>
+    </w:p>
+    <w:p>
+      <w:pPr>
+        <w:numPr>
+          <w:ilvl w:val="0"/>
+          <w:numId w:val="77"/>
+        </w:numPr>
+        <w:bidi w:val="1"/>
+        <w:spacing w:lineRule="auto" w:line="360" w:after="80" w:before="0"/>
+        <w:jc w:val="both"/>
+      </w:pPr>
+      <w:r>
+        <w:rPr>
+          <w:rFonts w:ascii="David" w:hAnsi="David" w:cs="David" w:eastAsia="David" w:hint="cs"/>
+          <w:b w:val="0"/>
+          <w:sz w:val="24"/>
+          <w:szCs w:val="24"/>
+          <w:u w:val="none"/>
+          <w:rtl w:val="1"/>
+          <w:lang w:bidi="he-IL"/>
+        </w:rPr>
+        <w:t>כן מתבקש בית המשפט הנכבד לעכב את בירור התביעה עד למיצוי אותו הליך. פינויה של אישה נכה בשיעור 100%, כעולה מנספח ב', מביתה היחיד אינו עולה בקנה אחד עם חוק-יסוד: כבוד האדם וחירותו.</w:t>
+      </w:r>
+    </w:p>
+    <w:p>
+      <w:pPr>
+        <w:numPr>
+          <w:ilvl w:val="0"/>
+          <w:numId w:val="77"/>
+        </w:numPr>
+        <w:bidi w:val="1"/>
+        <w:spacing w:lineRule="auto" w:line="360" w:after="80" w:before="0"/>
+        <w:jc w:val="both"/>
+      </w:pPr>
+      <w:r>
+        <w:rPr>
+          <w:rFonts w:ascii="David" w:hAnsi="David" w:cs="David" w:eastAsia="David" w:hint="cs"/>
+          <w:b w:val="0"/>
+          <w:sz w:val="24"/>
+          <w:szCs w:val="24"/>
+          <w:u w:val="none"/>
+          <w:rtl w:val="1"/>
+          <w:lang w:bidi="he-IL"/>
+        </w:rPr>
+        <w:t>ולחלופי חלופין, מתבקש בית המשפט הנכבד לעכב את ביצוע הפינוי לתקופה משמעותית.</w:t>
       </w:r>
     </w:p>
     <w:p>
@@ -795,7 +1159,7 @@
           <w:numId w:val="77"/>
         </w:numPr>
         <w:bidi w:val="1"/>
-        <w:spacing w:lineRule="auto" w:line="360" w:after="100" w:before="0"/>
+        <w:spacing w:lineRule="auto" w:line="360" w:after="80" w:before="0"/>
         <w:jc w:val="both"/>
       </w:pPr>
       <w:r>
@@ -808,7 +1172,30 @@
           <w:rtl w:val="1"/>
           <w:lang w:bidi="he-IL"/>
         </w:rPr>
-        <w:t>בשנת 1996 נחתם בין התובעת לבין המנוח חוזה שכירות ביחס לדירה, ויום 8.8.1996 נקוב בו כתאריך מסירת החזקה המשוער, והוא גם התאריך שבשדה "תאריך אכלוס" בכל טופסי הביקור. המנוח, יליד 1943, עלה לישראל מאתיופיה בשנת 1991. הוא הלך לעולמו ביום 16.2.2024, ותעודת הפטירה שצורפה כנספח 3 נשלחה, לפי הרשום על גביה, אל הנתבעת בכתובת הדירה.</w:t>
+        <w:t>בשנת 1996 נחתם בין התובעת לבין המנוח חוזה שכירות ביחס לדירה, ויום 8.8.1996 נקוב בו כתאריך מסירת החזקה המשוער, והוא גם התאריך שבשדה "תאריך אכלוס" בכל טופסי הביקור.</w:t>
+      </w:r>
+    </w:p>
+    <w:p>
+      <w:pPr>
+        <w:numPr>
+          <w:ilvl w:val="0"/>
+          <w:numId w:val="77"/>
+        </w:numPr>
+        <w:bidi w:val="1"/>
+        <w:spacing w:lineRule="auto" w:line="360" w:after="80" w:before="0"/>
+        <w:jc w:val="both"/>
+      </w:pPr>
+      <w:r>
+        <w:rPr>
+          <w:rFonts w:ascii="David" w:hAnsi="David" w:cs="David" w:eastAsia="David" w:hint="cs"/>
+          <w:b w:val="0"/>
+          <w:sz w:val="24"/>
+          <w:szCs w:val="24"/>
+          <w:u w:val="none"/>
+          <w:rtl w:val="1"/>
+          <w:lang w:bidi="he-IL"/>
+        </w:rPr>
+        <w:t>המנוח, יליד 1943, עלה לישראל מאתיופיה בשנת 1991, והלך לעולמו ביום 16.2.2024. תעודת הפטירה שצורפה כנספח 3 נשלחה, לפי הרשום על גביה, אל הנתבעת בכתובת הדירה.</w:t>
       </w:r>
     </w:p>
     <w:p>
@@ -840,7 +1227,7 @@
           <w:numId w:val="77"/>
         </w:numPr>
         <w:bidi w:val="1"/>
-        <w:spacing w:lineRule="auto" w:line="360" w:after="100" w:before="0"/>
+        <w:spacing w:lineRule="auto" w:line="360" w:after="80" w:before="0"/>
         <w:jc w:val="both"/>
       </w:pPr>
       <w:r>
@@ -853,7 +1240,7 @@
           <w:rtl w:val="1"/>
           <w:lang w:bidi="he-IL"/>
         </w:rPr>
-        <w:t>הנתבעת גדלה בדירה והתגוררה בה מילדותה. בשנים מאוחרות יותר, על רקע מתח וקשיים ששררו בינה לבין אביה, מצבה האישי והיותו אדם נוקשה, התקשתה להתגורר עמו ברציפות, והחזיקה דירה שכורה בסמוך לדירת אביה, כדי שיהיה בידה מקום לינה נפרד. הנתבעת לא נטשה את אביה ולא חדלה מלבקרו: היא הגיעה אליו בתדירות גבוהה, סייעה לו, הכינה עבורו אוכל ודאגה לצרכיו. הנתבעת הייתה קשורה בחוזה שכירות עד לחודש יולי 2024, אולם עזבה את הדירה השכורה כשבעה חודשים קודם לכן, בסמוך לחודש דצמבר 2023, ועברה לשהות לצד אביה ולסעוד אותו בתקופה שקדמה לפטירתו. מאז הפטירה מתגוררת הנתבעת בדירה ברציפות, והדירה היא ביתה היחיד. חוזה השכירות אינו מצוי בידי הנתבעת, ולמיטב ידיעתה הוא מצוי בידי המשכיר. אין לה דירה בבעלותה ומעולם לא היתה לה.</w:t>
+        <w:t>הנתבעת גדלה בדירה והתגוררה בה מילדותה. בשנים מאוחרות יותר, על רקע מתח וקשיים ששררו בינה לבין אביה, מצבה האישי והיותו אדם נוקשה, התקשתה להתגורר עמו ברציפות.</w:t>
       </w:r>
     </w:p>
     <w:p>
@@ -863,7 +1250,7 @@
           <w:numId w:val="77"/>
         </w:numPr>
         <w:bidi w:val="1"/>
-        <w:spacing w:lineRule="auto" w:line="360" w:after="100" w:before="0"/>
+        <w:spacing w:lineRule="auto" w:line="360" w:after="80" w:before="0"/>
         <w:jc w:val="both"/>
       </w:pPr>
       <w:r>
@@ -876,7 +1263,168 @@
           <w:rtl w:val="1"/>
           <w:lang w:bidi="he-IL"/>
         </w:rPr>
-        <w:t>לביסוס מגוריה תסתמך הנתבעת, בין היתר, על עדויות שכנים מאותו בניין המכירים אותה ואת המנוח עשרות שנים. כמו כן, תסתמך הנתבעת על מסמכים רשמיים, לרבות רישומי רשויות, רשומות רפואיות, דואר רשמי ומסמכים מוסדיים נוספים, אשר יוגשו במועד ובאופן שייקבעו על ידי בית המשפט הנכבד. דבר מכל אלה לא נבדק בידי התובעת מעולם.</w:t>
+        <w:t>בנסיבות אלה החזיקה הנתבעת דירה שכורה בסמוך לדירת אביה, כדי שיהיה בידה מקום לינה נפרד.</w:t>
+      </w:r>
+    </w:p>
+    <w:p>
+      <w:pPr>
+        <w:numPr>
+          <w:ilvl w:val="0"/>
+          <w:numId w:val="77"/>
+        </w:numPr>
+        <w:bidi w:val="1"/>
+        <w:spacing w:lineRule="auto" w:line="360" w:after="80" w:before="0"/>
+        <w:jc w:val="both"/>
+      </w:pPr>
+      <w:r>
+        <w:rPr>
+          <w:rFonts w:ascii="David" w:hAnsi="David" w:cs="David" w:eastAsia="David" w:hint="cs"/>
+          <w:b w:val="0"/>
+          <w:sz w:val="24"/>
+          <w:szCs w:val="24"/>
+          <w:u w:val="none"/>
+          <w:rtl w:val="1"/>
+          <w:lang w:bidi="he-IL"/>
+        </w:rPr>
+        <w:t>הנתבעת לא נטשה את אביה ולא חדלה מלבקרו: היא הגיעה אליו בתדירות גבוהה, סייעה לו, הכינה עבורו אוכל ודאגה לצרכיו.</w:t>
+      </w:r>
+    </w:p>
+    <w:p>
+      <w:pPr>
+        <w:numPr>
+          <w:ilvl w:val="0"/>
+          <w:numId w:val="77"/>
+        </w:numPr>
+        <w:bidi w:val="1"/>
+        <w:spacing w:lineRule="auto" w:line="360" w:after="80" w:before="0"/>
+        <w:jc w:val="both"/>
+      </w:pPr>
+      <w:r>
+        <w:rPr>
+          <w:rFonts w:ascii="David" w:hAnsi="David" w:cs="David" w:eastAsia="David" w:hint="cs"/>
+          <w:b w:val="0"/>
+          <w:sz w:val="24"/>
+          <w:szCs w:val="24"/>
+          <w:u w:val="none"/>
+          <w:rtl w:val="1"/>
+          <w:lang w:bidi="he-IL"/>
+        </w:rPr>
+        <w:t>הנתבעת הייתה קשורה בחוזה שכירות עד לחודש יולי 2024, אולם עזבה את הדירה השכורה כשבעה חודשים קודם לכן, בסמוך לחודש דצמבר 2023, ועברה לשהות לצד אביה ולסעוד אותו בתקופה שקדמה לפטירתו.</w:t>
+      </w:r>
+    </w:p>
+    <w:p>
+      <w:pPr>
+        <w:numPr>
+          <w:ilvl w:val="0"/>
+          <w:numId w:val="77"/>
+        </w:numPr>
+        <w:bidi w:val="1"/>
+        <w:spacing w:lineRule="auto" w:line="360" w:after="80" w:before="0"/>
+        <w:jc w:val="both"/>
+      </w:pPr>
+      <w:r>
+        <w:rPr>
+          <w:rFonts w:ascii="David" w:hAnsi="David" w:cs="David" w:eastAsia="David" w:hint="cs"/>
+          <w:b w:val="0"/>
+          <w:sz w:val="24"/>
+          <w:szCs w:val="24"/>
+          <w:u w:val="none"/>
+          <w:rtl w:val="1"/>
+          <w:lang w:bidi="he-IL"/>
+        </w:rPr>
+        <w:t>מאז הפטירה מתגוררת הנתבעת בדירה ברציפות, והדירה היא ביתה היחיד. אין לה דירה בבעלותה ומעולם לא היתה לה.</w:t>
+      </w:r>
+    </w:p>
+    <w:p>
+      <w:pPr>
+        <w:numPr>
+          <w:ilvl w:val="0"/>
+          <w:numId w:val="77"/>
+        </w:numPr>
+        <w:bidi w:val="1"/>
+        <w:spacing w:lineRule="auto" w:line="360" w:after="80" w:before="0"/>
+        <w:jc w:val="both"/>
+      </w:pPr>
+      <w:r>
+        <w:rPr>
+          <w:rFonts w:ascii="David" w:hAnsi="David" w:cs="David" w:eastAsia="David" w:hint="cs"/>
+          <w:b w:val="0"/>
+          <w:sz w:val="24"/>
+          <w:szCs w:val="24"/>
+          <w:u w:val="none"/>
+          <w:rtl w:val="1"/>
+          <w:lang w:bidi="he-IL"/>
+        </w:rPr>
+        <w:t>חוזה השכירות אינו מצוי בידי הנתבעת, ולמיטב ידיעתה הוא מצוי בידי המשכיר.</w:t>
+      </w:r>
+    </w:p>
+    <w:p>
+      <w:pPr>
+        <w:numPr>
+          <w:ilvl w:val="0"/>
+          <w:numId w:val="77"/>
+        </w:numPr>
+        <w:bidi w:val="1"/>
+        <w:spacing w:lineRule="auto" w:line="360" w:after="80" w:before="0"/>
+        <w:jc w:val="both"/>
+      </w:pPr>
+      <w:r>
+        <w:rPr>
+          <w:rFonts w:ascii="David" w:hAnsi="David" w:cs="David" w:eastAsia="David" w:hint="cs"/>
+          <w:b w:val="0"/>
+          <w:sz w:val="24"/>
+          <w:szCs w:val="24"/>
+          <w:u w:val="none"/>
+          <w:rtl w:val="1"/>
+          <w:lang w:bidi="he-IL"/>
+        </w:rPr>
+        <w:t>לביסוס מגוריה תסתמך הנתבעת, בין היתר, על עדויות שכנים מאותו בניין המכירים אותה ואת המנוח עשרות שנים.</w:t>
+      </w:r>
+    </w:p>
+    <w:p>
+      <w:pPr>
+        <w:numPr>
+          <w:ilvl w:val="0"/>
+          <w:numId w:val="77"/>
+        </w:numPr>
+        <w:bidi w:val="1"/>
+        <w:spacing w:lineRule="auto" w:line="360" w:after="80" w:before="0"/>
+        <w:jc w:val="both"/>
+      </w:pPr>
+      <w:r>
+        <w:rPr>
+          <w:rFonts w:ascii="David" w:hAnsi="David" w:cs="David" w:eastAsia="David" w:hint="cs"/>
+          <w:b w:val="0"/>
+          <w:sz w:val="24"/>
+          <w:szCs w:val="24"/>
+          <w:u w:val="none"/>
+          <w:rtl w:val="1"/>
+          <w:lang w:bidi="he-IL"/>
+        </w:rPr>
+        <w:t>כמו כן, תסתמך הנתבעת על מסמכים רשמיים, לרבות רישומי רשויות, רשומות רפואיות, דואר רשמי ומסמכים מוסדיים נוספים, אשר יוגשו במועד ובאופן שייקבעו על ידי בית המשפט הנכבד.</w:t>
+      </w:r>
+    </w:p>
+    <w:p>
+      <w:pPr>
+        <w:numPr>
+          <w:ilvl w:val="0"/>
+          <w:numId w:val="77"/>
+        </w:numPr>
+        <w:bidi w:val="1"/>
+        <w:spacing w:lineRule="auto" w:line="360" w:after="80" w:before="0"/>
+        <w:jc w:val="both"/>
+      </w:pPr>
+      <w:r>
+        <w:rPr>
+          <w:rFonts w:ascii="David" w:hAnsi="David" w:cs="David" w:eastAsia="David" w:hint="cs"/>
+          <w:b w:val="0"/>
+          <w:sz w:val="24"/>
+          <w:szCs w:val="24"/>
+          <w:u w:val="none"/>
+          <w:rtl w:val="1"/>
+          <w:lang w:bidi="he-IL"/>
+        </w:rPr>
+        <w:t>דבר מכל אלה לא נבדק בידי התובעת מעולם.</w:t>
       </w:r>
     </w:p>
     <w:p>
@@ -908,7 +1456,7 @@
           <w:numId w:val="77"/>
         </w:numPr>
         <w:bidi w:val="1"/>
-        <w:spacing w:lineRule="auto" w:line="360" w:after="100" w:before="0"/>
+        <w:spacing w:lineRule="auto" w:line="360" w:after="80" w:before="0"/>
         <w:jc w:val="both"/>
       </w:pPr>
       <w:r>
@@ -921,7 +1469,99 @@
           <w:rtl w:val="1"/>
           <w:lang w:bidi="he-IL"/>
         </w:rPr>
-        <w:t xml:space="preserve">התובעת סומכת את תביעתה על טופסי הביקור, שמילאו נציגיה לצרכיה, ואלה אינם יכולים לשאת את המסקנה המבוקשת מהם. בטופס מיום 18.12.2023, האחרון בחיי המנוח, נרשם: "נקבע מספר פעמים ביקור בית, הדייר אומר אני אהיה בבית, לא נמצא"; ביקור שבו לא נמצא הדייר אינו יכול ללמד על זהות המתגוררים בדירה, וחרף זאת הוטבעה עליו חותמת "מסרב לחתום". ובטופס מיום 3.7.2024, הביקור היחיד שנערך לאחר הפטירה, נרשם בשדה ההערות: "דייר חוזי נפטר , ביקור עם הבת עדן טדלה" [כך במקור]. "עדן" הוא שמה העברי של הנתבעת, והביקור נערך עמה בדירה. בהתאם לכך סומן בטבלה שבפרוטוקול, בשורת אותו ביקור, כי </w:t>
+        <w:t>התובעת סומכת את תביעתה על טופסי הביקור, שמילאו נציגיה לצרכיה, ואלה אינם יכולים לשאת את המסקנה המבוקשת מהם.</w:t>
+      </w:r>
+    </w:p>
+    <w:p>
+      <w:pPr>
+        <w:numPr>
+          <w:ilvl w:val="0"/>
+          <w:numId w:val="77"/>
+        </w:numPr>
+        <w:bidi w:val="1"/>
+        <w:spacing w:lineRule="auto" w:line="360" w:after="80" w:before="0"/>
+        <w:jc w:val="both"/>
+      </w:pPr>
+      <w:r>
+        <w:rPr>
+          <w:rFonts w:ascii="David" w:hAnsi="David" w:cs="David" w:eastAsia="David" w:hint="cs"/>
+          <w:b w:val="0"/>
+          <w:sz w:val="24"/>
+          <w:szCs w:val="24"/>
+          <w:u w:val="none"/>
+          <w:rtl w:val="1"/>
+          <w:lang w:bidi="he-IL"/>
+        </w:rPr>
+        <w:t>בטופס מיום 18.12.2023, האחרון בחיי המנוח, נרשם: "נקבע מספר פעמים ביקור בית, הדייר אומר אני אהיה בבית, לא נמצא".</w:t>
+      </w:r>
+    </w:p>
+    <w:p>
+      <w:pPr>
+        <w:numPr>
+          <w:ilvl w:val="0"/>
+          <w:numId w:val="77"/>
+        </w:numPr>
+        <w:bidi w:val="1"/>
+        <w:spacing w:lineRule="auto" w:line="360" w:after="80" w:before="0"/>
+        <w:jc w:val="both"/>
+      </w:pPr>
+      <w:r>
+        <w:rPr>
+          <w:rFonts w:ascii="David" w:hAnsi="David" w:cs="David" w:eastAsia="David" w:hint="cs"/>
+          <w:b w:val="0"/>
+          <w:sz w:val="24"/>
+          <w:szCs w:val="24"/>
+          <w:u w:val="none"/>
+          <w:rtl w:val="1"/>
+          <w:lang w:bidi="he-IL"/>
+        </w:rPr>
+        <w:t>ביקור שבו לא נמצא הדייר אינו יכול ללמד על זהות המתגוררים בדירה, וחרף זאת הוטבעה עליו חותמת "מסרב לחתום".</w:t>
+      </w:r>
+    </w:p>
+    <w:p>
+      <w:pPr>
+        <w:numPr>
+          <w:ilvl w:val="0"/>
+          <w:numId w:val="77"/>
+        </w:numPr>
+        <w:bidi w:val="1"/>
+        <w:spacing w:lineRule="auto" w:line="360" w:after="80" w:before="0"/>
+        <w:jc w:val="both"/>
+      </w:pPr>
+      <w:r>
+        <w:rPr>
+          <w:rFonts w:ascii="David" w:hAnsi="David" w:cs="David" w:eastAsia="David" w:hint="cs"/>
+          <w:b w:val="0"/>
+          <w:sz w:val="24"/>
+          <w:szCs w:val="24"/>
+          <w:u w:val="none"/>
+          <w:rtl w:val="1"/>
+          <w:lang w:bidi="he-IL"/>
+        </w:rPr>
+        <w:t>בטופס מיום 3.7.2024, הביקור היחיד שנערך לאחר הפטירה, נרשם בשדה ההערות: "דייר חוזי נפטר , ביקור עם הבת עדן טדלה" [כך במקור].</w:t>
+      </w:r>
+    </w:p>
+    <w:p>
+      <w:pPr>
+        <w:numPr>
+          <w:ilvl w:val="0"/>
+          <w:numId w:val="77"/>
+        </w:numPr>
+        <w:bidi w:val="1"/>
+        <w:spacing w:lineRule="auto" w:line="360" w:after="80" w:before="0"/>
+        <w:jc w:val="both"/>
+      </w:pPr>
+      <w:r>
+        <w:rPr>
+          <w:rFonts w:ascii="David" w:hAnsi="David" w:cs="David" w:eastAsia="David" w:hint="cs"/>
+          <w:b w:val="0"/>
+          <w:sz w:val="24"/>
+          <w:szCs w:val="24"/>
+          <w:u w:val="none"/>
+          <w:rtl w:val="1"/>
+          <w:lang w:bidi="he-IL"/>
+        </w:rPr>
+        <w:t xml:space="preserve">"עדן" הוא שמה העברי של הנתבעת, והביקור נערך עמה בדירה. בהתאם לכך סומן בטבלה שבפרוטוקול, בשורת אותו ביקור, כי </w:t>
       </w:r>
       <w:r>
         <w:rPr>
@@ -946,7 +1586,53 @@
           <w:rtl w:val="1"/>
           <w:lang w:bidi="he-IL"/>
         </w:rPr>
-        <w:t>. נציגת התובעת עצמה, אפוא, מצאה את הנתבעת מתגוררת בדירה ורשמה זאת בזמן אמת, ברישום מנהלי מטעם התובעת. ובאותה שורה עצמה סומן כי גם הדייר החוזי מתגורר בה, אדם שנפטר ארבעה חודשים וחצי קודם לכן.</w:t>
+        <w:t>.</w:t>
+      </w:r>
+    </w:p>
+    <w:p>
+      <w:pPr>
+        <w:numPr>
+          <w:ilvl w:val="0"/>
+          <w:numId w:val="77"/>
+        </w:numPr>
+        <w:bidi w:val="1"/>
+        <w:spacing w:lineRule="auto" w:line="360" w:after="80" w:before="0"/>
+        <w:jc w:val="both"/>
+      </w:pPr>
+      <w:r>
+        <w:rPr>
+          <w:rFonts w:ascii="David" w:hAnsi="David" w:cs="David" w:eastAsia="David" w:hint="cs"/>
+          <w:b w:val="0"/>
+          <w:sz w:val="24"/>
+          <w:szCs w:val="24"/>
+          <w:u w:val="none"/>
+          <w:rtl w:val="1"/>
+          <w:lang w:bidi="he-IL"/>
+        </w:rPr>
+        <w:t>נציגת התובעת עצמה, אפוא, מצאה את הנתבעת מתגוררת בדירה ורשמה זאת בזמן אמת, ברישום מנהלי מטעם התובעת.</w:t>
+      </w:r>
+    </w:p>
+    <w:p>
+      <w:pPr>
+        <w:numPr>
+          <w:ilvl w:val="0"/>
+          <w:numId w:val="77"/>
+        </w:numPr>
+        <w:bidi w:val="1"/>
+        <w:spacing w:lineRule="auto" w:line="360" w:after="80" w:before="0"/>
+        <w:jc w:val="both"/>
+      </w:pPr>
+      <w:r>
+        <w:rPr>
+          <w:rFonts w:ascii="David" w:hAnsi="David" w:cs="David" w:eastAsia="David" w:hint="cs"/>
+          <w:b w:val="0"/>
+          <w:sz w:val="24"/>
+          <w:szCs w:val="24"/>
+          <w:u w:val="none"/>
+          <w:rtl w:val="1"/>
+          <w:lang w:bidi="he-IL"/>
+        </w:rPr>
+        <w:t>ובאותה שורה עצמה סומן כי גם הדייר החוזי מתגורר בה, אדם שנפטר ארבעה חודשים וחצי קודם לכן.</w:t>
       </w:r>
     </w:p>
     <w:p>
@@ -978,7 +1664,7 @@
           <w:numId w:val="77"/>
         </w:numPr>
         <w:bidi w:val="1"/>
-        <w:spacing w:lineRule="auto" w:line="360" w:after="100" w:before="0"/>
+        <w:spacing w:lineRule="auto" w:line="360" w:after="80" w:before="0"/>
         <w:jc w:val="both"/>
       </w:pPr>
       <w:r>
@@ -991,7 +1677,76 @@
           <w:rtl w:val="1"/>
           <w:lang w:bidi="he-IL"/>
         </w:rPr>
-        <w:t>הנתבעת אינה מכחישה את קיומן של ההצהרות. אלו טפסים אחידים שנוסחו בידי התובעת ונחתמו בידי המנוח, לא בידי הנתבעת, והם מתייחסים למועדים שבהם נחתמו ואינם מלמדים על התקופה שקדמה לפטירה. ותניה שבהצהרה, שתכליתה לשלול מראש מקרובי המנוח את מעמד הדייר הממשיך, אינה יכולה לעמוד: זכות סטטוטורית של מי שאינו חתום על הטופס אינה ניתנת לוויתור בידי החותם, ולו מטעמי תקנת הציבור שבסעיף 30 לחוק החוזים (חלק כללי), התשל"ג-1973.</w:t>
+        <w:t>הנתבעת אינה מכחישה את קיומן של ההצהרות. אלו טפסים אחידים שנוסחו בידי התובעת ונחתמו בידי המנוח, לא בידי הנתבעת.</w:t>
+      </w:r>
+    </w:p>
+    <w:p>
+      <w:pPr>
+        <w:numPr>
+          <w:ilvl w:val="0"/>
+          <w:numId w:val="77"/>
+        </w:numPr>
+        <w:bidi w:val="1"/>
+        <w:spacing w:lineRule="auto" w:line="360" w:after="80" w:before="0"/>
+        <w:jc w:val="both"/>
+      </w:pPr>
+      <w:r>
+        <w:rPr>
+          <w:rFonts w:ascii="David" w:hAnsi="David" w:cs="David" w:eastAsia="David" w:hint="cs"/>
+          <w:b w:val="0"/>
+          <w:sz w:val="24"/>
+          <w:szCs w:val="24"/>
+          <w:u w:val="none"/>
+          <w:rtl w:val="1"/>
+          <w:lang w:bidi="he-IL"/>
+        </w:rPr>
+        <w:t>ההצהרות מתייחסות למועדים שבהם נחתמו, ואין בהן כדי ללמד על התקופה שקדמה לפטירה.</w:t>
+      </w:r>
+    </w:p>
+    <w:p>
+      <w:pPr>
+        <w:numPr>
+          <w:ilvl w:val="0"/>
+          <w:numId w:val="77"/>
+        </w:numPr>
+        <w:bidi w:val="1"/>
+        <w:spacing w:lineRule="auto" w:line="360" w:after="80" w:before="0"/>
+        <w:jc w:val="both"/>
+      </w:pPr>
+      <w:r>
+        <w:rPr>
+          <w:rFonts w:ascii="David" w:hAnsi="David" w:cs="David" w:eastAsia="David" w:hint="cs"/>
+          <w:b w:val="0"/>
+          <w:sz w:val="24"/>
+          <w:szCs w:val="24"/>
+          <w:u w:val="none"/>
+          <w:rtl w:val="1"/>
+          <w:lang w:bidi="he-IL"/>
+        </w:rPr>
+        <w:t>ותניה שבהצהרה, שתכליתה לשלול מראש מקרובי המנוח את מעמד הדייר הממשיך, אינה יכולה לעמוד.</w:t>
+      </w:r>
+    </w:p>
+    <w:p>
+      <w:pPr>
+        <w:numPr>
+          <w:ilvl w:val="0"/>
+          <w:numId w:val="77"/>
+        </w:numPr>
+        <w:bidi w:val="1"/>
+        <w:spacing w:lineRule="auto" w:line="360" w:after="80" w:before="0"/>
+        <w:jc w:val="both"/>
+      </w:pPr>
+      <w:r>
+        <w:rPr>
+          <w:rFonts w:ascii="David" w:hAnsi="David" w:cs="David" w:eastAsia="David" w:hint="cs"/>
+          <w:b w:val="0"/>
+          <w:sz w:val="24"/>
+          <w:szCs w:val="24"/>
+          <w:u w:val="none"/>
+          <w:rtl w:val="1"/>
+          <w:lang w:bidi="he-IL"/>
+        </w:rPr>
+        <w:t>זכות סטטוטורית של מי שאינו חתום על הטופס אינה ניתנת לוויתור בידי החותם, ולו מטעמי תקנת הציבור שבסעיף 30 לחוק החוזים (חלק כללי), התשל"ג-1973.</w:t>
       </w:r>
     </w:p>
     <w:p>
@@ -1023,7 +1778,7 @@
           <w:numId w:val="77"/>
         </w:numPr>
         <w:bidi w:val="1"/>
-        <w:spacing w:lineRule="auto" w:line="360" w:after="100" w:before="0"/>
+        <w:spacing w:lineRule="auto" w:line="360" w:after="80" w:before="0"/>
         <w:jc w:val="both"/>
       </w:pPr>
       <w:r>
@@ -1036,7 +1791,53 @@
           <w:rtl w:val="1"/>
           <w:lang w:bidi="he-IL"/>
         </w:rPr>
-        <w:t xml:space="preserve">בחודש יולי 2026 פנתה המחלקה לשירותים חברתיים "ירקון" שבעיריית פתח תקווה במכתב שעניינו הנתבעת (נספח א'), המוכרת באותה מחלקה כנתמכת (נספח ג'). במכתב נמסר כי הנתבעת "היתה מוכרת ברווחה לאורך שנים" וכי היא "בת 42 רווקה ללא ילדים מתמודדת עם נכות נפשית ופיברומיאלגיה, אינה עובדת ומקבלת קיצבה 100% נכות מביטוח לאומי". בסיפתו נאמר: "לאור זאת, נודה על כל התחשבות במצבה </w:t>
+        <w:t>בחודש יולי 2026 פנתה המחלקה לשירותים חברתיים "ירקון" שבעיריית פתח תקווה במכתב שעניינו הנתבעת (נספח א'), המוכרת באותה מחלקה כנתמכת (נספח ג').</w:t>
+      </w:r>
+    </w:p>
+    <w:p>
+      <w:pPr>
+        <w:numPr>
+          <w:ilvl w:val="0"/>
+          <w:numId w:val="77"/>
+        </w:numPr>
+        <w:bidi w:val="1"/>
+        <w:spacing w:lineRule="auto" w:line="360" w:after="80" w:before="0"/>
+        <w:jc w:val="both"/>
+      </w:pPr>
+      <w:r>
+        <w:rPr>
+          <w:rFonts w:ascii="David" w:hAnsi="David" w:cs="David" w:eastAsia="David" w:hint="cs"/>
+          <w:b w:val="0"/>
+          <w:sz w:val="24"/>
+          <w:szCs w:val="24"/>
+          <w:u w:val="none"/>
+          <w:rtl w:val="1"/>
+          <w:lang w:bidi="he-IL"/>
+        </w:rPr>
+        <w:t>במכתב נמסר כי הנתבעת "היתה מוכרת ברווחה לאורך שנים" וכי היא "בת 42 רווקה ללא ילדים מתמודדת עם נכות נפשית ופיברומיאלגיה, אינה עובדת ומקבלת קיצבה 100% נכות מביטוח לאומי".</w:t>
+      </w:r>
+    </w:p>
+    <w:p>
+      <w:pPr>
+        <w:numPr>
+          <w:ilvl w:val="0"/>
+          <w:numId w:val="77"/>
+        </w:numPr>
+        <w:bidi w:val="1"/>
+        <w:spacing w:lineRule="auto" w:line="360" w:after="80" w:before="0"/>
+        <w:jc w:val="both"/>
+      </w:pPr>
+      <w:r>
+        <w:rPr>
+          <w:rFonts w:ascii="David" w:hAnsi="David" w:cs="David" w:eastAsia="David" w:hint="cs"/>
+          <w:b w:val="0"/>
+          <w:sz w:val="24"/>
+          <w:szCs w:val="24"/>
+          <w:u w:val="none"/>
+          <w:rtl w:val="1"/>
+          <w:lang w:bidi="he-IL"/>
+        </w:rPr>
+        <w:t xml:space="preserve">בסיפתו נאמר: "לאור זאת, נודה על כל התחשבות במצבה </w:t>
       </w:r>
       <w:r>
         <w:rPr>
@@ -1061,7 +1862,30 @@
           <w:rtl w:val="1"/>
           <w:lang w:bidi="he-IL"/>
         </w:rPr>
-        <w:t xml:space="preserve"> בה מתגוררת מזה 30 שנה" [ההדגשה של הח"מ]. התובעת קיבלה את החלטתה מבלי שפנתה לגורמי הרווחה; ומשנשלח המכתב לאחר מתן ההחלטה, קמה חובה לשוב ולבחון את העניין לאורו.</w:t>
+        <w:t xml:space="preserve"> בה מתגוררת מזה 30 שנה" [ההדגשה של הח"מ].</w:t>
+      </w:r>
+    </w:p>
+    <w:p>
+      <w:pPr>
+        <w:numPr>
+          <w:ilvl w:val="0"/>
+          <w:numId w:val="77"/>
+        </w:numPr>
+        <w:bidi w:val="1"/>
+        <w:spacing w:lineRule="auto" w:line="360" w:after="80" w:before="0"/>
+        <w:jc w:val="both"/>
+      </w:pPr>
+      <w:r>
+        <w:rPr>
+          <w:rFonts w:ascii="David" w:hAnsi="David" w:cs="David" w:eastAsia="David" w:hint="cs"/>
+          <w:b w:val="0"/>
+          <w:sz w:val="24"/>
+          <w:szCs w:val="24"/>
+          <w:u w:val="none"/>
+          <w:rtl w:val="1"/>
+          <w:lang w:bidi="he-IL"/>
+        </w:rPr>
+        <w:t>התובעת קיבלה את החלטתה מבלי שפנתה לגורמי הרווחה; ומשנשלח המכתב לאחר מתן ההחלטה, קמה חובה לשוב ולבחון את העניין לאורו.</w:t>
       </w:r>
     </w:p>
     <w:p>
@@ -1093,7 +1917,7 @@
           <w:numId w:val="77"/>
         </w:numPr>
         <w:bidi w:val="1"/>
-        <w:spacing w:lineRule="auto" w:line="360" w:after="100" w:before="0"/>
+        <w:spacing w:lineRule="auto" w:line="360" w:after="80" w:before="0"/>
         <w:jc w:val="both"/>
       </w:pPr>
       <w:r>
@@ -1106,7 +1930,7 @@
           <w:rtl w:val="1"/>
           <w:lang w:bidi="he-IL"/>
         </w:rPr>
-        <w:t>הנטען בסעיפים 1, 5, 6, 7, 13 ו-17 אינו מוכחש. הנטען בסעיפים 8 ו-14 אינו מוכחש, למעט המילה "בעבר", ובכפוף לסעיף 2(ז) לחוזה, המתנה את סיום השכירות בהודעה בכתב שישים יום מראש. הודעה כאמור לא צורפה ולא נטענה.</w:t>
+        <w:t>הנטען בסעיפים 1, 5, 6, 7, 13 ו-17 אינו מוכחש.</w:t>
       </w:r>
     </w:p>
     <w:p>
@@ -1116,7 +1940,7 @@
           <w:numId w:val="77"/>
         </w:numPr>
         <w:bidi w:val="1"/>
-        <w:spacing w:lineRule="auto" w:line="360" w:after="100" w:before="0"/>
+        <w:spacing w:lineRule="auto" w:line="360" w:after="80" w:before="0"/>
         <w:jc w:val="both"/>
       </w:pPr>
       <w:r>
@@ -1129,7 +1953,7 @@
           <w:rtl w:val="1"/>
           <w:lang w:bidi="he-IL"/>
         </w:rPr>
-        <w:t>הנטען בסעיפים 2, 9 ו-15 מוכחש מכל וכל: הנתבעת אינה פולשת ואינה מחזיקה בדירה שלא כדין. הנטען בסעיפים 3, 4, 23 ו-24 מוכחש; אין התובעת זכאית לסעד כלשהו, וממילא לא להוצאות מוגברות.</w:t>
+        <w:t>הנטען בסעיפים 8 ו-14 אינו מוכחש, למעט המילה "בעבר", ובכפוף לסעיף 2(ז) לחוזה, המתנה את סיום השכירות בהודעה בכתב שישים יום מראש. הודעה כאמור לא צורפה ולא נטענה.</w:t>
       </w:r>
     </w:p>
     <w:p>
@@ -1139,7 +1963,7 @@
           <w:numId w:val="77"/>
         </w:numPr>
         <w:bidi w:val="1"/>
-        <w:spacing w:lineRule="auto" w:line="360" w:after="100" w:before="0"/>
+        <w:spacing w:lineRule="auto" w:line="360" w:after="80" w:before="0"/>
         <w:jc w:val="both"/>
       </w:pPr>
       <w:r>
@@ -1152,7 +1976,122 @@
           <w:rtl w:val="1"/>
           <w:lang w:bidi="he-IL"/>
         </w:rPr>
-        <w:t>הנטען בסעיף 10 מוכחש: הגוף שדן בעניינה של הנתבעת הוא ועדה פנימית של התובעת, שלא שמעה אותה ולא בחנה את התבחינים. ביחס לסעיף 18: אין הכחשה לעצם קיומו של המסמך שבנספח 4, ומוכחש כי המדובר בהחלטה שנתקבלה כדין. הנטען בסעיפים 16 ו-19 מוכחש: אין הכחשה לקיומם של הטפסים וההצהרות, אך המסקנה המבוקשת מהם מוכחשת כמפורט לעיל. הנטען בסעיף 11 מוכחש; לא צורפה ולו דרישת פינוי אחת. סעיפים 12 ו-20 אינם טענות שבעובדה ואינם טעונים הכחשה. הנטען בסעיפים 21 ו-22 מוכחש.</w:t>
+        <w:t>הנטען בסעיפים 2, 9 ו-15 מוכחש מכל וכל: הנתבעת אינה פולשת ואינה מחזיקה בדירה שלא כדין.</w:t>
+      </w:r>
+    </w:p>
+    <w:p>
+      <w:pPr>
+        <w:numPr>
+          <w:ilvl w:val="0"/>
+          <w:numId w:val="77"/>
+        </w:numPr>
+        <w:bidi w:val="1"/>
+        <w:spacing w:lineRule="auto" w:line="360" w:after="80" w:before="0"/>
+        <w:jc w:val="both"/>
+      </w:pPr>
+      <w:r>
+        <w:rPr>
+          <w:rFonts w:ascii="David" w:hAnsi="David" w:cs="David" w:eastAsia="David" w:hint="cs"/>
+          <w:b w:val="0"/>
+          <w:sz w:val="24"/>
+          <w:szCs w:val="24"/>
+          <w:u w:val="none"/>
+          <w:rtl w:val="1"/>
+          <w:lang w:bidi="he-IL"/>
+        </w:rPr>
+        <w:t>הנטען בסעיפים 3, 4, 23 ו-24 מוכחש; אין התובעת זכאית לסעד כלשהו, וממילא לא להוצאות מוגברות.</w:t>
+      </w:r>
+    </w:p>
+    <w:p>
+      <w:pPr>
+        <w:numPr>
+          <w:ilvl w:val="0"/>
+          <w:numId w:val="77"/>
+        </w:numPr>
+        <w:bidi w:val="1"/>
+        <w:spacing w:lineRule="auto" w:line="360" w:after="80" w:before="0"/>
+        <w:jc w:val="both"/>
+      </w:pPr>
+      <w:r>
+        <w:rPr>
+          <w:rFonts w:ascii="David" w:hAnsi="David" w:cs="David" w:eastAsia="David" w:hint="cs"/>
+          <w:b w:val="0"/>
+          <w:sz w:val="24"/>
+          <w:szCs w:val="24"/>
+          <w:u w:val="none"/>
+          <w:rtl w:val="1"/>
+          <w:lang w:bidi="he-IL"/>
+        </w:rPr>
+        <w:t>הנטען בסעיף 10 מוכחש: הגוף שדן בעניינה של הנתבעת הוא ועדה פנימית של התובעת, שלא שמעה אותה ולא בחנה את התבחינים.</w:t>
+      </w:r>
+    </w:p>
+    <w:p>
+      <w:pPr>
+        <w:numPr>
+          <w:ilvl w:val="0"/>
+          <w:numId w:val="77"/>
+        </w:numPr>
+        <w:bidi w:val="1"/>
+        <w:spacing w:lineRule="auto" w:line="360" w:after="80" w:before="0"/>
+        <w:jc w:val="both"/>
+      </w:pPr>
+      <w:r>
+        <w:rPr>
+          <w:rFonts w:ascii="David" w:hAnsi="David" w:cs="David" w:eastAsia="David" w:hint="cs"/>
+          <w:b w:val="0"/>
+          <w:sz w:val="24"/>
+          <w:szCs w:val="24"/>
+          <w:u w:val="none"/>
+          <w:rtl w:val="1"/>
+          <w:lang w:bidi="he-IL"/>
+        </w:rPr>
+        <w:t>ביחס לסעיף 18: אין הכחשה לעצם קיומו של המסמך שבנספח 4, ומוכחש כי המדובר בהחלטה שנתקבלה כדין.</w:t>
+      </w:r>
+    </w:p>
+    <w:p>
+      <w:pPr>
+        <w:numPr>
+          <w:ilvl w:val="0"/>
+          <w:numId w:val="77"/>
+        </w:numPr>
+        <w:bidi w:val="1"/>
+        <w:spacing w:lineRule="auto" w:line="360" w:after="80" w:before="0"/>
+        <w:jc w:val="both"/>
+      </w:pPr>
+      <w:r>
+        <w:rPr>
+          <w:rFonts w:ascii="David" w:hAnsi="David" w:cs="David" w:eastAsia="David" w:hint="cs"/>
+          <w:b w:val="0"/>
+          <w:sz w:val="24"/>
+          <w:szCs w:val="24"/>
+          <w:u w:val="none"/>
+          <w:rtl w:val="1"/>
+          <w:lang w:bidi="he-IL"/>
+        </w:rPr>
+        <w:t>הנטען בסעיפים 16 ו-19 מוכחש: אין הכחשה לקיומם של הטפסים וההצהרות, אך המסקנה המבוקשת מהם מוכחשת כמפורט לעיל.</w:t>
+      </w:r>
+    </w:p>
+    <w:p>
+      <w:pPr>
+        <w:numPr>
+          <w:ilvl w:val="0"/>
+          <w:numId w:val="77"/>
+        </w:numPr>
+        <w:bidi w:val="1"/>
+        <w:spacing w:lineRule="auto" w:line="360" w:after="80" w:before="0"/>
+        <w:jc w:val="both"/>
+      </w:pPr>
+      <w:r>
+        <w:rPr>
+          <w:rFonts w:ascii="David" w:hAnsi="David" w:cs="David" w:eastAsia="David" w:hint="cs"/>
+          <w:b w:val="0"/>
+          <w:sz w:val="24"/>
+          <w:szCs w:val="24"/>
+          <w:u w:val="none"/>
+          <w:rtl w:val="1"/>
+          <w:lang w:bidi="he-IL"/>
+        </w:rPr>
+        <w:t>הנטען בסעיף 11 מוכחש; לא צורפה ולו דרישת פינוי אחת. סעיפים 12 ו-20 אינם טענות שבעובדה ואינם טעונים הכחשה. הנטען בסעיפים 21 ו-22 מוכחש.</w:t>
       </w:r>
     </w:p>
     <w:p>
@@ -1184,7 +2123,7 @@
           <w:numId w:val="77"/>
         </w:numPr>
         <w:bidi w:val="1"/>
-        <w:spacing w:lineRule="auto" w:line="360" w:after="100" w:before="0"/>
+        <w:spacing w:lineRule="auto" w:line="360" w:after="80" w:before="0"/>
         <w:jc w:val="both"/>
       </w:pPr>
       <w:r>
@@ -1197,7 +2136,30 @@
           <w:rtl w:val="1"/>
           <w:lang w:bidi="he-IL"/>
         </w:rPr>
-        <w:t>אשר על כן מתבקש בית המשפט הנכבד לדחות את התביעה ולחייב את התובעת בהוצאות ובשכ"ט עו"ד; ולחלופין, ליתן את הסעדים המפורטים בחלק השני לעיל.</w:t>
+        <w:t>אשר על כן, מתבקש בית המשפט הנכבד לדחות את התביעה במלואה ולחייב את התובעת בהוצאות המשפט ובשכר טרחת עו"ד.</w:t>
+      </w:r>
+    </w:p>
+    <w:p>
+      <w:pPr>
+        <w:numPr>
+          <w:ilvl w:val="0"/>
+          <w:numId w:val="77"/>
+        </w:numPr>
+        <w:bidi w:val="1"/>
+        <w:spacing w:lineRule="auto" w:line="360" w:after="80" w:before="0"/>
+        <w:jc w:val="both"/>
+      </w:pPr>
+      <w:r>
+        <w:rPr>
+          <w:rFonts w:ascii="David" w:hAnsi="David" w:cs="David" w:eastAsia="David" w:hint="cs"/>
+          <w:b w:val="0"/>
+          <w:sz w:val="24"/>
+          <w:szCs w:val="24"/>
+          <w:u w:val="none"/>
+          <w:rtl w:val="1"/>
+          <w:lang w:bidi="he-IL"/>
+        </w:rPr>
+        <w:t>לחלופין, וככל שלא תידחה התביעה במלואה, מתבקש בית המשפט הנכבד ליתן את הסעדים המפורטים בחלק השני לעיל.</w:t>
       </w:r>
     </w:p>
     <w:p>
